--- a/public/assets/content/downloads/en/pages/funding-opportunities-for-junior-researcher/clariah-at-travelbursaries-earlycareer-2026.docx
+++ b/public/assets/content/downloads/en/pages/funding-opportunities-for-junior-researcher/clariah-at-travelbursaries-earlycareer-2026.docx
@@ -1,776 +1,876 @@
 
 <file path=word/document.xml><?xml version="1.0" encoding="utf-8"?>
-<w:document xmlns:mc="http://schemas.openxmlformats.org/markup-compatibility/2006" xmlns:o="urn:schemas-microsoft-com:office:office" xmlns:r="http://schemas.openxmlformats.org/officeDocument/2006/relationships" xmlns:m="http://schemas.openxmlformats.org/officeDocument/2006/math" xmlns:v="urn:schemas-microsoft-com:vml" xmlns:wp="http://schemas.openxmlformats.org/drawingml/2006/wordprocessingDrawing" xmlns:w10="urn:schemas-microsoft-com:office:word" xmlns:w="http://schemas.openxmlformats.org/wordprocessingml/2006/main" xmlns:wne="http://schemas.microsoft.com/office/word/2006/wordml" xmlns:sl="http://schemas.openxmlformats.org/schemaLibrary/2006/main" xmlns:a="http://schemas.openxmlformats.org/drawingml/2006/main" xmlns:pic="http://schemas.openxmlformats.org/drawingml/2006/picture" xmlns:c="http://schemas.openxmlformats.org/drawingml/2006/chart" xmlns:lc="http://schemas.openxmlformats.org/drawingml/2006/lockedCanvas" xmlns:dgm="http://schemas.openxmlformats.org/drawingml/2006/diagram" xmlns:wps="http://schemas.microsoft.com/office/word/2010/wordprocessingShape" xmlns:wpg="http://schemas.microsoft.com/office/word/2010/wordprocessingGroup" xmlns:w14="http://schemas.microsoft.com/office/word/2010/wordml" xmlns:w15="http://schemas.microsoft.com/office/word/2012/wordml" xmlns:w16="http://schemas.microsoft.com/office/word/2018/wordml" xmlns:w16cex="http://schemas.microsoft.com/office/word/2018/wordml/cex" xmlns:w16cid="http://schemas.microsoft.com/office/word/2016/wordml/cid" xmlns="http://schemas.microsoft.com/office/tasks/2019/documenttasks" xmlns:cr="http://schemas.microsoft.com/office/comments/2020/reactions">
+<w:document xmlns:wpc="http://schemas.microsoft.com/office/word/2010/wordprocessingCanvas" xmlns:cx="http://schemas.microsoft.com/office/drawing/2014/chartex" xmlns:cx1="http://schemas.microsoft.com/office/drawing/2015/9/8/chartex" xmlns:cx2="http://schemas.microsoft.com/office/drawing/2015/10/21/chartex" xmlns:cx3="http://schemas.microsoft.com/office/drawing/2016/5/9/chartex" xmlns:cx4="http://schemas.microsoft.com/office/drawing/2016/5/10/chartex" xmlns:cx5="http://schemas.microsoft.com/office/drawing/2016/5/11/chartex" xmlns:cx6="http://schemas.microsoft.com/office/drawing/2016/5/12/chartex" xmlns:cx7="http://schemas.microsoft.com/office/drawing/2016/5/13/chartex" xmlns:cx8="http://schemas.microsoft.com/office/drawing/2016/5/14/chartex" xmlns:mc="http://schemas.openxmlformats.org/markup-compatibility/2006" xmlns:aink="http://schemas.microsoft.com/office/drawing/2016/ink" xmlns:am3d="http://schemas.microsoft.com/office/drawing/2017/model3d" xmlns:o="urn:schemas-microsoft-com:office:office" xmlns:oel="http://schemas.microsoft.com/office/2019/extlst" xmlns:r="http://schemas.openxmlformats.org/officeDocument/2006/relationships" xmlns:m="http://schemas.openxmlformats.org/officeDocument/2006/math" xmlns:v="urn:schemas-microsoft-com:vml" xmlns:wp14="http://schemas.microsoft.com/office/word/2010/wordprocessingDrawing" xmlns:wp="http://schemas.openxmlformats.org/drawingml/2006/wordprocessingDrawing" xmlns:w10="urn:schemas-microsoft-com:office:word" xmlns:w="http://schemas.openxmlformats.org/wordprocessingml/2006/main" xmlns:w14="http://schemas.microsoft.com/office/word/2010/wordml" xmlns:w15="http://schemas.microsoft.com/office/word/2012/wordml" xmlns:w16cex="http://schemas.microsoft.com/office/word/2018/wordml/cex" xmlns:w16cid="http://schemas.microsoft.com/office/word/2016/wordml/cid" xmlns:w16="http://schemas.microsoft.com/office/word/2018/wordml" xmlns:w16du="http://schemas.microsoft.com/office/word/2023/wordml/word16du" xmlns:w16sdtdh="http://schemas.microsoft.com/office/word/2020/wordml/sdtdatahash" xmlns:w16sdtfl="http://schemas.microsoft.com/office/word/2024/wordml/sdtformatlock" xmlns:w16se="http://schemas.microsoft.com/office/word/2015/wordml/symex" xmlns:wpg="http://schemas.microsoft.com/office/word/2010/wordprocessingGroup" xmlns:wpi="http://schemas.microsoft.com/office/word/2010/wordprocessingInk" xmlns:wne="http://schemas.microsoft.com/office/word/2006/wordml" xmlns:wps="http://schemas.microsoft.com/office/word/2010/wordprocessingShape" mc:Ignorable="w14 w15 w16se w16cid w16 w16cex w16sdtdh w16sdtfl w16du wp14">
   <w:background w:color="FFFFFF"/>
   <w:body>
     <w:p>
       <w:pPr>
-        <w:pStyle w:val="Heading2"/>
+        <w:pStyle w:val="berschrift2"/>
         <w:spacing w:line="480" w:lineRule="auto"/>
         <w:jc w:val="center"/>
         <w:rPr>
-          <w:rFonts w:ascii="Helvetica Neue" w:cs="Helvetica Neue" w:eastAsia="Helvetica Neue" w:hAnsi="Helvetica Neue"/>
-          <w:b w:val="1"/>
-          <w:bCs w:val="1"/>
-        </w:rPr>
-      </w:pPr>
-      <w:bookmarkStart w:colFirst="0" w:colLast="0" w:name="_heading=h.fm9sh0jidadk" w:id="0"/>
+          <w:rFonts w:ascii="DM Sans 14pt" w:eastAsia="Helvetica Neue" w:hAnsi="DM Sans 14pt" w:cs="Helvetica Neue"/>
+          <w:b/>
+          <w:bCs/>
+          <w:color w:val="1F3362"/>
+        </w:rPr>
+      </w:pPr>
+      <w:bookmarkStart w:id="0" w:name="_heading=h.fm9sh0jidadk" w:colFirst="0" w:colLast="0"/>
       <w:bookmarkEnd w:id="0"/>
       <w:r>
         <w:rPr>
-          <w:rFonts w:ascii="Helvetica Neue" w:cs="Helvetica Neue" w:eastAsia="Helvetica Neue" w:hAnsi="Helvetica Neue"/>
-          <w:b w:val="1"/>
-          <w:bCs w:val="1"/>
-          <w:rtl w:val="0"/>
-        </w:rPr>
-        <w:t xml:space="preserve">CLARIAH-AT Travel Bursary (for Early Career Researchers)</w:t>
-      </w:r>
-    </w:p>
-    <w:p>
-      <w:pPr>
-        <w:rPr>
-          <w:rFonts w:ascii="Helvetica Neue" w:cs="Helvetica Neue" w:eastAsia="Helvetica Neue" w:hAnsi="Helvetica Neue"/>
-        </w:rPr>
-      </w:pPr>
-      <w:r>
-        <w:rPr>
-          <w:rFonts w:ascii="Helvetica Neue" w:cs="Helvetica Neue" w:eastAsia="Helvetica Neue" w:hAnsi="Helvetica Neue"/>
-          <w:rtl w:val="0"/>
+          <w:rFonts w:ascii="DM Sans 14pt" w:eastAsia="Helvetica Neue" w:hAnsi="DM Sans 14pt" w:cs="Helvetica Neue"/>
+          <w:b/>
+          <w:bCs/>
+          <w:color w:val="1F3362"/>
+        </w:rPr>
+        <w:t>CLARIAH-AT Travel Bursary (for Early Career Researchers)</w:t>
+      </w:r>
+    </w:p>
+    <w:p>
+      <w:pPr>
+        <w:rPr>
+          <w:rFonts w:ascii="DM Sans 14pt" w:eastAsia="Helvetica Neue" w:hAnsi="DM Sans 14pt" w:cs="Helvetica Neue"/>
+        </w:rPr>
+      </w:pPr>
+      <w:r>
+        <w:rPr>
+          <w:rFonts w:ascii="DM Sans 14pt" w:eastAsia="Helvetica Neue" w:hAnsi="DM Sans 14pt" w:cs="Helvetica Neue"/>
         </w:rPr>
         <w:t xml:space="preserve">The CLARIAH-AT Consortium has reserved funding to support travel and networking activities of (early career) researchers who have only limited access to, or no other sources of financial support and wish to present part of their current DH research at a conference in the form of a paper or poster, or extend their knowledge in any area of Digital Humanities through participation in a DH workshop. Please send your application to: </w:t>
       </w:r>
-      <w:hyperlink r:id="rId7">
+      <w:hyperlink r:id="rId8">
         <w:r>
           <w:rPr>
-            <w:rFonts w:ascii="Helvetica Neue" w:cs="Helvetica Neue" w:eastAsia="Helvetica Neue" w:hAnsi="Helvetica Neue"/>
-            <w:color w:val="0000ff"/>
+            <w:rFonts w:ascii="DM Sans 14pt" w:eastAsia="Helvetica Neue" w:hAnsi="DM Sans 14pt" w:cs="Helvetica Neue"/>
+            <w:color w:val="0000FF"/>
             <w:u w:val="single"/>
-            <w:rtl w:val="0"/>
           </w:rPr>
-          <w:t xml:space="preserve">early-career@clariah.at</w:t>
+          <w:t>early-career@clariah.at</w:t>
         </w:r>
       </w:hyperlink>
       <w:r>
         <w:rPr>
-          <w:rFonts w:ascii="Helvetica Neue" w:cs="Helvetica Neue" w:eastAsia="Helvetica Neue" w:hAnsi="Helvetica Neue"/>
-          <w:rtl w:val="0"/>
+          <w:rFonts w:ascii="DM Sans 14pt" w:eastAsia="Helvetica Neue" w:hAnsi="DM Sans 14pt" w:cs="Helvetica Neue"/>
         </w:rPr>
         <w:t xml:space="preserve">. </w:t>
       </w:r>
     </w:p>
     <w:p>
       <w:pPr>
-        <w:pStyle w:val="Heading3"/>
-        <w:rPr>
-          <w:rFonts w:ascii="Helvetica Neue" w:cs="Helvetica Neue" w:eastAsia="Helvetica Neue" w:hAnsi="Helvetica Neue"/>
-          <w:b w:val="1"/>
-          <w:bCs w:val="1"/>
-          <w:color w:val="000000"/>
-        </w:rPr>
-      </w:pPr>
-      <w:bookmarkStart w:colFirst="0" w:colLast="0" w:name="_heading=h.fzrrhfsnq3xe" w:id="1"/>
+        <w:pStyle w:val="berschrift3"/>
+        <w:rPr>
+          <w:rFonts w:ascii="DM Sans 14pt" w:eastAsia="Helvetica Neue" w:hAnsi="DM Sans 14pt" w:cs="Helvetica Neue"/>
+          <w:b/>
+          <w:bCs/>
+          <w:color w:val="1F3362"/>
+        </w:rPr>
+      </w:pPr>
+      <w:bookmarkStart w:id="1" w:name="_heading=h.fzrrhfsnq3xe" w:colFirst="0" w:colLast="0"/>
       <w:bookmarkEnd w:id="1"/>
       <w:r>
         <w:rPr>
-          <w:rFonts w:ascii="Helvetica Neue" w:cs="Helvetica Neue" w:eastAsia="Helvetica Neue" w:hAnsi="Helvetica Neue"/>
-          <w:b w:val="1"/>
-          <w:bCs w:val="1"/>
-          <w:color w:val="000000"/>
-          <w:rtl w:val="0"/>
-        </w:rPr>
-        <w:t xml:space="preserve">Applicant</w:t>
+          <w:rFonts w:ascii="DM Sans 14pt" w:eastAsia="Helvetica Neue" w:hAnsi="DM Sans 14pt" w:cs="Helvetica Neue"/>
+          <w:b/>
+          <w:bCs/>
+          <w:color w:val="1F3362"/>
+        </w:rPr>
+        <w:t>Applicant</w:t>
       </w:r>
     </w:p>
     <w:tbl>
       <w:tblPr>
-        <w:tblStyle w:val="Table1"/>
-        <w:tblW w:w="9630.0" w:type="dxa"/>
-        <w:jc w:val="left"/>
+        <w:tblStyle w:val="a"/>
+        <w:tblW w:w="9630" w:type="dxa"/>
+        <w:tblInd w:w="0" w:type="dxa"/>
         <w:tblBorders>
-          <w:top w:color="000000" w:space="0" w:sz="4" w:val="single"/>
-          <w:left w:color="000000" w:space="0" w:sz="4" w:val="single"/>
-          <w:bottom w:color="000000" w:space="0" w:sz="4" w:val="single"/>
-          <w:right w:color="000000" w:space="0" w:sz="4" w:val="single"/>
-          <w:insideH w:color="000000" w:space="0" w:sz="4" w:val="single"/>
-          <w:insideV w:color="000000" w:space="0" w:sz="4" w:val="single"/>
+          <w:top w:val="single" w:sz="4" w:space="0" w:color="000000"/>
+          <w:left w:val="single" w:sz="4" w:space="0" w:color="000000"/>
+          <w:bottom w:val="single" w:sz="4" w:space="0" w:color="000000"/>
+          <w:right w:val="single" w:sz="4" w:space="0" w:color="000000"/>
+          <w:insideH w:val="single" w:sz="4" w:space="0" w:color="000000"/>
+          <w:insideV w:val="single" w:sz="4" w:space="0" w:color="000000"/>
         </w:tblBorders>
         <w:tblLayout w:type="fixed"/>
-        <w:tblLook w:val="0400"/>
+        <w:tblLook w:val="0400" w:firstRow="0" w:lastRow="0" w:firstColumn="0" w:lastColumn="0" w:noHBand="0" w:noVBand="1"/>
       </w:tblPr>
       <w:tblGrid>
-        <w:gridCol w:w="2972"/>
-        <w:gridCol w:w="6658"/>
-        <w:tblGridChange w:id="0">
-          <w:tblGrid>
-            <w:gridCol w:w="2972"/>
-            <w:gridCol w:w="6658"/>
-          </w:tblGrid>
-        </w:tblGridChange>
+        <w:gridCol w:w="3114"/>
+        <w:gridCol w:w="6516"/>
       </w:tblGrid>
       <w:tr>
-        <w:trPr>
-          <w:cantSplit w:val="0"/>
-          <w:tblHeader w:val="0"/>
-        </w:trPr>
         <w:tc>
-          <w:tcPr/>
+          <w:tcPr>
+            <w:tcW w:w="3114" w:type="dxa"/>
+          </w:tcPr>
           <w:p>
             <w:pPr>
               <w:spacing w:line="480" w:lineRule="auto"/>
               <w:rPr>
-                <w:rFonts w:ascii="Helvetica Neue" w:cs="Helvetica Neue" w:eastAsia="Helvetica Neue" w:hAnsi="Helvetica Neue"/>
+                <w:rFonts w:ascii="DM Sans 14pt" w:eastAsia="Helvetica Neue" w:hAnsi="DM Sans 14pt" w:cs="Helvetica Neue"/>
               </w:rPr>
             </w:pPr>
             <w:r>
               <w:rPr>
-                <w:rFonts w:ascii="Helvetica Neue" w:cs="Helvetica Neue" w:eastAsia="Helvetica Neue" w:hAnsi="Helvetica Neue"/>
-                <w:rtl w:val="0"/>
+                <w:rFonts w:ascii="DM Sans 14pt" w:eastAsia="Helvetica Neue" w:hAnsi="DM Sans 14pt" w:cs="Helvetica Neue"/>
               </w:rPr>
               <w:t xml:space="preserve">First Name: </w:t>
             </w:r>
           </w:p>
         </w:tc>
         <w:tc>
-          <w:tcPr/>
+          <w:tcPr>
+            <w:tcW w:w="6516" w:type="dxa"/>
+          </w:tcPr>
           <w:p>
             <w:pPr>
               <w:spacing w:line="480" w:lineRule="auto"/>
-              <w:rPr/>
             </w:pPr>
-            <w:r>
-              <w:rPr>
-                <w:rtl w:val="0"/>
-              </w:rPr>
-            </w:r>
           </w:p>
         </w:tc>
       </w:tr>
       <w:tr>
-        <w:trPr>
-          <w:cantSplit w:val="0"/>
-          <w:tblHeader w:val="0"/>
-        </w:trPr>
         <w:tc>
-          <w:tcPr/>
+          <w:tcPr>
+            <w:tcW w:w="3114" w:type="dxa"/>
+          </w:tcPr>
           <w:p>
             <w:pPr>
               <w:spacing w:line="480" w:lineRule="auto"/>
               <w:rPr>
-                <w:rFonts w:ascii="Helvetica Neue" w:cs="Helvetica Neue" w:eastAsia="Helvetica Neue" w:hAnsi="Helvetica Neue"/>
+                <w:rFonts w:ascii="DM Sans 14pt" w:eastAsia="Helvetica Neue" w:hAnsi="DM Sans 14pt" w:cs="Helvetica Neue"/>
               </w:rPr>
             </w:pPr>
             <w:r>
               <w:rPr>
-                <w:rFonts w:ascii="Helvetica Neue" w:cs="Helvetica Neue" w:eastAsia="Helvetica Neue" w:hAnsi="Helvetica Neue"/>
-                <w:rtl w:val="0"/>
-              </w:rPr>
-              <w:t xml:space="preserve">Last Name:</w:t>
+                <w:rFonts w:ascii="DM Sans 14pt" w:eastAsia="Helvetica Neue" w:hAnsi="DM Sans 14pt" w:cs="Helvetica Neue"/>
+              </w:rPr>
+              <w:t>Last Name:</w:t>
             </w:r>
           </w:p>
         </w:tc>
         <w:tc>
-          <w:tcPr/>
+          <w:tcPr>
+            <w:tcW w:w="6516" w:type="dxa"/>
+          </w:tcPr>
           <w:p>
             <w:pPr>
               <w:spacing w:line="480" w:lineRule="auto"/>
-              <w:rPr/>
             </w:pPr>
-            <w:r>
-              <w:rPr>
-                <w:rtl w:val="0"/>
-              </w:rPr>
-            </w:r>
           </w:p>
         </w:tc>
       </w:tr>
       <w:tr>
-        <w:trPr>
-          <w:cantSplit w:val="0"/>
-          <w:tblHeader w:val="0"/>
-        </w:trPr>
         <w:tc>
-          <w:tcPr/>
+          <w:tcPr>
+            <w:tcW w:w="3114" w:type="dxa"/>
+          </w:tcPr>
           <w:p>
             <w:pPr>
               <w:spacing w:line="480" w:lineRule="auto"/>
               <w:rPr>
-                <w:rFonts w:ascii="Helvetica Neue" w:cs="Helvetica Neue" w:eastAsia="Helvetica Neue" w:hAnsi="Helvetica Neue"/>
+                <w:rFonts w:ascii="DM Sans 14pt" w:eastAsia="Helvetica Neue" w:hAnsi="DM Sans 14pt" w:cs="Helvetica Neue"/>
               </w:rPr>
             </w:pPr>
             <w:r>
               <w:rPr>
-                <w:rFonts w:ascii="Helvetica Neue" w:cs="Helvetica Neue" w:eastAsia="Helvetica Neue" w:hAnsi="Helvetica Neue"/>
-                <w:rtl w:val="0"/>
-              </w:rPr>
-              <w:t xml:space="preserve">Highest Level of education:</w:t>
+                <w:rFonts w:ascii="DM Sans 14pt" w:eastAsia="Helvetica Neue" w:hAnsi="DM Sans 14pt" w:cs="Helvetica Neue"/>
+              </w:rPr>
+              <w:t>Highest Level of education:</w:t>
             </w:r>
           </w:p>
         </w:tc>
         <w:tc>
-          <w:tcPr/>
+          <w:tcPr>
+            <w:tcW w:w="6516" w:type="dxa"/>
+          </w:tcPr>
           <w:p>
             <w:pPr>
               <w:spacing w:line="480" w:lineRule="auto"/>
-              <w:rPr/>
             </w:pPr>
-            <w:r>
-              <w:rPr>
-                <w:rtl w:val="0"/>
-              </w:rPr>
-            </w:r>
           </w:p>
         </w:tc>
       </w:tr>
       <w:tr>
-        <w:trPr>
-          <w:cantSplit w:val="0"/>
-          <w:tblHeader w:val="0"/>
-        </w:trPr>
         <w:tc>
-          <w:tcPr/>
+          <w:tcPr>
+            <w:tcW w:w="3114" w:type="dxa"/>
+          </w:tcPr>
           <w:p>
             <w:pPr>
               <w:spacing w:line="480" w:lineRule="auto"/>
               <w:rPr>
-                <w:rFonts w:ascii="Helvetica Neue" w:cs="Helvetica Neue" w:eastAsia="Helvetica Neue" w:hAnsi="Helvetica Neue"/>
+                <w:rFonts w:ascii="DM Sans 14pt" w:eastAsia="Helvetica Neue" w:hAnsi="DM Sans 14pt" w:cs="Helvetica Neue"/>
               </w:rPr>
             </w:pPr>
             <w:r>
               <w:rPr>
-                <w:rFonts w:ascii="Helvetica Neue" w:cs="Helvetica Neue" w:eastAsia="Helvetica Neue" w:hAnsi="Helvetica Neue"/>
-                <w:rtl w:val="0"/>
-              </w:rPr>
-              <w:t xml:space="preserve">Field of study/studies:</w:t>
+                <w:rFonts w:ascii="DM Sans 14pt" w:eastAsia="Helvetica Neue" w:hAnsi="DM Sans 14pt" w:cs="Helvetica Neue"/>
+              </w:rPr>
+              <w:t>Field of study/studies:</w:t>
             </w:r>
           </w:p>
         </w:tc>
         <w:tc>
-          <w:tcPr/>
+          <w:tcPr>
+            <w:tcW w:w="6516" w:type="dxa"/>
+          </w:tcPr>
           <w:p>
             <w:pPr>
               <w:spacing w:line="480" w:lineRule="auto"/>
-              <w:rPr/>
             </w:pPr>
-            <w:r>
-              <w:rPr>
-                <w:rtl w:val="0"/>
-              </w:rPr>
-            </w:r>
           </w:p>
         </w:tc>
       </w:tr>
       <w:tr>
-        <w:trPr>
-          <w:cantSplit w:val="0"/>
-          <w:tblHeader w:val="0"/>
-        </w:trPr>
         <w:tc>
-          <w:tcPr/>
+          <w:tcPr>
+            <w:tcW w:w="3114" w:type="dxa"/>
+          </w:tcPr>
           <w:p>
             <w:pPr>
               <w:spacing w:line="480" w:lineRule="auto"/>
               <w:rPr>
-                <w:rFonts w:ascii="Helvetica Neue" w:cs="Helvetica Neue" w:eastAsia="Helvetica Neue" w:hAnsi="Helvetica Neue"/>
+                <w:rFonts w:ascii="DM Sans 14pt" w:eastAsia="Helvetica Neue" w:hAnsi="DM Sans 14pt" w:cs="Helvetica Neue"/>
               </w:rPr>
             </w:pPr>
             <w:r>
               <w:rPr>
-                <w:rFonts w:ascii="Helvetica Neue" w:cs="Helvetica Neue" w:eastAsia="Helvetica Neue" w:hAnsi="Helvetica Neue"/>
-                <w:rtl w:val="0"/>
+                <w:rFonts w:ascii="DM Sans 14pt" w:eastAsia="Helvetica Neue" w:hAnsi="DM Sans 14pt" w:cs="Helvetica Neue"/>
               </w:rPr>
               <w:t xml:space="preserve">Email: </w:t>
             </w:r>
           </w:p>
         </w:tc>
         <w:tc>
-          <w:tcPr/>
+          <w:tcPr>
+            <w:tcW w:w="6516" w:type="dxa"/>
+          </w:tcPr>
           <w:p>
             <w:pPr>
               <w:spacing w:line="480" w:lineRule="auto"/>
-              <w:rPr/>
             </w:pPr>
-            <w:r>
-              <w:rPr>
-                <w:rtl w:val="0"/>
-              </w:rPr>
-            </w:r>
           </w:p>
         </w:tc>
       </w:tr>
       <w:tr>
-        <w:trPr>
-          <w:cantSplit w:val="0"/>
-          <w:tblHeader w:val="0"/>
-        </w:trPr>
         <w:tc>
-          <w:tcPr/>
+          <w:tcPr>
+            <w:tcW w:w="3114" w:type="dxa"/>
+          </w:tcPr>
           <w:p>
             <w:pPr>
               <w:spacing w:line="480" w:lineRule="auto"/>
               <w:rPr>
-                <w:rFonts w:ascii="Helvetica Neue" w:cs="Helvetica Neue" w:eastAsia="Helvetica Neue" w:hAnsi="Helvetica Neue"/>
+                <w:rFonts w:ascii="DM Sans 14pt" w:eastAsia="Helvetica Neue" w:hAnsi="DM Sans 14pt" w:cs="Helvetica Neue"/>
               </w:rPr>
             </w:pPr>
             <w:r>
               <w:rPr>
-                <w:rFonts w:ascii="Helvetica Neue" w:cs="Helvetica Neue" w:eastAsia="Helvetica Neue" w:hAnsi="Helvetica Neue"/>
-                <w:rtl w:val="0"/>
-              </w:rPr>
-              <w:t xml:space="preserve">Home institution:</w:t>
+                <w:rFonts w:ascii="DM Sans 14pt" w:eastAsia="Helvetica Neue" w:hAnsi="DM Sans 14pt" w:cs="Helvetica Neue"/>
+              </w:rPr>
+              <w:t>Home institution:</w:t>
             </w:r>
           </w:p>
         </w:tc>
         <w:tc>
-          <w:tcPr/>
+          <w:tcPr>
+            <w:tcW w:w="6516" w:type="dxa"/>
+          </w:tcPr>
           <w:p>
             <w:pPr>
               <w:spacing w:line="480" w:lineRule="auto"/>
-              <w:rPr/>
             </w:pPr>
-            <w:r>
-              <w:rPr>
-                <w:rtl w:val="0"/>
-              </w:rPr>
-            </w:r>
           </w:p>
         </w:tc>
       </w:tr>
       <w:tr>
-        <w:trPr>
-          <w:cantSplit w:val="0"/>
-          <w:tblHeader w:val="0"/>
-        </w:trPr>
         <w:tc>
-          <w:tcPr/>
+          <w:tcPr>
+            <w:tcW w:w="3114" w:type="dxa"/>
+          </w:tcPr>
           <w:p>
             <w:pPr>
-              <w:spacing w:line="480" w:lineRule="auto"/>
-              <w:rPr>
-                <w:rFonts w:ascii="Helvetica Neue" w:cs="Helvetica Neue" w:eastAsia="Helvetica Neue" w:hAnsi="Helvetica Neue"/>
+              <w:spacing w:line="276" w:lineRule="auto"/>
+              <w:rPr>
+                <w:rFonts w:ascii="DM Sans 14pt" w:eastAsia="Helvetica Neue" w:hAnsi="DM Sans 14pt" w:cs="Helvetica Neue"/>
               </w:rPr>
             </w:pPr>
             <w:r>
               <w:rPr>
-                <w:rFonts w:ascii="Helvetica Neue" w:cs="Helvetica Neue" w:eastAsia="Helvetica Neue" w:hAnsi="Helvetica Neue"/>
-                <w:rtl w:val="0"/>
-              </w:rPr>
-              <w:t xml:space="preserve">Address of home institution:</w:t>
+                <w:rFonts w:ascii="DM Sans 14pt" w:eastAsia="Helvetica Neue" w:hAnsi="DM Sans 14pt" w:cs="Helvetica Neue"/>
+              </w:rPr>
+              <w:t>Address of home institution:</w:t>
             </w:r>
           </w:p>
         </w:tc>
         <w:tc>
-          <w:tcPr/>
+          <w:tcPr>
+            <w:tcW w:w="6516" w:type="dxa"/>
+          </w:tcPr>
           <w:p>
             <w:pPr>
               <w:spacing w:line="480" w:lineRule="auto"/>
-              <w:rPr/>
             </w:pPr>
-            <w:r>
-              <w:rPr>
-                <w:rtl w:val="0"/>
-              </w:rPr>
-            </w:r>
           </w:p>
         </w:tc>
       </w:tr>
       <w:tr>
-        <w:trPr>
-          <w:cantSplit w:val="0"/>
-          <w:tblHeader w:val="0"/>
-        </w:trPr>
         <w:tc>
-          <w:tcPr/>
+          <w:tcPr>
+            <w:tcW w:w="3114" w:type="dxa"/>
+          </w:tcPr>
           <w:p>
             <w:pPr>
-              <w:spacing w:line="480" w:lineRule="auto"/>
-              <w:rPr>
-                <w:rFonts w:ascii="Helvetica Neue" w:cs="Helvetica Neue" w:eastAsia="Helvetica Neue" w:hAnsi="Helvetica Neue"/>
+              <w:widowControl w:val="0"/>
+              <w:rPr>
+                <w:rFonts w:ascii="DM Sans 14pt" w:eastAsia="Helvetica Neue" w:hAnsi="DM Sans 14pt" w:cs="Helvetica Neue"/>
               </w:rPr>
             </w:pPr>
             <w:r>
               <w:rPr>
-                <w:rFonts w:ascii="Helvetica Neue" w:cs="Helvetica Neue" w:eastAsia="Helvetica Neue" w:hAnsi="Helvetica Neue"/>
-                <w:rtl w:val="0"/>
-              </w:rPr>
-              <w:t xml:space="preserve">Current research project (e.g. PhD, post-doc; title, abstract of ca. 1000 characters excluding spaces):</w:t>
+                <w:rFonts w:ascii="DM Sans 14pt" w:eastAsia="Helvetica Neue" w:hAnsi="DM Sans 14pt" w:cs="Helvetica Neue"/>
+              </w:rPr>
+              <w:t>Current research project (e.g. PhD, post-doc; title, abstract of ca. 1000 characters excluding spaces):</w:t>
             </w:r>
           </w:p>
         </w:tc>
         <w:tc>
-          <w:tcPr/>
+          <w:tcPr>
+            <w:tcW w:w="6516" w:type="dxa"/>
+          </w:tcPr>
           <w:p>
             <w:pPr>
-              <w:spacing w:line="480" w:lineRule="auto"/>
-              <w:rPr/>
+              <w:widowControl w:val="0"/>
             </w:pPr>
-            <w:r>
-              <w:rPr>
-                <w:rtl w:val="0"/>
-              </w:rPr>
-            </w:r>
           </w:p>
         </w:tc>
       </w:tr>
     </w:tbl>
     <w:p>
       <w:pPr>
-        <w:pStyle w:val="Heading3"/>
-        <w:rPr>
-          <w:rFonts w:ascii="Helvetica Neue" w:cs="Helvetica Neue" w:eastAsia="Helvetica Neue" w:hAnsi="Helvetica Neue"/>
-          <w:b w:val="1"/>
-          <w:bCs w:val="1"/>
+        <w:pStyle w:val="berschrift3"/>
+        <w:keepNext w:val="0"/>
+        <w:keepLines w:val="0"/>
+        <w:widowControl w:val="0"/>
+        <w:spacing w:line="240" w:lineRule="auto"/>
+        <w:rPr>
+          <w:rFonts w:ascii="DM Sans 14pt" w:eastAsia="Helvetica Neue" w:hAnsi="DM Sans 14pt" w:cs="Helvetica Neue"/>
+          <w:b/>
+          <w:bCs/>
           <w:color w:val="000000"/>
         </w:rPr>
       </w:pPr>
-      <w:bookmarkStart w:colFirst="0" w:colLast="0" w:name="_heading=h.6ruqiciwd2by" w:id="2"/>
+      <w:bookmarkStart w:id="2" w:name="_heading=h.6ruqiciwd2by" w:colFirst="0" w:colLast="0"/>
       <w:bookmarkEnd w:id="2"/>
-      <w:r>
-        <w:rPr>
-          <w:rFonts w:ascii="Helvetica Neue" w:cs="Helvetica Neue" w:eastAsia="Helvetica Neue" w:hAnsi="Helvetica Neue"/>
-          <w:b w:val="1"/>
-          <w:bCs w:val="1"/>
+    </w:p>
+    <w:p>
+      <w:pPr>
+        <w:pStyle w:val="berschrift3"/>
+        <w:keepNext w:val="0"/>
+        <w:keepLines w:val="0"/>
+        <w:widowControl w:val="0"/>
+        <w:spacing w:line="240" w:lineRule="auto"/>
+        <w:rPr>
+          <w:rFonts w:ascii="DM Sans 14pt" w:eastAsia="Helvetica Neue" w:hAnsi="DM Sans 14pt" w:cs="Helvetica Neue"/>
+          <w:b/>
+          <w:bCs/>
           <w:color w:val="000000"/>
-          <w:rtl w:val="0"/>
-        </w:rPr>
-        <w:t xml:space="preserve">Supervisor</w:t>
-      </w:r>
-    </w:p>
+        </w:rPr>
+      </w:pPr>
+      <w:r>
+        <w:rPr>
+          <w:rFonts w:ascii="DM Sans 14pt" w:eastAsia="Helvetica Neue" w:hAnsi="DM Sans 14pt" w:cs="Helvetica Neue"/>
+          <w:b/>
+          <w:bCs/>
+          <w:color w:val="000000"/>
+        </w:rPr>
+        <w:br/>
+      </w:r>
+    </w:p>
+    <w:p>
+      <w:pPr>
+        <w:pStyle w:val="berschrift3"/>
+        <w:keepNext w:val="0"/>
+        <w:keepLines w:val="0"/>
+        <w:widowControl w:val="0"/>
+        <w:spacing w:line="240" w:lineRule="auto"/>
+        <w:rPr>
+          <w:rFonts w:ascii="DM Sans 14pt" w:eastAsia="Helvetica Neue" w:hAnsi="DM Sans 14pt" w:cs="Helvetica Neue"/>
+          <w:b/>
+          <w:bCs/>
+          <w:color w:val="000000"/>
+        </w:rPr>
+      </w:pPr>
+    </w:p>
+    <w:p>
+      <w:pPr>
+        <w:pStyle w:val="berschrift3"/>
+        <w:keepNext w:val="0"/>
+        <w:keepLines w:val="0"/>
+        <w:widowControl w:val="0"/>
+        <w:spacing w:line="240" w:lineRule="auto"/>
+        <w:rPr>
+          <w:rFonts w:ascii="DM Sans 14pt" w:eastAsia="Helvetica Neue" w:hAnsi="DM Sans 14pt" w:cs="Helvetica Neue"/>
+          <w:b/>
+          <w:bCs/>
+          <w:color w:val="000000"/>
+        </w:rPr>
+      </w:pPr>
+    </w:p>
+    <w:p/>
+    <w:p/>
+    <w:p/>
+    <w:p>
+      <w:pPr>
+        <w:pStyle w:val="berschrift3"/>
+        <w:keepNext w:val="0"/>
+        <w:keepLines w:val="0"/>
+        <w:widowControl w:val="0"/>
+        <w:spacing w:line="240" w:lineRule="auto"/>
+        <w:rPr>
+          <w:rFonts w:ascii="DM Sans 14pt" w:eastAsia="Helvetica Neue" w:hAnsi="DM Sans 14pt" w:cs="Helvetica Neue"/>
+          <w:b/>
+          <w:bCs/>
+          <w:color w:val="1F3362"/>
+        </w:rPr>
+      </w:pPr>
+      <w:r>
+        <w:rPr>
+          <w:rFonts w:ascii="DM Sans 14pt" w:eastAsia="Helvetica Neue" w:hAnsi="DM Sans 14pt" w:cs="Helvetica Neue"/>
+          <w:b/>
+          <w:bCs/>
+          <w:color w:val="1F3362"/>
+        </w:rPr>
+        <w:lastRenderedPageBreak/>
+        <w:t>Supervisor</w:t>
+      </w:r>
+    </w:p>
+    <w:p/>
     <w:tbl>
       <w:tblPr>
-        <w:tblStyle w:val="Table2"/>
-        <w:tblW w:w="9630.0" w:type="dxa"/>
-        <w:jc w:val="left"/>
+        <w:tblStyle w:val="a0"/>
+        <w:tblW w:w="9630" w:type="dxa"/>
+        <w:tblInd w:w="0" w:type="dxa"/>
         <w:tblBorders>
-          <w:top w:color="000000" w:space="0" w:sz="4" w:val="single"/>
-          <w:left w:color="000000" w:space="0" w:sz="4" w:val="single"/>
-          <w:bottom w:color="000000" w:space="0" w:sz="4" w:val="single"/>
-          <w:right w:color="000000" w:space="0" w:sz="4" w:val="single"/>
-          <w:insideH w:color="000000" w:space="0" w:sz="4" w:val="single"/>
-          <w:insideV w:color="000000" w:space="0" w:sz="4" w:val="single"/>
+          <w:top w:val="single" w:sz="4" w:space="0" w:color="000000"/>
+          <w:left w:val="single" w:sz="4" w:space="0" w:color="000000"/>
+          <w:bottom w:val="single" w:sz="4" w:space="0" w:color="000000"/>
+          <w:right w:val="single" w:sz="4" w:space="0" w:color="000000"/>
+          <w:insideH w:val="single" w:sz="4" w:space="0" w:color="000000"/>
+          <w:insideV w:val="single" w:sz="4" w:space="0" w:color="000000"/>
         </w:tblBorders>
         <w:tblLayout w:type="fixed"/>
-        <w:tblLook w:val="0400"/>
+        <w:tblLook w:val="0400" w:firstRow="0" w:lastRow="0" w:firstColumn="0" w:lastColumn="0" w:noHBand="0" w:noVBand="1"/>
       </w:tblPr>
       <w:tblGrid>
         <w:gridCol w:w="2830"/>
         <w:gridCol w:w="6800"/>
-        <w:tblGridChange w:id="0">
-          <w:tblGrid>
-            <w:gridCol w:w="2830"/>
-            <w:gridCol w:w="6800"/>
-          </w:tblGrid>
-        </w:tblGridChange>
       </w:tblGrid>
       <w:tr>
-        <w:trPr>
-          <w:cantSplit w:val="0"/>
-          <w:tblHeader w:val="0"/>
-        </w:trPr>
         <w:tc>
-          <w:tcPr/>
+          <w:tcPr>
+            <w:tcW w:w="2830" w:type="dxa"/>
+          </w:tcPr>
           <w:p>
             <w:pPr>
               <w:spacing w:line="480" w:lineRule="auto"/>
               <w:rPr>
-                <w:rFonts w:ascii="Helvetica Neue" w:cs="Helvetica Neue" w:eastAsia="Helvetica Neue" w:hAnsi="Helvetica Neue"/>
+                <w:rFonts w:ascii="DM Sans 14pt" w:eastAsia="Helvetica Neue" w:hAnsi="DM Sans 14pt" w:cs="Helvetica Neue"/>
               </w:rPr>
             </w:pPr>
             <w:r>
               <w:rPr>
-                <w:rFonts w:ascii="Helvetica Neue" w:cs="Helvetica Neue" w:eastAsia="Helvetica Neue" w:hAnsi="Helvetica Neue"/>
-                <w:rtl w:val="0"/>
+                <w:rFonts w:ascii="DM Sans 14pt" w:eastAsia="Helvetica Neue" w:hAnsi="DM Sans 14pt" w:cs="Helvetica Neue"/>
               </w:rPr>
               <w:t xml:space="preserve">First Name: </w:t>
             </w:r>
           </w:p>
         </w:tc>
         <w:tc>
-          <w:tcPr/>
+          <w:tcPr>
+            <w:tcW w:w="6800" w:type="dxa"/>
+          </w:tcPr>
           <w:p>
             <w:pPr>
               <w:spacing w:line="480" w:lineRule="auto"/>
-              <w:rPr/>
+              <w:rPr>
+                <w:rFonts w:ascii="DM Sans 14pt" w:hAnsi="DM Sans 14pt"/>
+              </w:rPr>
             </w:pPr>
-            <w:r>
-              <w:rPr>
-                <w:rtl w:val="0"/>
-              </w:rPr>
-            </w:r>
           </w:p>
         </w:tc>
       </w:tr>
       <w:tr>
-        <w:trPr>
-          <w:cantSplit w:val="0"/>
-          <w:tblHeader w:val="0"/>
-        </w:trPr>
         <w:tc>
-          <w:tcPr/>
+          <w:tcPr>
+            <w:tcW w:w="2830" w:type="dxa"/>
+          </w:tcPr>
           <w:p>
             <w:pPr>
               <w:spacing w:line="480" w:lineRule="auto"/>
               <w:rPr>
-                <w:rFonts w:ascii="Helvetica Neue" w:cs="Helvetica Neue" w:eastAsia="Helvetica Neue" w:hAnsi="Helvetica Neue"/>
+                <w:rFonts w:ascii="DM Sans 14pt" w:eastAsia="Helvetica Neue" w:hAnsi="DM Sans 14pt" w:cs="Helvetica Neue"/>
               </w:rPr>
             </w:pPr>
             <w:r>
               <w:rPr>
-                <w:rFonts w:ascii="Helvetica Neue" w:cs="Helvetica Neue" w:eastAsia="Helvetica Neue" w:hAnsi="Helvetica Neue"/>
-                <w:rtl w:val="0"/>
-              </w:rPr>
-              <w:t xml:space="preserve">Last Name:</w:t>
+                <w:rFonts w:ascii="DM Sans 14pt" w:eastAsia="Helvetica Neue" w:hAnsi="DM Sans 14pt" w:cs="Helvetica Neue"/>
+              </w:rPr>
+              <w:t>Last Name:</w:t>
             </w:r>
           </w:p>
         </w:tc>
         <w:tc>
-          <w:tcPr/>
+          <w:tcPr>
+            <w:tcW w:w="6800" w:type="dxa"/>
+          </w:tcPr>
           <w:p>
             <w:pPr>
               <w:spacing w:line="480" w:lineRule="auto"/>
-              <w:rPr/>
+              <w:rPr>
+                <w:rFonts w:ascii="DM Sans 14pt" w:hAnsi="DM Sans 14pt"/>
+              </w:rPr>
             </w:pPr>
-            <w:r>
-              <w:rPr>
-                <w:rtl w:val="0"/>
-              </w:rPr>
-            </w:r>
           </w:p>
         </w:tc>
       </w:tr>
       <w:tr>
-        <w:trPr>
-          <w:cantSplit w:val="0"/>
-          <w:tblHeader w:val="0"/>
-        </w:trPr>
         <w:tc>
-          <w:tcPr/>
+          <w:tcPr>
+            <w:tcW w:w="2830" w:type="dxa"/>
+          </w:tcPr>
           <w:p>
             <w:pPr>
               <w:spacing w:line="480" w:lineRule="auto"/>
               <w:rPr>
-                <w:rFonts w:ascii="Helvetica Neue" w:cs="Helvetica Neue" w:eastAsia="Helvetica Neue" w:hAnsi="Helvetica Neue"/>
+                <w:rFonts w:ascii="DM Sans 14pt" w:eastAsia="Helvetica Neue" w:hAnsi="DM Sans 14pt" w:cs="Helvetica Neue"/>
               </w:rPr>
             </w:pPr>
             <w:r>
               <w:rPr>
-                <w:rFonts w:ascii="Helvetica Neue" w:cs="Helvetica Neue" w:eastAsia="Helvetica Neue" w:hAnsi="Helvetica Neue"/>
-                <w:rtl w:val="0"/>
+                <w:rFonts w:ascii="DM Sans 14pt" w:eastAsia="Helvetica Neue" w:hAnsi="DM Sans 14pt" w:cs="Helvetica Neue"/>
               </w:rPr>
               <w:t xml:space="preserve">Supervision role: </w:t>
             </w:r>
           </w:p>
         </w:tc>
         <w:tc>
-          <w:tcPr/>
+          <w:tcPr>
+            <w:tcW w:w="6800" w:type="dxa"/>
+          </w:tcPr>
           <w:p>
             <w:pPr>
               <w:spacing w:line="480" w:lineRule="auto"/>
-              <w:rPr/>
+              <w:rPr>
+                <w:rFonts w:ascii="DM Sans 14pt" w:hAnsi="DM Sans 14pt"/>
+              </w:rPr>
             </w:pPr>
-            <w:r>
-              <w:rPr>
-                <w:rtl w:val="0"/>
-              </w:rPr>
-            </w:r>
           </w:p>
         </w:tc>
       </w:tr>
       <w:tr>
-        <w:trPr>
-          <w:cantSplit w:val="0"/>
-          <w:tblHeader w:val="0"/>
-        </w:trPr>
         <w:tc>
-          <w:tcPr/>
+          <w:tcPr>
+            <w:tcW w:w="2830" w:type="dxa"/>
+          </w:tcPr>
           <w:p>
             <w:pPr>
               <w:spacing w:line="480" w:lineRule="auto"/>
               <w:rPr>
-                <w:rFonts w:ascii="Helvetica Neue" w:cs="Helvetica Neue" w:eastAsia="Helvetica Neue" w:hAnsi="Helvetica Neue"/>
+                <w:rFonts w:ascii="DM Sans 14pt" w:eastAsia="Helvetica Neue" w:hAnsi="DM Sans 14pt" w:cs="Helvetica Neue"/>
               </w:rPr>
             </w:pPr>
             <w:r>
               <w:rPr>
-                <w:rFonts w:ascii="Helvetica Neue" w:cs="Helvetica Neue" w:eastAsia="Helvetica Neue" w:hAnsi="Helvetica Neue"/>
-                <w:rtl w:val="0"/>
+                <w:rFonts w:ascii="DM Sans 14pt" w:eastAsia="Helvetica Neue" w:hAnsi="DM Sans 14pt" w:cs="Helvetica Neue"/>
               </w:rPr>
               <w:t xml:space="preserve">Email: </w:t>
             </w:r>
           </w:p>
         </w:tc>
         <w:tc>
-          <w:tcPr/>
+          <w:tcPr>
+            <w:tcW w:w="6800" w:type="dxa"/>
+          </w:tcPr>
           <w:p>
             <w:pPr>
               <w:spacing w:line="480" w:lineRule="auto"/>
-              <w:rPr/>
+              <w:rPr>
+                <w:rFonts w:ascii="DM Sans 14pt" w:hAnsi="DM Sans 14pt"/>
+              </w:rPr>
             </w:pPr>
-            <w:r>
-              <w:rPr>
-                <w:rtl w:val="0"/>
-              </w:rPr>
-            </w:r>
           </w:p>
         </w:tc>
       </w:tr>
       <w:tr>
-        <w:trPr>
-          <w:cantSplit w:val="0"/>
-          <w:tblHeader w:val="0"/>
-        </w:trPr>
         <w:tc>
-          <w:tcPr/>
+          <w:tcPr>
+            <w:tcW w:w="2830" w:type="dxa"/>
+          </w:tcPr>
           <w:p>
             <w:pPr>
               <w:spacing w:line="480" w:lineRule="auto"/>
               <w:rPr>
-                <w:rFonts w:ascii="Helvetica Neue" w:cs="Helvetica Neue" w:eastAsia="Helvetica Neue" w:hAnsi="Helvetica Neue"/>
+                <w:rFonts w:ascii="DM Sans 14pt" w:eastAsia="Helvetica Neue" w:hAnsi="DM Sans 14pt" w:cs="Helvetica Neue"/>
               </w:rPr>
             </w:pPr>
             <w:r>
               <w:rPr>
-                <w:rFonts w:ascii="Helvetica Neue" w:cs="Helvetica Neue" w:eastAsia="Helvetica Neue" w:hAnsi="Helvetica Neue"/>
-                <w:rtl w:val="0"/>
-              </w:rPr>
-              <w:t xml:space="preserve">Institution, department:</w:t>
+                <w:rFonts w:ascii="DM Sans 14pt" w:eastAsia="Helvetica Neue" w:hAnsi="DM Sans 14pt" w:cs="Helvetica Neue"/>
+              </w:rPr>
+              <w:t>Institution, department:</w:t>
             </w:r>
           </w:p>
         </w:tc>
         <w:tc>
-          <w:tcPr/>
+          <w:tcPr>
+            <w:tcW w:w="6800" w:type="dxa"/>
+          </w:tcPr>
           <w:p>
             <w:pPr>
               <w:spacing w:line="480" w:lineRule="auto"/>
-              <w:rPr/>
+              <w:rPr>
+                <w:rFonts w:ascii="DM Sans 14pt" w:hAnsi="DM Sans 14pt"/>
+              </w:rPr>
             </w:pPr>
-            <w:r>
-              <w:rPr>
-                <w:rtl w:val="0"/>
-              </w:rPr>
-            </w:r>
           </w:p>
         </w:tc>
       </w:tr>
       <w:tr>
-        <w:trPr>
-          <w:cantSplit w:val="0"/>
-          <w:tblHeader w:val="0"/>
-        </w:trPr>
         <w:tc>
-          <w:tcPr/>
+          <w:tcPr>
+            <w:tcW w:w="2830" w:type="dxa"/>
+          </w:tcPr>
           <w:p>
             <w:pPr>
+              <w:widowControl w:val="0"/>
               <w:spacing w:line="480" w:lineRule="auto"/>
               <w:rPr>
-                <w:rFonts w:ascii="Helvetica Neue" w:cs="Helvetica Neue" w:eastAsia="Helvetica Neue" w:hAnsi="Helvetica Neue"/>
+                <w:rFonts w:ascii="DM Sans 14pt" w:eastAsia="Helvetica Neue" w:hAnsi="DM Sans 14pt" w:cs="Helvetica Neue"/>
               </w:rPr>
             </w:pPr>
             <w:r>
               <w:rPr>
-                <w:rFonts w:ascii="Helvetica Neue" w:cs="Helvetica Neue" w:eastAsia="Helvetica Neue" w:hAnsi="Helvetica Neue"/>
-                <w:rtl w:val="0"/>
-              </w:rPr>
-              <w:t xml:space="preserve">Address:</w:t>
+                <w:rFonts w:ascii="DM Sans 14pt" w:eastAsia="Helvetica Neue" w:hAnsi="DM Sans 14pt" w:cs="Helvetica Neue"/>
+              </w:rPr>
+              <w:t>Address:</w:t>
             </w:r>
           </w:p>
         </w:tc>
         <w:tc>
-          <w:tcPr/>
+          <w:tcPr>
+            <w:tcW w:w="6800" w:type="dxa"/>
+          </w:tcPr>
           <w:p>
             <w:pPr>
+              <w:widowControl w:val="0"/>
               <w:spacing w:line="480" w:lineRule="auto"/>
-              <w:rPr/>
+              <w:rPr>
+                <w:rFonts w:ascii="DM Sans 14pt" w:hAnsi="DM Sans 14pt"/>
+              </w:rPr>
             </w:pPr>
-            <w:r>
-              <w:rPr>
-                <w:rtl w:val="0"/>
-              </w:rPr>
-            </w:r>
           </w:p>
         </w:tc>
       </w:tr>
     </w:tbl>
     <w:p>
       <w:pPr>
-        <w:pStyle w:val="Heading3"/>
-        <w:rPr>
-          <w:rFonts w:ascii="Helvetica Neue" w:cs="Helvetica Neue" w:eastAsia="Helvetica Neue" w:hAnsi="Helvetica Neue"/>
-          <w:b w:val="1"/>
-          <w:bCs w:val="1"/>
+        <w:pStyle w:val="berschrift3"/>
+        <w:keepNext w:val="0"/>
+        <w:keepLines w:val="0"/>
+        <w:widowControl w:val="0"/>
+        <w:rPr>
+          <w:rFonts w:ascii="DM Sans 14pt" w:eastAsia="Helvetica Neue" w:hAnsi="DM Sans 14pt" w:cs="Helvetica Neue"/>
+          <w:b/>
+          <w:bCs/>
           <w:color w:val="000000"/>
         </w:rPr>
       </w:pPr>
-      <w:bookmarkStart w:colFirst="0" w:colLast="0" w:name="_heading=h.gv8yb6dx65vl" w:id="3"/>
+      <w:bookmarkStart w:id="3" w:name="_heading=h.gv8yb6dx65vl" w:colFirst="0" w:colLast="0"/>
       <w:bookmarkEnd w:id="3"/>
-      <w:r>
-        <w:rPr>
-          <w:rFonts w:ascii="Helvetica Neue" w:cs="Helvetica Neue" w:eastAsia="Helvetica Neue" w:hAnsi="Helvetica Neue"/>
-          <w:b w:val="1"/>
-          <w:bCs w:val="1"/>
+    </w:p>
+    <w:p>
+      <w:pPr>
+        <w:pStyle w:val="berschrift3"/>
+        <w:keepNext w:val="0"/>
+        <w:keepLines w:val="0"/>
+        <w:widowControl w:val="0"/>
+        <w:rPr>
+          <w:rFonts w:ascii="DM Sans 14pt" w:eastAsia="Helvetica Neue" w:hAnsi="DM Sans 14pt" w:cs="Helvetica Neue"/>
+          <w:b/>
+          <w:bCs/>
           <w:color w:val="000000"/>
-          <w:rtl w:val="0"/>
-        </w:rPr>
-        <w:t xml:space="preserve">Information on the travel activity</w:t>
-      </w:r>
-    </w:p>
-    <w:p>
-      <w:pPr>
-        <w:spacing w:line="480" w:lineRule="auto"/>
-        <w:rPr>
-          <w:rFonts w:ascii="Helvetica Neue" w:cs="Helvetica Neue" w:eastAsia="Helvetica Neue" w:hAnsi="Helvetica Neue"/>
-        </w:rPr>
-      </w:pPr>
-      <w:r>
-        <w:rPr>
-          <w:rFonts w:ascii="Helvetica Neue" w:cs="Helvetica Neue" w:eastAsia="Helvetica Neue" w:hAnsi="Helvetica Neue"/>
-          <w:rtl w:val="0"/>
-        </w:rPr>
-        <w:t xml:space="preserve">Destination (country, city/town, university):</w:t>
+        </w:rPr>
+      </w:pPr>
+    </w:p>
+    <w:p>
+      <w:pPr>
+        <w:pStyle w:val="berschrift3"/>
+        <w:keepNext w:val="0"/>
+        <w:keepLines w:val="0"/>
+        <w:widowControl w:val="0"/>
+        <w:rPr>
+          <w:rFonts w:ascii="DM Sans 14pt" w:eastAsia="Helvetica Neue" w:hAnsi="DM Sans 14pt" w:cs="Helvetica Neue"/>
+          <w:b/>
+          <w:bCs/>
+          <w:color w:val="000000"/>
+        </w:rPr>
+      </w:pPr>
+    </w:p>
+    <w:p>
+      <w:pPr>
+        <w:pStyle w:val="berschrift3"/>
+        <w:keepNext w:val="0"/>
+        <w:keepLines w:val="0"/>
+        <w:widowControl w:val="0"/>
+        <w:rPr>
+          <w:rFonts w:ascii="DM Sans 14pt" w:eastAsia="Helvetica Neue" w:hAnsi="DM Sans 14pt" w:cs="Helvetica Neue"/>
+          <w:b/>
+          <w:bCs/>
+          <w:color w:val="000000"/>
+        </w:rPr>
+      </w:pPr>
+    </w:p>
+    <w:p>
+      <w:pPr>
+        <w:pStyle w:val="berschrift3"/>
+        <w:keepNext w:val="0"/>
+        <w:keepLines w:val="0"/>
+        <w:widowControl w:val="0"/>
+        <w:rPr>
+          <w:rFonts w:ascii="DM Sans 14pt" w:eastAsia="Helvetica Neue" w:hAnsi="DM Sans 14pt" w:cs="Helvetica Neue"/>
+          <w:b/>
+          <w:bCs/>
+          <w:color w:val="000000"/>
+        </w:rPr>
+      </w:pPr>
+    </w:p>
+    <w:p>
+      <w:pPr>
+        <w:pStyle w:val="berschrift3"/>
+        <w:keepNext w:val="0"/>
+        <w:keepLines w:val="0"/>
+        <w:widowControl w:val="0"/>
+        <w:rPr>
+          <w:rFonts w:ascii="DM Sans 14pt" w:eastAsia="Helvetica Neue" w:hAnsi="DM Sans 14pt" w:cs="Helvetica Neue"/>
+          <w:b/>
+          <w:bCs/>
+          <w:color w:val="000000"/>
+        </w:rPr>
+      </w:pPr>
+    </w:p>
+    <w:p>
+      <w:pPr>
+        <w:pStyle w:val="berschrift3"/>
+        <w:keepNext w:val="0"/>
+        <w:keepLines w:val="0"/>
+        <w:widowControl w:val="0"/>
+        <w:rPr>
+          <w:rFonts w:ascii="DM Sans 14pt" w:eastAsia="Helvetica Neue" w:hAnsi="DM Sans 14pt" w:cs="Helvetica Neue"/>
+          <w:b/>
+          <w:bCs/>
+          <w:color w:val="000000"/>
+        </w:rPr>
+      </w:pPr>
+    </w:p>
+    <w:p>
+      <w:pPr>
+        <w:pStyle w:val="berschrift3"/>
+        <w:keepNext w:val="0"/>
+        <w:keepLines w:val="0"/>
+        <w:widowControl w:val="0"/>
+        <w:rPr>
+          <w:rFonts w:ascii="DM Sans 14pt" w:eastAsia="Helvetica Neue" w:hAnsi="DM Sans 14pt" w:cs="Helvetica Neue"/>
+          <w:b/>
+          <w:bCs/>
+          <w:color w:val="000000"/>
+        </w:rPr>
+      </w:pPr>
+    </w:p>
+    <w:p>
+      <w:pPr>
+        <w:pStyle w:val="berschrift3"/>
+        <w:keepNext w:val="0"/>
+        <w:keepLines w:val="0"/>
+        <w:widowControl w:val="0"/>
+        <w:rPr>
+          <w:rFonts w:ascii="DM Sans 14pt" w:eastAsia="Helvetica Neue" w:hAnsi="DM Sans 14pt" w:cs="Helvetica Neue"/>
+          <w:b/>
+          <w:bCs/>
+          <w:color w:val="000000"/>
+        </w:rPr>
+      </w:pPr>
+    </w:p>
+    <w:p>
+      <w:pPr>
+        <w:pStyle w:val="berschrift3"/>
+        <w:keepNext w:val="0"/>
+        <w:keepLines w:val="0"/>
+        <w:widowControl w:val="0"/>
+        <w:rPr>
+          <w:rFonts w:ascii="DM Sans 14pt" w:eastAsia="Helvetica Neue" w:hAnsi="DM Sans 14pt" w:cs="Helvetica Neue"/>
+          <w:b/>
+          <w:bCs/>
+          <w:color w:val="1F3362"/>
+        </w:rPr>
+      </w:pPr>
+      <w:r>
+        <w:rPr>
+          <w:rFonts w:ascii="DM Sans 14pt" w:eastAsia="Helvetica Neue" w:hAnsi="DM Sans 14pt" w:cs="Helvetica Neue"/>
+          <w:b/>
+          <w:bCs/>
+          <w:color w:val="1F3362"/>
+        </w:rPr>
+        <w:lastRenderedPageBreak/>
+        <w:t>Information on the travel activity</w:t>
+      </w:r>
+    </w:p>
+    <w:p>
+      <w:pPr>
+        <w:spacing w:line="360" w:lineRule="auto"/>
+        <w:rPr>
+          <w:rFonts w:ascii="DM Sans 14pt" w:eastAsia="Helvetica Neue" w:hAnsi="DM Sans 14pt" w:cs="Helvetica Neue"/>
+        </w:rPr>
+      </w:pPr>
+      <w:r>
+        <w:rPr>
+          <w:rFonts w:ascii="DM Sans 14pt" w:eastAsia="Helvetica Neue" w:hAnsi="DM Sans 14pt" w:cs="Helvetica Neue"/>
+        </w:rPr>
+        <w:t>Destination (country, city/town, university):</w:t>
       </w:r>
     </w:p>
     <w:tbl>
       <w:tblPr>
-        <w:tblStyle w:val="Table3"/>
-        <w:tblW w:w="9630.0" w:type="dxa"/>
-        <w:jc w:val="left"/>
+        <w:tblStyle w:val="a1"/>
+        <w:tblW w:w="9630" w:type="dxa"/>
+        <w:tblInd w:w="0" w:type="dxa"/>
         <w:tblBorders>
-          <w:top w:color="000000" w:space="0" w:sz="4" w:val="single"/>
-          <w:left w:color="000000" w:space="0" w:sz="4" w:val="single"/>
-          <w:bottom w:color="000000" w:space="0" w:sz="4" w:val="single"/>
-          <w:right w:color="000000" w:space="0" w:sz="4" w:val="single"/>
-          <w:insideH w:color="000000" w:space="0" w:sz="4" w:val="single"/>
-          <w:insideV w:color="000000" w:space="0" w:sz="4" w:val="single"/>
+          <w:top w:val="single" w:sz="4" w:space="0" w:color="000000"/>
+          <w:left w:val="single" w:sz="4" w:space="0" w:color="000000"/>
+          <w:bottom w:val="single" w:sz="4" w:space="0" w:color="000000"/>
+          <w:right w:val="single" w:sz="4" w:space="0" w:color="000000"/>
+          <w:insideH w:val="single" w:sz="4" w:space="0" w:color="000000"/>
+          <w:insideV w:val="single" w:sz="4" w:space="0" w:color="000000"/>
         </w:tblBorders>
         <w:tblLayout w:type="fixed"/>
-        <w:tblLook w:val="0400"/>
+        <w:tblLook w:val="0400" w:firstRow="0" w:lastRow="0" w:firstColumn="0" w:lastColumn="0" w:noHBand="0" w:noVBand="1"/>
       </w:tblPr>
       <w:tblGrid>
         <w:gridCol w:w="9630"/>
-        <w:tblGridChange w:id="0">
-          <w:tblGrid>
-            <w:gridCol w:w="9630"/>
-          </w:tblGrid>
-        </w:tblGridChange>
       </w:tblGrid>
       <w:tr>
-        <w:trPr>
-          <w:cantSplit w:val="0"/>
-          <w:tblHeader w:val="0"/>
-        </w:trPr>
         <w:tc>
-          <w:tcPr/>
+          <w:tcPr>
+            <w:tcW w:w="9630" w:type="dxa"/>
+          </w:tcPr>
           <w:p>
             <w:pPr>
-              <w:spacing w:line="480" w:lineRule="auto"/>
-              <w:rPr>
-                <w:rFonts w:ascii="Helvetica Neue" w:cs="Helvetica Neue" w:eastAsia="Helvetica Neue" w:hAnsi="Helvetica Neue"/>
+              <w:spacing w:line="360" w:lineRule="auto"/>
+              <w:rPr>
+                <w:rFonts w:ascii="DM Sans 14pt" w:eastAsia="Helvetica Neue" w:hAnsi="DM Sans 14pt" w:cs="Helvetica Neue"/>
               </w:rPr>
             </w:pPr>
-            <w:r>
-              <w:rPr>
-                <w:rtl w:val="0"/>
-              </w:rPr>
-            </w:r>
           </w:p>
         </w:tc>
       </w:tr>
@@ -779,73 +879,55 @@
       <w:pPr>
         <w:spacing w:line="480" w:lineRule="auto"/>
         <w:rPr>
-          <w:rFonts w:ascii="Helvetica Neue" w:cs="Helvetica Neue" w:eastAsia="Helvetica Neue" w:hAnsi="Helvetica Neue"/>
-        </w:rPr>
-      </w:pPr>
-      <w:r>
-        <w:rPr>
-          <w:rtl w:val="0"/>
-        </w:rPr>
-      </w:r>
-    </w:p>
-    <w:p>
-      <w:pPr>
-        <w:spacing w:line="480" w:lineRule="auto"/>
-        <w:rPr>
-          <w:rFonts w:ascii="Helvetica Neue" w:cs="Helvetica Neue" w:eastAsia="Helvetica Neue" w:hAnsi="Helvetica Neue"/>
-        </w:rPr>
-      </w:pPr>
-      <w:r>
-        <w:rPr>
-          <w:rFonts w:ascii="Helvetica Neue" w:cs="Helvetica Neue" w:eastAsia="Helvetica Neue" w:hAnsi="Helvetica Neue"/>
-          <w:rtl w:val="0"/>
+          <w:rFonts w:ascii="DM Sans 14pt" w:eastAsia="Helvetica Neue" w:hAnsi="DM Sans 14pt" w:cs="Helvetica Neue"/>
+        </w:rPr>
+      </w:pPr>
+    </w:p>
+    <w:p>
+      <w:pPr>
+        <w:spacing w:line="360" w:lineRule="auto"/>
+        <w:rPr>
+          <w:rFonts w:ascii="DM Sans 14pt" w:eastAsia="Helvetica Neue" w:hAnsi="DM Sans 14pt" w:cs="Helvetica Neue"/>
+        </w:rPr>
+      </w:pPr>
+      <w:r>
+        <w:rPr>
+          <w:rFonts w:ascii="DM Sans 14pt" w:eastAsia="Helvetica Neue" w:hAnsi="DM Sans 14pt" w:cs="Helvetica Neue"/>
         </w:rPr>
         <w:t xml:space="preserve">Conference / workshop (title, dates, URL): </w:t>
       </w:r>
     </w:p>
     <w:tbl>
       <w:tblPr>
-        <w:tblStyle w:val="Table4"/>
-        <w:tblW w:w="9630.0" w:type="dxa"/>
-        <w:jc w:val="left"/>
+        <w:tblStyle w:val="a2"/>
+        <w:tblW w:w="9630" w:type="dxa"/>
+        <w:tblInd w:w="0" w:type="dxa"/>
         <w:tblBorders>
-          <w:top w:color="000000" w:space="0" w:sz="4" w:val="single"/>
-          <w:left w:color="000000" w:space="0" w:sz="4" w:val="single"/>
-          <w:bottom w:color="000000" w:space="0" w:sz="4" w:val="single"/>
-          <w:right w:color="000000" w:space="0" w:sz="4" w:val="single"/>
-          <w:insideH w:color="000000" w:space="0" w:sz="4" w:val="single"/>
-          <w:insideV w:color="000000" w:space="0" w:sz="4" w:val="single"/>
+          <w:top w:val="single" w:sz="4" w:space="0" w:color="000000"/>
+          <w:left w:val="single" w:sz="4" w:space="0" w:color="000000"/>
+          <w:bottom w:val="single" w:sz="4" w:space="0" w:color="000000"/>
+          <w:right w:val="single" w:sz="4" w:space="0" w:color="000000"/>
+          <w:insideH w:val="single" w:sz="4" w:space="0" w:color="000000"/>
+          <w:insideV w:val="single" w:sz="4" w:space="0" w:color="000000"/>
         </w:tblBorders>
         <w:tblLayout w:type="fixed"/>
-        <w:tblLook w:val="0400"/>
+        <w:tblLook w:val="0400" w:firstRow="0" w:lastRow="0" w:firstColumn="0" w:lastColumn="0" w:noHBand="0" w:noVBand="1"/>
       </w:tblPr>
       <w:tblGrid>
         <w:gridCol w:w="9630"/>
-        <w:tblGridChange w:id="0">
-          <w:tblGrid>
-            <w:gridCol w:w="9630"/>
-          </w:tblGrid>
-        </w:tblGridChange>
       </w:tblGrid>
       <w:tr>
-        <w:trPr>
-          <w:cantSplit w:val="0"/>
-          <w:tblHeader w:val="0"/>
-        </w:trPr>
         <w:tc>
-          <w:tcPr/>
+          <w:tcPr>
+            <w:tcW w:w="9630" w:type="dxa"/>
+          </w:tcPr>
           <w:p>
             <w:pPr>
-              <w:spacing w:line="480" w:lineRule="auto"/>
-              <w:rPr>
-                <w:rFonts w:ascii="Helvetica Neue" w:cs="Helvetica Neue" w:eastAsia="Helvetica Neue" w:hAnsi="Helvetica Neue"/>
+              <w:spacing w:line="360" w:lineRule="auto"/>
+              <w:rPr>
+                <w:rFonts w:ascii="DM Sans 14pt" w:eastAsia="Helvetica Neue" w:hAnsi="DM Sans 14pt" w:cs="Helvetica Neue"/>
               </w:rPr>
             </w:pPr>
-            <w:r>
-              <w:rPr>
-                <w:rtl w:val="0"/>
-              </w:rPr>
-            </w:r>
           </w:p>
         </w:tc>
       </w:tr>
@@ -854,73 +936,55 @@
       <w:pPr>
         <w:spacing w:line="480" w:lineRule="auto"/>
         <w:rPr>
-          <w:rFonts w:ascii="Helvetica Neue" w:cs="Helvetica Neue" w:eastAsia="Helvetica Neue" w:hAnsi="Helvetica Neue"/>
-        </w:rPr>
-      </w:pPr>
-      <w:r>
-        <w:rPr>
-          <w:rtl w:val="0"/>
-        </w:rPr>
-      </w:r>
-    </w:p>
-    <w:p>
-      <w:pPr>
-        <w:spacing w:line="480" w:lineRule="auto"/>
-        <w:rPr>
-          <w:rFonts w:ascii="Helvetica Neue" w:cs="Helvetica Neue" w:eastAsia="Helvetica Neue" w:hAnsi="Helvetica Neue"/>
-        </w:rPr>
-      </w:pPr>
-      <w:r>
-        <w:rPr>
-          <w:rFonts w:ascii="Helvetica Neue" w:cs="Helvetica Neue" w:eastAsia="Helvetica Neue" w:hAnsi="Helvetica Neue"/>
-          <w:rtl w:val="0"/>
-        </w:rPr>
-        <w:t xml:space="preserve">Form of Contribution (paper / poster / …):</w:t>
+          <w:rFonts w:ascii="DM Sans 14pt" w:eastAsia="Helvetica Neue" w:hAnsi="DM Sans 14pt" w:cs="Helvetica Neue"/>
+        </w:rPr>
+      </w:pPr>
+    </w:p>
+    <w:p>
+      <w:pPr>
+        <w:spacing w:line="360" w:lineRule="auto"/>
+        <w:rPr>
+          <w:rFonts w:ascii="DM Sans 14pt" w:eastAsia="Helvetica Neue" w:hAnsi="DM Sans 14pt" w:cs="Helvetica Neue"/>
+        </w:rPr>
+      </w:pPr>
+      <w:r>
+        <w:rPr>
+          <w:rFonts w:ascii="DM Sans 14pt" w:eastAsia="Helvetica Neue" w:hAnsi="DM Sans 14pt" w:cs="Helvetica Neue"/>
+        </w:rPr>
+        <w:t>Form of Contribution (paper / poster / …):</w:t>
       </w:r>
     </w:p>
     <w:tbl>
       <w:tblPr>
-        <w:tblStyle w:val="Table5"/>
-        <w:tblW w:w="9630.0" w:type="dxa"/>
-        <w:jc w:val="left"/>
+        <w:tblStyle w:val="a3"/>
+        <w:tblW w:w="9630" w:type="dxa"/>
+        <w:tblInd w:w="0" w:type="dxa"/>
         <w:tblBorders>
-          <w:top w:color="000000" w:space="0" w:sz="4" w:val="single"/>
-          <w:left w:color="000000" w:space="0" w:sz="4" w:val="single"/>
-          <w:bottom w:color="000000" w:space="0" w:sz="4" w:val="single"/>
-          <w:right w:color="000000" w:space="0" w:sz="4" w:val="single"/>
-          <w:insideH w:color="000000" w:space="0" w:sz="4" w:val="single"/>
-          <w:insideV w:color="000000" w:space="0" w:sz="4" w:val="single"/>
+          <w:top w:val="single" w:sz="4" w:space="0" w:color="000000"/>
+          <w:left w:val="single" w:sz="4" w:space="0" w:color="000000"/>
+          <w:bottom w:val="single" w:sz="4" w:space="0" w:color="000000"/>
+          <w:right w:val="single" w:sz="4" w:space="0" w:color="000000"/>
+          <w:insideH w:val="single" w:sz="4" w:space="0" w:color="000000"/>
+          <w:insideV w:val="single" w:sz="4" w:space="0" w:color="000000"/>
         </w:tblBorders>
         <w:tblLayout w:type="fixed"/>
-        <w:tblLook w:val="0400"/>
+        <w:tblLook w:val="0400" w:firstRow="0" w:lastRow="0" w:firstColumn="0" w:lastColumn="0" w:noHBand="0" w:noVBand="1"/>
       </w:tblPr>
       <w:tblGrid>
         <w:gridCol w:w="9630"/>
-        <w:tblGridChange w:id="0">
-          <w:tblGrid>
-            <w:gridCol w:w="9630"/>
-          </w:tblGrid>
-        </w:tblGridChange>
       </w:tblGrid>
       <w:tr>
-        <w:trPr>
-          <w:cantSplit w:val="0"/>
-          <w:tblHeader w:val="0"/>
-        </w:trPr>
         <w:tc>
-          <w:tcPr/>
+          <w:tcPr>
+            <w:tcW w:w="9630" w:type="dxa"/>
+          </w:tcPr>
           <w:p>
             <w:pPr>
-              <w:spacing w:line="480" w:lineRule="auto"/>
-              <w:rPr>
-                <w:rFonts w:ascii="Helvetica Neue" w:cs="Helvetica Neue" w:eastAsia="Helvetica Neue" w:hAnsi="Helvetica Neue"/>
+              <w:spacing w:line="360" w:lineRule="auto"/>
+              <w:rPr>
+                <w:rFonts w:ascii="DM Sans 14pt" w:eastAsia="Helvetica Neue" w:hAnsi="DM Sans 14pt" w:cs="Helvetica Neue"/>
               </w:rPr>
             </w:pPr>
-            <w:r>
-              <w:rPr>
-                <w:rtl w:val="0"/>
-              </w:rPr>
-            </w:r>
           </w:p>
         </w:tc>
       </w:tr>
@@ -929,73 +993,55 @@
       <w:pPr>
         <w:spacing w:line="480" w:lineRule="auto"/>
         <w:rPr>
-          <w:rFonts w:ascii="Helvetica Neue" w:cs="Helvetica Neue" w:eastAsia="Helvetica Neue" w:hAnsi="Helvetica Neue"/>
-        </w:rPr>
-      </w:pPr>
-      <w:r>
-        <w:rPr>
-          <w:rtl w:val="0"/>
-        </w:rPr>
-      </w:r>
-    </w:p>
-    <w:p>
-      <w:pPr>
-        <w:spacing w:line="480" w:lineRule="auto"/>
-        <w:rPr>
-          <w:rFonts w:ascii="Helvetica Neue" w:cs="Helvetica Neue" w:eastAsia="Helvetica Neue" w:hAnsi="Helvetica Neue"/>
-        </w:rPr>
-      </w:pPr>
-      <w:r>
-        <w:rPr>
-          <w:rFonts w:ascii="Helvetica Neue" w:cs="Helvetica Neue" w:eastAsia="Helvetica Neue" w:hAnsi="Helvetica Neue"/>
-          <w:rtl w:val="0"/>
+          <w:rFonts w:ascii="DM Sans 14pt" w:eastAsia="Helvetica Neue" w:hAnsi="DM Sans 14pt" w:cs="Helvetica Neue"/>
+        </w:rPr>
+      </w:pPr>
+    </w:p>
+    <w:p>
+      <w:pPr>
+        <w:spacing w:line="360" w:lineRule="auto"/>
+        <w:rPr>
+          <w:rFonts w:ascii="DM Sans 14pt" w:eastAsia="Helvetica Neue" w:hAnsi="DM Sans 14pt" w:cs="Helvetica Neue"/>
+        </w:rPr>
+      </w:pPr>
+      <w:r>
+        <w:rPr>
+          <w:rFonts w:ascii="DM Sans 14pt" w:eastAsia="Helvetica Neue" w:hAnsi="DM Sans 14pt" w:cs="Helvetica Neue"/>
         </w:rPr>
         <w:t xml:space="preserve">Motivation for participation in workshop/conference (max. 1000 characters, excluding spaces): </w:t>
       </w:r>
     </w:p>
     <w:tbl>
       <w:tblPr>
-        <w:tblStyle w:val="Table6"/>
-        <w:tblW w:w="9630.0" w:type="dxa"/>
-        <w:jc w:val="left"/>
+        <w:tblStyle w:val="a4"/>
+        <w:tblW w:w="9630" w:type="dxa"/>
+        <w:tblInd w:w="0" w:type="dxa"/>
         <w:tblBorders>
-          <w:top w:color="000000" w:space="0" w:sz="4" w:val="single"/>
-          <w:left w:color="000000" w:space="0" w:sz="4" w:val="single"/>
-          <w:bottom w:color="000000" w:space="0" w:sz="4" w:val="single"/>
-          <w:right w:color="000000" w:space="0" w:sz="4" w:val="single"/>
-          <w:insideH w:color="000000" w:space="0" w:sz="4" w:val="single"/>
-          <w:insideV w:color="000000" w:space="0" w:sz="4" w:val="single"/>
+          <w:top w:val="single" w:sz="4" w:space="0" w:color="000000"/>
+          <w:left w:val="single" w:sz="4" w:space="0" w:color="000000"/>
+          <w:bottom w:val="single" w:sz="4" w:space="0" w:color="000000"/>
+          <w:right w:val="single" w:sz="4" w:space="0" w:color="000000"/>
+          <w:insideH w:val="single" w:sz="4" w:space="0" w:color="000000"/>
+          <w:insideV w:val="single" w:sz="4" w:space="0" w:color="000000"/>
         </w:tblBorders>
         <w:tblLayout w:type="fixed"/>
-        <w:tblLook w:val="0400"/>
+        <w:tblLook w:val="0400" w:firstRow="0" w:lastRow="0" w:firstColumn="0" w:lastColumn="0" w:noHBand="0" w:noVBand="1"/>
       </w:tblPr>
       <w:tblGrid>
         <w:gridCol w:w="9630"/>
-        <w:tblGridChange w:id="0">
-          <w:tblGrid>
-            <w:gridCol w:w="9630"/>
-          </w:tblGrid>
-        </w:tblGridChange>
       </w:tblGrid>
       <w:tr>
-        <w:trPr>
-          <w:cantSplit w:val="0"/>
-          <w:tblHeader w:val="0"/>
-        </w:trPr>
         <w:tc>
-          <w:tcPr/>
+          <w:tcPr>
+            <w:tcW w:w="9630" w:type="dxa"/>
+          </w:tcPr>
           <w:p>
             <w:pPr>
-              <w:spacing w:line="480" w:lineRule="auto"/>
-              <w:rPr>
-                <w:rFonts w:ascii="Helvetica Neue" w:cs="Helvetica Neue" w:eastAsia="Helvetica Neue" w:hAnsi="Helvetica Neue"/>
+              <w:spacing w:line="360" w:lineRule="auto"/>
+              <w:rPr>
+                <w:rFonts w:ascii="DM Sans 14pt" w:eastAsia="Helvetica Neue" w:hAnsi="DM Sans 14pt" w:cs="Helvetica Neue"/>
               </w:rPr>
             </w:pPr>
-            <w:r>
-              <w:rPr>
-                <w:rtl w:val="0"/>
-              </w:rPr>
-            </w:r>
           </w:p>
         </w:tc>
       </w:tr>
@@ -1004,73 +1050,55 @@
       <w:pPr>
         <w:spacing w:line="480" w:lineRule="auto"/>
         <w:rPr>
-          <w:rFonts w:ascii="Helvetica Neue" w:cs="Helvetica Neue" w:eastAsia="Helvetica Neue" w:hAnsi="Helvetica Neue"/>
-        </w:rPr>
-      </w:pPr>
-      <w:r>
-        <w:rPr>
-          <w:rtl w:val="0"/>
-        </w:rPr>
-      </w:r>
-    </w:p>
-    <w:p>
-      <w:pPr>
-        <w:spacing w:line="480" w:lineRule="auto"/>
-        <w:rPr>
-          <w:rFonts w:ascii="Helvetica Neue" w:cs="Helvetica Neue" w:eastAsia="Helvetica Neue" w:hAnsi="Helvetica Neue"/>
-        </w:rPr>
-      </w:pPr>
-      <w:r>
-        <w:rPr>
-          <w:rFonts w:ascii="Helvetica Neue" w:cs="Helvetica Neue" w:eastAsia="Helvetica Neue" w:hAnsi="Helvetica Neue"/>
-          <w:rtl w:val="0"/>
-        </w:rPr>
-        <w:t xml:space="preserve">DH component (in paper/poster; what skills will be acquired during conference/workshop):</w:t>
+          <w:rFonts w:ascii="DM Sans 14pt" w:eastAsia="Helvetica Neue" w:hAnsi="DM Sans 14pt" w:cs="Helvetica Neue"/>
+        </w:rPr>
+      </w:pPr>
+    </w:p>
+    <w:p>
+      <w:pPr>
+        <w:spacing w:line="360" w:lineRule="auto"/>
+        <w:rPr>
+          <w:rFonts w:ascii="DM Sans 14pt" w:eastAsia="Helvetica Neue" w:hAnsi="DM Sans 14pt" w:cs="Helvetica Neue"/>
+        </w:rPr>
+      </w:pPr>
+      <w:r>
+        <w:rPr>
+          <w:rFonts w:ascii="DM Sans 14pt" w:eastAsia="Helvetica Neue" w:hAnsi="DM Sans 14pt" w:cs="Helvetica Neue"/>
+        </w:rPr>
+        <w:t>DH component (in paper/poster; what skills will be acquired during conference/workshop):</w:t>
       </w:r>
     </w:p>
     <w:tbl>
       <w:tblPr>
-        <w:tblStyle w:val="Table7"/>
-        <w:tblW w:w="9630.0" w:type="dxa"/>
-        <w:jc w:val="left"/>
+        <w:tblStyle w:val="a5"/>
+        <w:tblW w:w="9630" w:type="dxa"/>
+        <w:tblInd w:w="0" w:type="dxa"/>
         <w:tblBorders>
-          <w:top w:color="000000" w:space="0" w:sz="4" w:val="single"/>
-          <w:left w:color="000000" w:space="0" w:sz="4" w:val="single"/>
-          <w:bottom w:color="000000" w:space="0" w:sz="4" w:val="single"/>
-          <w:right w:color="000000" w:space="0" w:sz="4" w:val="single"/>
-          <w:insideH w:color="000000" w:space="0" w:sz="4" w:val="single"/>
-          <w:insideV w:color="000000" w:space="0" w:sz="4" w:val="single"/>
+          <w:top w:val="single" w:sz="4" w:space="0" w:color="000000"/>
+          <w:left w:val="single" w:sz="4" w:space="0" w:color="000000"/>
+          <w:bottom w:val="single" w:sz="4" w:space="0" w:color="000000"/>
+          <w:right w:val="single" w:sz="4" w:space="0" w:color="000000"/>
+          <w:insideH w:val="single" w:sz="4" w:space="0" w:color="000000"/>
+          <w:insideV w:val="single" w:sz="4" w:space="0" w:color="000000"/>
         </w:tblBorders>
         <w:tblLayout w:type="fixed"/>
-        <w:tblLook w:val="0400"/>
+        <w:tblLook w:val="0400" w:firstRow="0" w:lastRow="0" w:firstColumn="0" w:lastColumn="0" w:noHBand="0" w:noVBand="1"/>
       </w:tblPr>
       <w:tblGrid>
         <w:gridCol w:w="9630"/>
-        <w:tblGridChange w:id="0">
-          <w:tblGrid>
-            <w:gridCol w:w="9630"/>
-          </w:tblGrid>
-        </w:tblGridChange>
       </w:tblGrid>
       <w:tr>
-        <w:trPr>
-          <w:cantSplit w:val="0"/>
-          <w:tblHeader w:val="0"/>
-        </w:trPr>
         <w:tc>
-          <w:tcPr/>
+          <w:tcPr>
+            <w:tcW w:w="9630" w:type="dxa"/>
+          </w:tcPr>
           <w:p>
             <w:pPr>
-              <w:spacing w:line="480" w:lineRule="auto"/>
-              <w:rPr>
-                <w:rFonts w:ascii="Helvetica Neue" w:cs="Helvetica Neue" w:eastAsia="Helvetica Neue" w:hAnsi="Helvetica Neue"/>
+              <w:spacing w:line="360" w:lineRule="auto"/>
+              <w:rPr>
+                <w:rFonts w:ascii="DM Sans 14pt" w:eastAsia="Helvetica Neue" w:hAnsi="DM Sans 14pt" w:cs="Helvetica Neue"/>
               </w:rPr>
             </w:pPr>
-            <w:r>
-              <w:rPr>
-                <w:rtl w:val="0"/>
-              </w:rPr>
-            </w:r>
           </w:p>
         </w:tc>
       </w:tr>
@@ -1079,73 +1107,55 @@
       <w:pPr>
         <w:spacing w:line="480" w:lineRule="auto"/>
         <w:rPr>
-          <w:rFonts w:ascii="Helvetica Neue" w:cs="Helvetica Neue" w:eastAsia="Helvetica Neue" w:hAnsi="Helvetica Neue"/>
-        </w:rPr>
-      </w:pPr>
-      <w:r>
-        <w:rPr>
-          <w:rtl w:val="0"/>
-        </w:rPr>
-      </w:r>
-    </w:p>
-    <w:p>
-      <w:pPr>
-        <w:spacing w:line="480" w:lineRule="auto"/>
-        <w:rPr>
-          <w:rFonts w:ascii="Helvetica Neue" w:cs="Helvetica Neue" w:eastAsia="Helvetica Neue" w:hAnsi="Helvetica Neue"/>
-        </w:rPr>
-      </w:pPr>
-      <w:r>
-        <w:rPr>
-          <w:rFonts w:ascii="Helvetica Neue" w:cs="Helvetica Neue" w:eastAsia="Helvetica Neue" w:hAnsi="Helvetica Neue"/>
-          <w:rtl w:val="0"/>
+          <w:rFonts w:ascii="DM Sans 14pt" w:eastAsia="Helvetica Neue" w:hAnsi="DM Sans 14pt" w:cs="Helvetica Neue"/>
+        </w:rPr>
+      </w:pPr>
+    </w:p>
+    <w:p>
+      <w:pPr>
+        <w:spacing w:line="360" w:lineRule="auto"/>
+        <w:rPr>
+          <w:rFonts w:ascii="DM Sans 14pt" w:eastAsia="Helvetica Neue" w:hAnsi="DM Sans 14pt" w:cs="Helvetica Neue"/>
+        </w:rPr>
+      </w:pPr>
+      <w:r>
+        <w:rPr>
+          <w:rFonts w:ascii="DM Sans 14pt" w:eastAsia="Helvetica Neue" w:hAnsi="DM Sans 14pt" w:cs="Helvetica Neue"/>
         </w:rPr>
         <w:t xml:space="preserve">Cost calculation (including travel, accommodation, conference cost): </w:t>
       </w:r>
     </w:p>
     <w:tbl>
       <w:tblPr>
-        <w:tblStyle w:val="Table8"/>
-        <w:tblW w:w="9630.0" w:type="dxa"/>
-        <w:jc w:val="left"/>
+        <w:tblStyle w:val="a6"/>
+        <w:tblW w:w="9630" w:type="dxa"/>
+        <w:tblInd w:w="0" w:type="dxa"/>
         <w:tblBorders>
-          <w:top w:color="000000" w:space="0" w:sz="4" w:val="single"/>
-          <w:left w:color="000000" w:space="0" w:sz="4" w:val="single"/>
-          <w:bottom w:color="000000" w:space="0" w:sz="4" w:val="single"/>
-          <w:right w:color="000000" w:space="0" w:sz="4" w:val="single"/>
-          <w:insideH w:color="000000" w:space="0" w:sz="4" w:val="single"/>
-          <w:insideV w:color="000000" w:space="0" w:sz="4" w:val="single"/>
+          <w:top w:val="single" w:sz="4" w:space="0" w:color="000000"/>
+          <w:left w:val="single" w:sz="4" w:space="0" w:color="000000"/>
+          <w:bottom w:val="single" w:sz="4" w:space="0" w:color="000000"/>
+          <w:right w:val="single" w:sz="4" w:space="0" w:color="000000"/>
+          <w:insideH w:val="single" w:sz="4" w:space="0" w:color="000000"/>
+          <w:insideV w:val="single" w:sz="4" w:space="0" w:color="000000"/>
         </w:tblBorders>
         <w:tblLayout w:type="fixed"/>
-        <w:tblLook w:val="0400"/>
+        <w:tblLook w:val="0400" w:firstRow="0" w:lastRow="0" w:firstColumn="0" w:lastColumn="0" w:noHBand="0" w:noVBand="1"/>
       </w:tblPr>
       <w:tblGrid>
         <w:gridCol w:w="9630"/>
-        <w:tblGridChange w:id="0">
-          <w:tblGrid>
-            <w:gridCol w:w="9630"/>
-          </w:tblGrid>
-        </w:tblGridChange>
       </w:tblGrid>
       <w:tr>
-        <w:trPr>
-          <w:cantSplit w:val="0"/>
-          <w:tblHeader w:val="0"/>
-        </w:trPr>
         <w:tc>
-          <w:tcPr/>
+          <w:tcPr>
+            <w:tcW w:w="9630" w:type="dxa"/>
+          </w:tcPr>
           <w:p>
             <w:pPr>
-              <w:spacing w:line="480" w:lineRule="auto"/>
-              <w:rPr>
-                <w:rFonts w:ascii="Helvetica Neue" w:cs="Helvetica Neue" w:eastAsia="Helvetica Neue" w:hAnsi="Helvetica Neue"/>
+              <w:spacing w:line="360" w:lineRule="auto"/>
+              <w:rPr>
+                <w:rFonts w:ascii="DM Sans 14pt" w:eastAsia="Helvetica Neue" w:hAnsi="DM Sans 14pt" w:cs="Helvetica Neue"/>
               </w:rPr>
             </w:pPr>
-            <w:r>
-              <w:rPr>
-                <w:rtl w:val="0"/>
-              </w:rPr>
-            </w:r>
           </w:p>
         </w:tc>
       </w:tr>
@@ -1154,171 +1164,157 @@
       <w:pPr>
         <w:spacing w:line="480" w:lineRule="auto"/>
         <w:rPr>
-          <w:rFonts w:ascii="Helvetica Neue" w:cs="Helvetica Neue" w:eastAsia="Helvetica Neue" w:hAnsi="Helvetica Neue"/>
-        </w:rPr>
-      </w:pPr>
-      <w:r>
-        <w:rPr>
-          <w:rtl w:val="0"/>
-        </w:rPr>
-      </w:r>
-    </w:p>
-    <w:p>
-      <w:pPr>
-        <w:spacing w:line="480" w:lineRule="auto"/>
-        <w:rPr>
-          <w:rFonts w:ascii="Helvetica Neue" w:cs="Helvetica Neue" w:eastAsia="Helvetica Neue" w:hAnsi="Helvetica Neue"/>
-        </w:rPr>
-      </w:pPr>
-      <w:r>
-        <w:rPr>
-          <w:rFonts w:ascii="Helvetica Neue" w:cs="Helvetica Neue" w:eastAsia="Helvetica Neue" w:hAnsi="Helvetica Neue"/>
-          <w:rtl w:val="0"/>
+          <w:rFonts w:ascii="DM Sans 14pt" w:eastAsia="Helvetica Neue" w:hAnsi="DM Sans 14pt" w:cs="Helvetica Neue"/>
+        </w:rPr>
+      </w:pPr>
+    </w:p>
+    <w:p>
+      <w:pPr>
+        <w:spacing w:line="360" w:lineRule="auto"/>
+        <w:rPr>
+          <w:rFonts w:ascii="DM Sans 14pt" w:eastAsia="Helvetica Neue" w:hAnsi="DM Sans 14pt" w:cs="Helvetica Neue"/>
+        </w:rPr>
+      </w:pPr>
+      <w:r>
+        <w:rPr>
+          <w:rFonts w:ascii="DM Sans 14pt" w:eastAsia="Helvetica Neue" w:hAnsi="DM Sans 14pt" w:cs="Helvetica Neue"/>
         </w:rPr>
         <w:t xml:space="preserve">Other grants / applications (applied for or received for research project/conference/workshop): </w:t>
       </w:r>
     </w:p>
     <w:tbl>
       <w:tblPr>
-        <w:tblStyle w:val="Table9"/>
-        <w:tblW w:w="9630.0" w:type="dxa"/>
-        <w:jc w:val="left"/>
+        <w:tblStyle w:val="a7"/>
+        <w:tblW w:w="9630" w:type="dxa"/>
+        <w:tblInd w:w="0" w:type="dxa"/>
         <w:tblBorders>
-          <w:top w:color="000000" w:space="0" w:sz="4" w:val="single"/>
-          <w:left w:color="000000" w:space="0" w:sz="4" w:val="single"/>
-          <w:bottom w:color="000000" w:space="0" w:sz="4" w:val="single"/>
-          <w:right w:color="000000" w:space="0" w:sz="4" w:val="single"/>
-          <w:insideH w:color="000000" w:space="0" w:sz="4" w:val="single"/>
-          <w:insideV w:color="000000" w:space="0" w:sz="4" w:val="single"/>
+          <w:top w:val="single" w:sz="4" w:space="0" w:color="000000"/>
+          <w:left w:val="single" w:sz="4" w:space="0" w:color="000000"/>
+          <w:bottom w:val="single" w:sz="4" w:space="0" w:color="000000"/>
+          <w:right w:val="single" w:sz="4" w:space="0" w:color="000000"/>
+          <w:insideH w:val="single" w:sz="4" w:space="0" w:color="000000"/>
+          <w:insideV w:val="single" w:sz="4" w:space="0" w:color="000000"/>
         </w:tblBorders>
         <w:tblLayout w:type="fixed"/>
-        <w:tblLook w:val="0400"/>
+        <w:tblLook w:val="0400" w:firstRow="0" w:lastRow="0" w:firstColumn="0" w:lastColumn="0" w:noHBand="0" w:noVBand="1"/>
       </w:tblPr>
       <w:tblGrid>
         <w:gridCol w:w="9630"/>
-        <w:tblGridChange w:id="0">
-          <w:tblGrid>
-            <w:gridCol w:w="9630"/>
-          </w:tblGrid>
-        </w:tblGridChange>
       </w:tblGrid>
       <w:tr>
-        <w:trPr>
-          <w:cantSplit w:val="0"/>
-          <w:tblHeader w:val="0"/>
-        </w:trPr>
         <w:tc>
-          <w:tcPr/>
+          <w:tcPr>
+            <w:tcW w:w="9630" w:type="dxa"/>
+          </w:tcPr>
           <w:p>
             <w:pPr>
-              <w:spacing w:line="480" w:lineRule="auto"/>
-              <w:rPr>
-                <w:rFonts w:ascii="Helvetica Neue" w:cs="Helvetica Neue" w:eastAsia="Helvetica Neue" w:hAnsi="Helvetica Neue"/>
+              <w:spacing w:line="360" w:lineRule="auto"/>
+              <w:rPr>
+                <w:rFonts w:ascii="DM Sans 14pt" w:eastAsia="Helvetica Neue" w:hAnsi="DM Sans 14pt" w:cs="Helvetica Neue"/>
               </w:rPr>
             </w:pPr>
-            <w:r>
-              <w:rPr>
-                <w:rtl w:val="0"/>
-              </w:rPr>
-            </w:r>
           </w:p>
         </w:tc>
       </w:tr>
     </w:tbl>
     <w:p>
       <w:pPr>
-        <w:pStyle w:val="Heading3"/>
-        <w:jc w:val="left"/>
-        <w:rPr>
-          <w:rFonts w:ascii="Helvetica Neue" w:cs="Helvetica Neue" w:eastAsia="Helvetica Neue" w:hAnsi="Helvetica Neue"/>
-        </w:rPr>
-      </w:pPr>
-      <w:bookmarkStart w:colFirst="0" w:colLast="0" w:name="_heading=h.rieusqchs25u" w:id="4"/>
+        <w:pStyle w:val="berschrift3"/>
+        <w:keepNext w:val="0"/>
+        <w:keepLines w:val="0"/>
+        <w:widowControl w:val="0"/>
+        <w:spacing w:line="240" w:lineRule="auto"/>
+        <w:rPr>
+          <w:rFonts w:ascii="DM Sans 14pt" w:eastAsia="Helvetica Neue" w:hAnsi="DM Sans 14pt" w:cs="Helvetica Neue"/>
+          <w:b/>
+          <w:bCs/>
+          <w:color w:val="000000"/>
+        </w:rPr>
+      </w:pPr>
+      <w:bookmarkStart w:id="4" w:name="_heading=h.rieusqchs25u" w:colFirst="0" w:colLast="0"/>
+      <w:bookmarkStart w:id="5" w:name="_heading=h.rul1vjowpvyt" w:colFirst="0" w:colLast="0"/>
       <w:bookmarkEnd w:id="4"/>
-      <w:r>
+      <w:bookmarkEnd w:id="5"/>
+      <w:r>
+        <w:rPr>
+          <w:rFonts w:ascii="DM Sans 14pt" w:hAnsi="DM Sans 14pt"/>
+        </w:rPr>
         <w:br w:type="page"/>
       </w:r>
       <w:r>
         <w:rPr>
-          <w:rtl w:val="0"/>
-        </w:rPr>
-      </w:r>
-    </w:p>
-    <w:p>
-      <w:pPr>
-        <w:pStyle w:val="Heading3"/>
-        <w:rPr>
-          <w:rFonts w:ascii="Helvetica Neue" w:cs="Helvetica Neue" w:eastAsia="Helvetica Neue" w:hAnsi="Helvetica Neue"/>
-        </w:rPr>
-      </w:pPr>
-      <w:bookmarkStart w:colFirst="0" w:colLast="0" w:name="_heading=h.rul1vjowpvyt" w:id="5"/>
-      <w:bookmarkEnd w:id="5"/>
-      <w:r>
-        <w:rPr>
-          <w:rFonts w:ascii="Helvetica Neue" w:cs="Helvetica Neue" w:eastAsia="Helvetica Neue" w:hAnsi="Helvetica Neue"/>
-          <w:b w:val="1"/>
-          <w:bCs w:val="1"/>
+          <w:rFonts w:ascii="DM Sans 14pt" w:eastAsia="Helvetica Neue" w:hAnsi="DM Sans 14pt" w:cs="Helvetica Neue"/>
+          <w:b/>
+          <w:bCs/>
+          <w:color w:val="1F3362"/>
+        </w:rPr>
+        <w:lastRenderedPageBreak/>
+        <w:t>Planned output (for CLARIAH-AT)</w:t>
+      </w:r>
+      <w:r>
+        <w:rPr>
+          <w:rFonts w:ascii="DM Sans 14pt" w:eastAsia="Helvetica Neue" w:hAnsi="DM Sans 14pt" w:cs="Helvetica Neue"/>
+          <w:b/>
+          <w:bCs/>
           <w:color w:val="000000"/>
-          <w:rtl w:val="0"/>
-        </w:rPr>
-        <w:t xml:space="preserve">Planned </w:t>
-      </w:r>
-      <w:r>
-        <w:rPr>
-          <w:rFonts w:ascii="Helvetica Neue" w:cs="Helvetica Neue" w:eastAsia="Helvetica Neue" w:hAnsi="Helvetica Neue"/>
-          <w:b w:val="1"/>
-          <w:bCs w:val="1"/>
-          <w:color w:val="000000"/>
-          <w:rtl w:val="0"/>
-        </w:rPr>
-        <w:t xml:space="preserve">output</w:t>
-      </w:r>
-      <w:r>
-        <w:rPr>
-          <w:rFonts w:ascii="Helvetica Neue" w:cs="Helvetica Neue" w:eastAsia="Helvetica Neue" w:hAnsi="Helvetica Neue"/>
-          <w:b w:val="1"/>
-          <w:bCs w:val="1"/>
-          <w:color w:val="000000"/>
-          <w:rtl w:val="0"/>
-        </w:rPr>
-        <w:t xml:space="preserve"> (for CLARIAH-AT) </w:t>
-      </w:r>
-      <w:r>
-        <w:rPr>
-          <w:rtl w:val="0"/>
-        </w:rPr>
-      </w:r>
-    </w:p>
-    <w:p>
-      <w:pPr>
-        <w:rPr>
-          <w:rFonts w:ascii="Helvetica Neue" w:cs="Helvetica Neue" w:eastAsia="Helvetica Neue" w:hAnsi="Helvetica Neue"/>
-        </w:rPr>
-      </w:pPr>
-      <w:r>
-        <w:rPr>
-          <w:rFonts w:ascii="Helvetica Neue" w:cs="Helvetica Neue" w:eastAsia="Helvetica Neue" w:hAnsi="Helvetica Neue"/>
-          <w:rtl w:val="0"/>
-        </w:rPr>
-        <w:t xml:space="preserve">When creating your presentation, poster or other contribution, we expect you to include a reference to the bursary and the CLARIAH-AT logo, and a reference to the CLARIAH-AT Website (</w:t>
-      </w:r>
-      <w:hyperlink r:id="rId8">
+        </w:rPr>
+        <w:t xml:space="preserve"> </w:t>
+      </w:r>
+    </w:p>
+    <w:p>
+      <w:pPr>
+        <w:rPr>
+          <w:rFonts w:ascii="DM Sans 14pt" w:hAnsi="DM Sans 14pt"/>
+        </w:rPr>
+      </w:pPr>
+    </w:p>
+    <w:p>
+      <w:pPr>
+        <w:rPr>
+          <w:rFonts w:ascii="DM Sans 14pt" w:eastAsia="Helvetica Neue" w:hAnsi="DM Sans 14pt" w:cs="Helvetica Neue"/>
+        </w:rPr>
+      </w:pPr>
+      <w:r>
+        <w:rPr>
+          <w:rFonts w:ascii="DM Sans 14pt" w:eastAsia="Helvetica Neue" w:hAnsi="DM Sans 14pt" w:cs="Helvetica Neue"/>
+        </w:rPr>
+        <w:t>When creating your presentation, poster or other contribution, we expect you to include a reference to the bursary and the CLARIAH-AT logo, and a reference to the CLARIAH-AT Website (</w:t>
+      </w:r>
+      <w:hyperlink r:id="rId9">
         <w:r>
           <w:rPr>
-            <w:rFonts w:ascii="Helvetica Neue" w:cs="Helvetica Neue" w:eastAsia="Helvetica Neue" w:hAnsi="Helvetica Neue"/>
-            <w:color w:val="1155cc"/>
+            <w:rFonts w:ascii="DM Sans 14pt" w:eastAsia="Helvetica Neue" w:hAnsi="DM Sans 14pt" w:cs="Helvetica Neue"/>
+            <w:color w:val="1155CC"/>
             <w:u w:val="single"/>
-            <w:rtl w:val="0"/>
           </w:rPr>
-          <w:t xml:space="preserve">https://clariah.at/</w:t>
+          <w:t>https://clariah.at/</w:t>
         </w:r>
       </w:hyperlink>
       <w:r>
         <w:rPr>
-          <w:rFonts w:ascii="Helvetica Neue" w:cs="Helvetica Neue" w:eastAsia="Helvetica Neue" w:hAnsi="Helvetica Neue"/>
-          <w:rtl w:val="0"/>
-        </w:rPr>
-        <w:t xml:space="preserve">) in a clearly visible position. The logos can be found here:</w:t>
+          <w:rFonts w:ascii="DM Sans 14pt" w:eastAsia="Helvetica Neue" w:hAnsi="DM Sans 14pt" w:cs="Helvetica Neue"/>
+        </w:rPr>
+        <w:t xml:space="preserve">) in a clearly visible position. </w:t>
+      </w:r>
+    </w:p>
+    <w:p>
+      <w:pPr>
+        <w:rPr>
+          <w:rFonts w:ascii="DM Sans 14pt" w:eastAsia="Helvetica Neue" w:hAnsi="DM Sans 14pt" w:cs="Helvetica Neue"/>
+        </w:rPr>
+      </w:pPr>
+    </w:p>
+    <w:p>
+      <w:pPr>
+        <w:rPr>
+          <w:rFonts w:ascii="DM Sans 14pt" w:eastAsia="Helvetica Neue" w:hAnsi="DM Sans 14pt" w:cs="Helvetica Neue"/>
+        </w:rPr>
+      </w:pPr>
+      <w:r>
+        <w:rPr>
+          <w:rFonts w:ascii="DM Sans 14pt" w:eastAsia="Helvetica Neue" w:hAnsi="DM Sans 14pt" w:cs="Helvetica Neue"/>
+        </w:rPr>
+        <w:t>The logos can be found here:</w:t>
       </w:r>
     </w:p>
     <w:p>
@@ -1327,34 +1323,91 @@
           <w:ilvl w:val="0"/>
           <w:numId w:val="1"/>
         </w:numPr>
-        <w:ind w:left="720" w:hanging="360"/>
-        <w:rPr>
-          <w:rFonts w:ascii="Helvetica Neue" w:cs="Helvetica Neue" w:eastAsia="Helvetica Neue" w:hAnsi="Helvetica Neue"/>
-          <w:u w:val="none"/>
-        </w:rPr>
-      </w:pPr>
-      <w:r>
-        <w:rPr>
-          <w:rFonts w:ascii="Helvetica Neue" w:cs="Helvetica Neue" w:eastAsia="Helvetica Neue" w:hAnsi="Helvetica Neue"/>
-          <w:rtl w:val="0"/>
-        </w:rPr>
-        <w:t xml:space="preserve">Black: </w:t>
-      </w:r>
-      <w:hyperlink r:id="rId9">
+        <w:rPr>
+          <w:rFonts w:ascii="DM Sans 14pt" w:eastAsia="Helvetica Neue" w:hAnsi="DM Sans 14pt" w:cs="Helvetica Neue"/>
+        </w:rPr>
+      </w:pPr>
+      <w:r>
+        <w:rPr>
+          <w:rFonts w:ascii="DM Sans 14pt" w:eastAsia="Helvetica Neue" w:hAnsi="DM Sans 14pt" w:cs="Helvetica Neue"/>
+        </w:rPr>
+        <w:t>Blue</w:t>
+      </w:r>
+      <w:r>
+        <w:rPr>
+          <w:rFonts w:ascii="DM Sans 14pt" w:eastAsia="Helvetica Neue" w:hAnsi="DM Sans 14pt" w:cs="Helvetica Neue"/>
+        </w:rPr>
+        <w:t>:</w:t>
+      </w:r>
+    </w:p>
+    <w:p>
+      <w:pPr>
+        <w:numPr>
+          <w:ilvl w:val="1"/>
+          <w:numId w:val="1"/>
+        </w:numPr>
+        <w:rPr>
+          <w:rFonts w:ascii="DM Sans 14pt" w:eastAsia="Helvetica Neue" w:hAnsi="DM Sans 14pt" w:cs="Helvetica Neue"/>
+        </w:rPr>
+      </w:pPr>
+      <w:r>
+        <w:rPr>
+          <w:rFonts w:ascii="DM Sans 14pt" w:eastAsia="Helvetica Neue" w:hAnsi="DM Sans 14pt" w:cs="Helvetica Neue"/>
+        </w:rPr>
+        <w:t xml:space="preserve">Screen: </w:t>
+      </w:r>
+      <w:hyperlink r:id="rId10" w:history="1">
         <w:r>
           <w:rPr>
-            <w:rFonts w:ascii="Helvetica Neue" w:cs="Helvetica Neue" w:eastAsia="Helvetica Neue" w:hAnsi="Helvetica Neue"/>
-            <w:color w:val="1155cc"/>
-            <w:u w:val="single"/>
-            <w:rtl w:val="0"/>
+            <w:rStyle w:val="Hyperlink"/>
+            <w:rFonts w:ascii="DM Sans 14pt" w:eastAsia="Helvetica Neue" w:hAnsi="DM Sans 14pt" w:cs="Helvetica Neue"/>
+            <w:sz w:val="20"/>
+            <w:szCs w:val="20"/>
           </w:rPr>
-          <w:t xml:space="preserve">https://drive.google.com/file/d/18kwezN781N92lzYgTWEbptLljsau9qmf/view?usp=drive_link</w:t>
+          <w:t>https://drive.google.com/file/d/1Fiftx_okNhxSZ2-PLbEMG7XNYc2gRQvE/view</w:t>
         </w:r>
       </w:hyperlink>
       <w:r>
         <w:rPr>
-          <w:rFonts w:ascii="Helvetica Neue" w:cs="Helvetica Neue" w:eastAsia="Helvetica Neue" w:hAnsi="Helvetica Neue"/>
-          <w:rtl w:val="0"/>
+          <w:rFonts w:ascii="DM Sans 14pt" w:eastAsia="Helvetica Neue" w:hAnsi="DM Sans 14pt" w:cs="Helvetica Neue"/>
+        </w:rPr>
+        <w:t xml:space="preserve"> </w:t>
+      </w:r>
+    </w:p>
+    <w:p>
+      <w:pPr>
+        <w:numPr>
+          <w:ilvl w:val="1"/>
+          <w:numId w:val="1"/>
+        </w:numPr>
+        <w:rPr>
+          <w:rFonts w:ascii="DM Sans 14pt" w:eastAsia="Helvetica Neue" w:hAnsi="DM Sans 14pt" w:cs="Helvetica Neue"/>
+          <w:sz w:val="20"/>
+          <w:szCs w:val="20"/>
+        </w:rPr>
+      </w:pPr>
+      <w:r>
+        <w:rPr>
+          <w:rFonts w:ascii="DM Sans 14pt" w:eastAsia="Helvetica Neue" w:hAnsi="DM Sans 14pt" w:cs="Helvetica Neue"/>
+        </w:rPr>
+        <w:t xml:space="preserve">Print: </w:t>
+      </w:r>
+      <w:hyperlink r:id="rId11" w:history="1">
+        <w:r>
+          <w:rPr>
+            <w:rStyle w:val="Hyperlink"/>
+            <w:rFonts w:ascii="DM Sans 14pt" w:eastAsia="Helvetica Neue" w:hAnsi="DM Sans 14pt" w:cs="Helvetica Neue"/>
+            <w:sz w:val="20"/>
+            <w:szCs w:val="20"/>
+          </w:rPr>
+          <w:t>https://drive.google.com/file/d/1qnIS9bLZFMGgVlSDF9YQ3dqOsrC_jH1w/view</w:t>
+        </w:r>
+      </w:hyperlink>
+      <w:r>
+        <w:rPr>
+          <w:rFonts w:ascii="DM Sans 14pt" w:eastAsia="Helvetica Neue" w:hAnsi="DM Sans 14pt" w:cs="Helvetica Neue"/>
+          <w:sz w:val="20"/>
+          <w:szCs w:val="20"/>
         </w:rPr>
         <w:t xml:space="preserve"> </w:t>
       </w:r>
@@ -1365,34 +1418,91 @@
           <w:ilvl w:val="0"/>
           <w:numId w:val="1"/>
         </w:numPr>
-        <w:ind w:left="720" w:hanging="360"/>
-        <w:rPr>
-          <w:rFonts w:ascii="Helvetica Neue" w:cs="Helvetica Neue" w:eastAsia="Helvetica Neue" w:hAnsi="Helvetica Neue"/>
-          <w:u w:val="none"/>
-        </w:rPr>
-      </w:pPr>
-      <w:r>
-        <w:rPr>
-          <w:rFonts w:ascii="Helvetica Neue" w:cs="Helvetica Neue" w:eastAsia="Helvetica Neue" w:hAnsi="Helvetica Neue"/>
-          <w:rtl w:val="0"/>
-        </w:rPr>
-        <w:t xml:space="preserve">Grey: </w:t>
-      </w:r>
-      <w:hyperlink r:id="rId10">
+        <w:rPr>
+          <w:rFonts w:ascii="DM Sans 14pt" w:eastAsia="Helvetica Neue" w:hAnsi="DM Sans 14pt" w:cs="Helvetica Neue"/>
+        </w:rPr>
+      </w:pPr>
+      <w:r>
+        <w:rPr>
+          <w:rFonts w:ascii="DM Sans 14pt" w:eastAsia="Helvetica Neue" w:hAnsi="DM Sans 14pt" w:cs="Helvetica Neue"/>
+        </w:rPr>
+        <w:t xml:space="preserve">Black: </w:t>
+      </w:r>
+    </w:p>
+    <w:p>
+      <w:pPr>
+        <w:numPr>
+          <w:ilvl w:val="1"/>
+          <w:numId w:val="1"/>
+        </w:numPr>
+        <w:rPr>
+          <w:rFonts w:ascii="DM Sans 14pt" w:eastAsia="Helvetica Neue" w:hAnsi="DM Sans 14pt" w:cs="Helvetica Neue"/>
+        </w:rPr>
+      </w:pPr>
+      <w:r>
+        <w:rPr>
+          <w:rFonts w:ascii="DM Sans 14pt" w:eastAsia="Helvetica Neue" w:hAnsi="DM Sans 14pt" w:cs="Helvetica Neue"/>
+        </w:rPr>
+        <w:t>Screen:</w:t>
+      </w:r>
+      <w:r>
+        <w:rPr>
+          <w:rFonts w:ascii="DM Sans 14pt" w:eastAsia="Helvetica Neue" w:hAnsi="DM Sans 14pt" w:cs="Helvetica Neue"/>
+        </w:rPr>
+        <w:t xml:space="preserve"> </w:t>
+      </w:r>
+      <w:hyperlink r:id="rId12" w:history="1"/>
+      <w:r>
+        <w:t xml:space="preserve"> </w:t>
+      </w:r>
+      <w:hyperlink r:id="rId13" w:history="1">
         <w:r>
           <w:rPr>
-            <w:rFonts w:ascii="Helvetica Neue" w:cs="Helvetica Neue" w:eastAsia="Helvetica Neue" w:hAnsi="Helvetica Neue"/>
-            <w:color w:val="1155cc"/>
-            <w:u w:val="single"/>
-            <w:rtl w:val="0"/>
+            <w:rStyle w:val="Hyperlink"/>
+            <w:rFonts w:ascii="DM Sans 14pt" w:eastAsia="Helvetica Neue" w:hAnsi="DM Sans 14pt" w:cs="Helvetica Neue"/>
+            <w:sz w:val="20"/>
+            <w:szCs w:val="20"/>
           </w:rPr>
-          <w:t xml:space="preserve">https://drive.google.com/file/d/1N99ejMqmxRUEUv_A5nfgJcJIHjC6Bp8Q/view?usp=drive_link</w:t>
+          <w:t>https://drive.google.com/file/d/1yJ4VJBs8H6v_-_95eDplad6pQawynQSb/view</w:t>
         </w:r>
       </w:hyperlink>
       <w:r>
         <w:rPr>
-          <w:rFonts w:ascii="Helvetica Neue" w:cs="Helvetica Neue" w:eastAsia="Helvetica Neue" w:hAnsi="Helvetica Neue"/>
-          <w:rtl w:val="0"/>
+          <w:rFonts w:ascii="DM Sans 14pt" w:eastAsia="Helvetica Neue" w:hAnsi="DM Sans 14pt" w:cs="Helvetica Neue"/>
+        </w:rPr>
+        <w:t xml:space="preserve">  </w:t>
+      </w:r>
+    </w:p>
+    <w:p>
+      <w:pPr>
+        <w:numPr>
+          <w:ilvl w:val="1"/>
+          <w:numId w:val="1"/>
+        </w:numPr>
+        <w:rPr>
+          <w:rFonts w:ascii="DM Sans 14pt" w:eastAsia="Helvetica Neue" w:hAnsi="DM Sans 14pt" w:cs="Helvetica Neue"/>
+        </w:rPr>
+      </w:pPr>
+      <w:r>
+        <w:rPr>
+          <w:rFonts w:ascii="DM Sans 14pt" w:eastAsia="Helvetica Neue" w:hAnsi="DM Sans 14pt" w:cs="Helvetica Neue"/>
+        </w:rPr>
+        <w:t xml:space="preserve">Print: </w:t>
+      </w:r>
+      <w:hyperlink r:id="rId14" w:history="1">
+        <w:r>
+          <w:rPr>
+            <w:rStyle w:val="Hyperlink"/>
+            <w:rFonts w:ascii="DM Sans 14pt" w:eastAsia="Helvetica Neue" w:hAnsi="DM Sans 14pt" w:cs="Helvetica Neue"/>
+            <w:sz w:val="20"/>
+            <w:szCs w:val="20"/>
+          </w:rPr>
+          <w:t>https://drive.google.com/file/d/1nDciWA7YqXYzj3Fe1dIZFrBuYIPgssX1/view</w:t>
+        </w:r>
+      </w:hyperlink>
+      <w:r>
+        <w:rPr>
+          <w:rFonts w:ascii="DM Sans 14pt" w:eastAsia="Helvetica Neue" w:hAnsi="DM Sans 14pt" w:cs="Helvetica Neue"/>
         </w:rPr>
         <w:t xml:space="preserve"> </w:t>
       </w:r>
@@ -1403,65 +1513,131 @@
           <w:ilvl w:val="0"/>
           <w:numId w:val="1"/>
         </w:numPr>
-        <w:ind w:left="720" w:hanging="360"/>
-        <w:rPr>
-          <w:rFonts w:ascii="Helvetica Neue" w:cs="Helvetica Neue" w:eastAsia="Helvetica Neue" w:hAnsi="Helvetica Neue"/>
-          <w:u w:val="none"/>
-        </w:rPr>
-      </w:pPr>
-      <w:r>
-        <w:rPr>
-          <w:rFonts w:ascii="Helvetica Neue" w:cs="Helvetica Neue" w:eastAsia="Helvetica Neue" w:hAnsi="Helvetica Neue"/>
-          <w:rtl w:val="0"/>
-        </w:rPr>
-        <w:t xml:space="preserve">White: </w:t>
-      </w:r>
-      <w:hyperlink r:id="rId11">
+        <w:rPr>
+          <w:rFonts w:ascii="DM Sans 14pt" w:eastAsia="Helvetica Neue" w:hAnsi="DM Sans 14pt" w:cs="Helvetica Neue"/>
+        </w:rPr>
+      </w:pPr>
+      <w:r>
+        <w:rPr>
+          <w:rFonts w:ascii="DM Sans 14pt" w:eastAsia="Helvetica Neue" w:hAnsi="DM Sans 14pt" w:cs="Helvetica Neue"/>
+        </w:rPr>
+        <w:t>Grey</w:t>
+      </w:r>
+      <w:r>
+        <w:rPr>
+          <w:rFonts w:ascii="DM Sans 14pt" w:eastAsia="Helvetica Neue" w:hAnsi="DM Sans 14pt" w:cs="Helvetica Neue"/>
+        </w:rPr>
+        <w:t>scale</w:t>
+      </w:r>
+      <w:r>
+        <w:rPr>
+          <w:rFonts w:ascii="DM Sans 14pt" w:eastAsia="Helvetica Neue" w:hAnsi="DM Sans 14pt" w:cs="Helvetica Neue"/>
+        </w:rPr>
+        <w:t xml:space="preserve">: </w:t>
+      </w:r>
+    </w:p>
+    <w:p>
+      <w:pPr>
+        <w:numPr>
+          <w:ilvl w:val="1"/>
+          <w:numId w:val="1"/>
+        </w:numPr>
+        <w:rPr>
+          <w:rFonts w:ascii="DM Sans 14pt" w:eastAsia="Helvetica Neue" w:hAnsi="DM Sans 14pt" w:cs="Helvetica Neue"/>
+          <w:sz w:val="20"/>
+          <w:szCs w:val="20"/>
+        </w:rPr>
+      </w:pPr>
+      <w:r>
+        <w:rPr>
+          <w:rFonts w:ascii="DM Sans 14pt" w:eastAsia="Helvetica Neue" w:hAnsi="DM Sans 14pt" w:cs="Helvetica Neue"/>
+        </w:rPr>
+        <w:t>Screen:</w:t>
+      </w:r>
+      <w:r>
+        <w:rPr>
+          <w:rFonts w:ascii="DM Sans 14pt" w:eastAsia="Helvetica Neue" w:hAnsi="DM Sans 14pt" w:cs="Helvetica Neue"/>
+        </w:rPr>
+        <w:t xml:space="preserve"> </w:t>
+      </w:r>
+      <w:hyperlink r:id="rId15" w:history="1">
         <w:r>
           <w:rPr>
-            <w:rFonts w:ascii="Helvetica Neue" w:cs="Helvetica Neue" w:eastAsia="Helvetica Neue" w:hAnsi="Helvetica Neue"/>
-            <w:color w:val="1155cc"/>
-            <w:u w:val="single"/>
-            <w:rtl w:val="0"/>
+            <w:rStyle w:val="Hyperlink"/>
+            <w:rFonts w:ascii="DM Sans 14pt" w:eastAsia="Helvetica Neue" w:hAnsi="DM Sans 14pt" w:cs="Helvetica Neue"/>
+            <w:sz w:val="20"/>
+            <w:szCs w:val="20"/>
           </w:rPr>
-          <w:t xml:space="preserve">https://drive.google.com/file/d/1eYd671P-RUIQL9zOZrnlZaodgVj1aSVA/view?usp=drive_link</w:t>
+          <w:t>https://drive.google.com/file/d/1jw3vUL_T2ia39ekJ_Bbw2qbdkycuWQn0/view</w:t>
         </w:r>
       </w:hyperlink>
-      <w:r>
-        <w:rPr>
-          <w:rFonts w:ascii="Helvetica Neue" w:cs="Helvetica Neue" w:eastAsia="Helvetica Neue" w:hAnsi="Helvetica Neue"/>
-          <w:rtl w:val="0"/>
+    </w:p>
+    <w:p>
+      <w:pPr>
+        <w:numPr>
+          <w:ilvl w:val="1"/>
+          <w:numId w:val="1"/>
+        </w:numPr>
+        <w:rPr>
+          <w:rFonts w:ascii="DM Sans 14pt" w:eastAsia="Helvetica Neue" w:hAnsi="DM Sans 14pt" w:cs="Helvetica Neue"/>
+        </w:rPr>
+      </w:pPr>
+      <w:r>
+        <w:rPr>
+          <w:rFonts w:ascii="DM Sans 14pt" w:eastAsia="Helvetica Neue" w:hAnsi="DM Sans 14pt" w:cs="Helvetica Neue"/>
+        </w:rPr>
+        <w:t xml:space="preserve">Print: </w:t>
+      </w:r>
+      <w:hyperlink r:id="rId16" w:history="1">
+        <w:r>
+          <w:rPr>
+            <w:rStyle w:val="Hyperlink"/>
+            <w:rFonts w:ascii="DM Sans 14pt" w:eastAsia="Helvetica Neue" w:hAnsi="DM Sans 14pt" w:cs="Helvetica Neue"/>
+            <w:sz w:val="20"/>
+            <w:szCs w:val="20"/>
+          </w:rPr>
+          <w:t>https://drive.google.com/file/d/1NnCNQ8BpaWRjqlfw3XCAxybtwQ7mflJw/view</w:t>
+        </w:r>
+      </w:hyperlink>
+      <w:r>
+        <w:rPr>
+          <w:rFonts w:ascii="DM Sans 14pt" w:eastAsia="Helvetica Neue" w:hAnsi="DM Sans 14pt" w:cs="Helvetica Neue"/>
         </w:rPr>
         <w:t xml:space="preserve"> </w:t>
       </w:r>
     </w:p>
     <w:p>
       <w:pPr>
-        <w:spacing w:after="240" w:before="240" w:line="480" w:lineRule="auto"/>
-        <w:rPr>
-          <w:rFonts w:ascii="Helvetica Neue" w:cs="Helvetica Neue" w:eastAsia="Helvetica Neue" w:hAnsi="Helvetica Neue"/>
-        </w:rPr>
-      </w:pPr>
-      <w:r>
-        <w:rPr>
-          <w:rFonts w:ascii="Helvetica Neue" w:cs="Helvetica Neue" w:eastAsia="Helvetica Neue" w:hAnsi="Helvetica Neue"/>
-          <w:rtl w:val="0"/>
+        <w:rPr>
+          <w:rFonts w:ascii="DM Sans 14pt" w:eastAsia="Helvetica Neue" w:hAnsi="DM Sans 14pt" w:cs="Helvetica Neue"/>
+          <w:highlight w:val="yellow"/>
+        </w:rPr>
+      </w:pPr>
+    </w:p>
+    <w:p>
+      <w:pPr>
+        <w:spacing w:before="240" w:after="240"/>
+        <w:rPr>
+          <w:rFonts w:ascii="DM Sans 14pt" w:eastAsia="Helvetica Neue" w:hAnsi="DM Sans 14pt" w:cs="Helvetica Neue"/>
+        </w:rPr>
+      </w:pPr>
+      <w:r>
+        <w:rPr>
+          <w:rFonts w:ascii="DM Sans 14pt" w:eastAsia="Helvetica Neue" w:hAnsi="DM Sans 14pt" w:cs="Helvetica Neue"/>
         </w:rPr>
         <w:t xml:space="preserve">After the trip, we expect you to </w:t>
       </w:r>
       <w:r>
         <w:rPr>
-          <w:rFonts w:ascii="Helvetica Neue" w:cs="Helvetica Neue" w:eastAsia="Helvetica Neue" w:hAnsi="Helvetica Neue"/>
-          <w:b w:val="1"/>
-          <w:bCs w:val="1"/>
-          <w:rtl w:val="0"/>
-        </w:rPr>
-        <w:t xml:space="preserve">hand in the following documents</w:t>
-      </w:r>
-      <w:r>
-        <w:rPr>
-          <w:rFonts w:ascii="Helvetica Neue" w:cs="Helvetica Neue" w:eastAsia="Helvetica Neue" w:hAnsi="Helvetica Neue"/>
-          <w:rtl w:val="0"/>
+          <w:rFonts w:ascii="DM Sans 14pt" w:eastAsia="Helvetica Neue" w:hAnsi="DM Sans 14pt" w:cs="Helvetica Neue"/>
+          <w:b/>
+          <w:bCs/>
+        </w:rPr>
+        <w:t>hand in the following documents</w:t>
+      </w:r>
+      <w:r>
+        <w:rPr>
+          <w:rFonts w:ascii="DM Sans 14pt" w:eastAsia="Helvetica Neue" w:hAnsi="DM Sans 14pt" w:cs="Helvetica Neue"/>
         </w:rPr>
         <w:t xml:space="preserve"> (within four weeks):</w:t>
       </w:r>
@@ -1472,16 +1648,15 @@
           <w:ilvl w:val="0"/>
           <w:numId w:val="2"/>
         </w:numPr>
-        <w:spacing w:before="240" w:line="480" w:lineRule="auto"/>
-        <w:ind w:left="1080" w:hanging="360"/>
-        <w:rPr>
-          <w:rFonts w:ascii="Helvetica Neue" w:cs="Helvetica Neue" w:eastAsia="Helvetica Neue" w:hAnsi="Helvetica Neue"/>
-        </w:rPr>
-      </w:pPr>
-      <w:r>
-        <w:rPr>
-          <w:rFonts w:ascii="Helvetica Neue" w:cs="Helvetica Neue" w:eastAsia="Helvetica Neue" w:hAnsi="Helvetica Neue"/>
-          <w:rtl w:val="0"/>
+        <w:spacing w:before="240"/>
+        <w:ind w:left="1080"/>
+        <w:rPr>
+          <w:rFonts w:ascii="DM Sans 14pt" w:eastAsia="Helvetica Neue" w:hAnsi="DM Sans 14pt" w:cs="Helvetica Neue"/>
+        </w:rPr>
+      </w:pPr>
+      <w:r>
+        <w:rPr>
+          <w:rFonts w:ascii="DM Sans 14pt" w:eastAsia="Helvetica Neue" w:hAnsi="DM Sans 14pt" w:cs="Helvetica Neue"/>
         </w:rPr>
         <w:t xml:space="preserve">Confirmation of attendance  </w:t>
       </w:r>
@@ -1492,18 +1667,17 @@
           <w:ilvl w:val="0"/>
           <w:numId w:val="2"/>
         </w:numPr>
-        <w:spacing w:line="480" w:lineRule="auto"/>
-        <w:ind w:left="1080" w:hanging="360"/>
-        <w:rPr>
-          <w:rFonts w:ascii="Helvetica Neue" w:cs="Helvetica Neue" w:eastAsia="Helvetica Neue" w:hAnsi="Helvetica Neue"/>
-        </w:rPr>
-      </w:pPr>
-      <w:r>
-        <w:rPr>
-          <w:rFonts w:ascii="Helvetica Neue" w:cs="Helvetica Neue" w:eastAsia="Helvetica Neue" w:hAnsi="Helvetica Neue"/>
-          <w:rtl w:val="0"/>
-        </w:rPr>
-        <w:t xml:space="preserve">a one-page account of your trip for our “Success stories” blog. Two or three photos, where at least one shows the bursary holder with the conference badge / roll-up / poster. In the text please provide a summary of the event and reflect on how the participation in the workshop or conference has contributed to the expansion of your knowledge and your research in the area of Digital Humanities (4000 characters including spaces). Summarize your text in a one sentence statement focussing on how your travels have improved your experience, work, etc. </w:t>
+        <w:spacing w:before="240"/>
+        <w:ind w:left="1080"/>
+        <w:rPr>
+          <w:rFonts w:ascii="DM Sans 14pt" w:eastAsia="Helvetica Neue" w:hAnsi="DM Sans 14pt" w:cs="Helvetica Neue"/>
+        </w:rPr>
+      </w:pPr>
+      <w:r>
+        <w:rPr>
+          <w:rFonts w:ascii="DM Sans 14pt" w:eastAsia="Helvetica Neue" w:hAnsi="DM Sans 14pt" w:cs="Helvetica Neue"/>
+        </w:rPr>
+        <w:t>a one-page account of your trip for our “Success stories” blog. Two or three photos, where at least one shows the bursary holder with the conference badge / roll-up / poster. In the text please provide a summary of the event and reflect on how the participation in the workshop or conference has contributed to the expansion of your knowledge and your research in the area of Digital Humanities (4000 characters including spaces). Summarize your text in a one sentence statement focussing on how your travels have improved your experience, work, etc.</w:t>
       </w:r>
     </w:p>
     <w:p>
@@ -1512,402 +1686,424 @@
           <w:ilvl w:val="0"/>
           <w:numId w:val="2"/>
         </w:numPr>
-        <w:spacing w:line="480" w:lineRule="auto"/>
-        <w:ind w:left="1080" w:hanging="360"/>
-        <w:rPr>
-          <w:rFonts w:ascii="Helvetica Neue" w:cs="Helvetica Neue" w:eastAsia="Helvetica Neue" w:hAnsi="Helvetica Neue"/>
-        </w:rPr>
-      </w:pPr>
-      <w:r>
-        <w:rPr>
-          <w:rFonts w:ascii="Helvetica Neue" w:cs="Helvetica Neue" w:eastAsia="Helvetica Neue" w:hAnsi="Helvetica Neue"/>
-          <w:rtl w:val="0"/>
-        </w:rPr>
-        <w:t xml:space="preserve">(the link to) the paper or poster you presented at the conference, or a summary of the outcomes and findings or links to any workshop material created.</w:t>
+        <w:spacing w:before="240"/>
+        <w:ind w:left="1080"/>
+        <w:rPr>
+          <w:rFonts w:ascii="DM Sans 14pt" w:eastAsia="Helvetica Neue" w:hAnsi="DM Sans 14pt" w:cs="Helvetica Neue"/>
+        </w:rPr>
+      </w:pPr>
+      <w:r>
+        <w:rPr>
+          <w:rFonts w:ascii="DM Sans 14pt" w:eastAsia="Helvetica Neue" w:hAnsi="DM Sans 14pt" w:cs="Helvetica Neue"/>
+        </w:rPr>
+        <w:t>(the link to) the paper or poster you presented at the conference, or a summary of the outcomes and findings or links to any workshop material created.</w:t>
       </w:r>
       <w:r>
         <w:br w:type="page"/>
       </w:r>
-      <w:r>
-        <w:rPr>
-          <w:rtl w:val="0"/>
-        </w:rPr>
-      </w:r>
-    </w:p>
-    <w:p>
-      <w:pPr>
-        <w:pStyle w:val="Heading3"/>
-        <w:rPr>
-          <w:rFonts w:ascii="Helvetica Neue" w:cs="Helvetica Neue" w:eastAsia="Helvetica Neue" w:hAnsi="Helvetica Neue"/>
-          <w:b w:val="1"/>
-          <w:bCs w:val="1"/>
-          <w:color w:val="000000"/>
-        </w:rPr>
-      </w:pPr>
-      <w:bookmarkStart w:colFirst="0" w:colLast="0" w:name="_heading=h.1i554gecdmzr" w:id="6"/>
+    </w:p>
+    <w:p>
+      <w:pPr>
+        <w:pStyle w:val="berschrift3"/>
+        <w:keepNext w:val="0"/>
+        <w:keepLines w:val="0"/>
+        <w:widowControl w:val="0"/>
+        <w:spacing w:line="240" w:lineRule="auto"/>
+        <w:rPr>
+          <w:rFonts w:ascii="DM Sans 14pt" w:eastAsia="Helvetica Neue" w:hAnsi="DM Sans 14pt" w:cs="Helvetica Neue"/>
+          <w:b/>
+          <w:bCs/>
+          <w:color w:val="1F3362"/>
+        </w:rPr>
+      </w:pPr>
+      <w:bookmarkStart w:id="6" w:name="_heading=h.1i554gecdmzr" w:colFirst="0" w:colLast="0"/>
       <w:bookmarkEnd w:id="6"/>
       <w:r>
         <w:rPr>
-          <w:rFonts w:ascii="Helvetica Neue" w:cs="Helvetica Neue" w:eastAsia="Helvetica Neue" w:hAnsi="Helvetica Neue"/>
-          <w:b w:val="1"/>
-          <w:bCs w:val="1"/>
-          <w:color w:val="000000"/>
-          <w:rtl w:val="0"/>
-        </w:rPr>
-        <w:t xml:space="preserve">Publication of project details</w:t>
-      </w:r>
-    </w:p>
-    <w:p>
-      <w:pPr>
-        <w:rPr>
-          <w:rFonts w:ascii="Helvetica Neue" w:cs="Helvetica Neue" w:eastAsia="Helvetica Neue" w:hAnsi="Helvetica Neue"/>
-        </w:rPr>
-      </w:pPr>
-      <w:r>
-        <w:rPr>
-          <w:rFonts w:ascii="Helvetica Neue" w:cs="Helvetica Neue" w:eastAsia="Helvetica Neue" w:hAnsi="Helvetica Neue"/>
-          <w:rtl w:val="0"/>
-        </w:rPr>
-        <w:t xml:space="preserve">The names, titles of research projects and conference details of all selected candidates will be published on the DHA website/CLARIAH-AT website.</w:t>
-      </w:r>
-    </w:p>
-    <w:p>
-      <w:pPr>
-        <w:rPr>
-          <w:rFonts w:ascii="Helvetica Neue" w:cs="Helvetica Neue" w:eastAsia="Helvetica Neue" w:hAnsi="Helvetica Neue"/>
-        </w:rPr>
-      </w:pPr>
-      <w:r>
-        <w:rPr>
-          <w:rtl w:val="0"/>
-        </w:rPr>
-      </w:r>
-    </w:p>
-    <w:p>
-      <w:pPr>
-        <w:rPr>
-          <w:rFonts w:ascii="Helvetica Neue" w:cs="Helvetica Neue" w:eastAsia="Helvetica Neue" w:hAnsi="Helvetica Neue"/>
-        </w:rPr>
-      </w:pPr>
-      <w:r>
-        <w:rPr>
-          <w:rFonts w:ascii="Helvetica Neue" w:cs="Helvetica Neue" w:eastAsia="Helvetica Neue" w:hAnsi="Helvetica Neue"/>
-          <w:rtl w:val="0"/>
-        </w:rPr>
-        <w:t xml:space="preserve">We would furthermore kindly ask you to give us permission to publish your contribution as a blogpost in order to show how travel bursaries can support networking and research among students and young researchers.</w:t>
-      </w:r>
-    </w:p>
-    <w:p>
-      <w:pPr>
-        <w:rPr>
-          <w:rFonts w:ascii="Helvetica Neue" w:cs="Helvetica Neue" w:eastAsia="Helvetica Neue" w:hAnsi="Helvetica Neue"/>
-        </w:rPr>
-      </w:pPr>
-      <w:r>
-        <w:rPr>
-          <w:rtl w:val="0"/>
-        </w:rPr>
-      </w:r>
+          <w:rFonts w:ascii="DM Sans 14pt" w:eastAsia="Helvetica Neue" w:hAnsi="DM Sans 14pt" w:cs="Helvetica Neue"/>
+          <w:b/>
+          <w:bCs/>
+          <w:color w:val="1F3362"/>
+        </w:rPr>
+        <w:lastRenderedPageBreak/>
+        <w:t>Publication of project details</w:t>
+      </w:r>
+    </w:p>
+    <w:p/>
+    <w:p>
+      <w:pPr>
+        <w:rPr>
+          <w:rFonts w:ascii="DM Sans 14pt" w:eastAsia="Helvetica Neue" w:hAnsi="DM Sans 14pt" w:cs="Helvetica Neue"/>
+        </w:rPr>
+      </w:pPr>
+      <w:r>
+        <w:rPr>
+          <w:rFonts w:ascii="DM Sans 14pt" w:eastAsia="Helvetica Neue" w:hAnsi="DM Sans 14pt" w:cs="Helvetica Neue"/>
+        </w:rPr>
+        <w:t>The names, titles of research projects and conference details of all selected candidates will be published on the DHA website/CLARIAH-AT website.</w:t>
+      </w:r>
+    </w:p>
+    <w:p>
+      <w:pPr>
+        <w:rPr>
+          <w:rFonts w:ascii="DM Sans 14pt" w:eastAsia="Helvetica Neue" w:hAnsi="DM Sans 14pt" w:cs="Helvetica Neue"/>
+        </w:rPr>
+      </w:pPr>
+    </w:p>
+    <w:p>
+      <w:pPr>
+        <w:rPr>
+          <w:rFonts w:ascii="DM Sans 14pt" w:eastAsia="Helvetica Neue" w:hAnsi="DM Sans 14pt" w:cs="Helvetica Neue"/>
+        </w:rPr>
+      </w:pPr>
+      <w:r>
+        <w:rPr>
+          <w:rFonts w:ascii="DM Sans 14pt" w:eastAsia="Helvetica Neue" w:hAnsi="DM Sans 14pt" w:cs="Helvetica Neue"/>
+        </w:rPr>
+        <w:t>We would furthermore kindly ask you to give us permission to publish your contribution as a blogpost in order to show how travel bursaries can support networking and research among students and young researchers.</w:t>
+      </w:r>
+    </w:p>
+    <w:p>
+      <w:pPr>
+        <w:rPr>
+          <w:rFonts w:ascii="DM Sans 14pt" w:eastAsia="Helvetica Neue" w:hAnsi="DM Sans 14pt" w:cs="Helvetica Neue"/>
+        </w:rPr>
+      </w:pPr>
     </w:p>
     <w:p>
       <w:pPr>
         <w:spacing w:line="360" w:lineRule="auto"/>
         <w:rPr>
-          <w:rFonts w:ascii="Helvetica Neue" w:cs="Helvetica Neue" w:eastAsia="Helvetica Neue" w:hAnsi="Helvetica Neue"/>
+          <w:rFonts w:ascii="DM Sans 14pt" w:eastAsia="Helvetica Neue" w:hAnsi="DM Sans 14pt" w:cs="Helvetica Neue"/>
         </w:rPr>
       </w:pPr>
       <w:sdt>
         <w:sdtPr>
+          <w:rPr>
+            <w:rFonts w:ascii="DM Sans 14pt" w:hAnsi="DM Sans 14pt"/>
+          </w:rPr>
+          <w:tag w:val="goog_rdk_0"/>
           <w:id w:val="1215429186"/>
-          <w:tag w:val="goog_rdk_0"/>
         </w:sdtPr>
         <w:sdtContent>
           <w:r>
             <w:rPr>
-              <w:rFonts w:ascii="Arial Unicode MS" w:cs="Arial Unicode MS" w:eastAsia="Arial Unicode MS" w:hAnsi="Arial Unicode MS"/>
-              <w:rtl w:val="0"/>
+              <w:rFonts w:ascii="Segoe UI Symbol" w:eastAsia="Arial Unicode MS" w:hAnsi="Segoe UI Symbol" w:cs="Segoe UI Symbol"/>
             </w:rPr>
-            <w:t xml:space="preserve">☐</w:t>
+            <w:t>☐</w:t>
           </w:r>
         </w:sdtContent>
       </w:sdt>
       <w:r>
         <w:rPr>
-          <w:rFonts w:ascii="Helvetica Neue" w:cs="Helvetica Neue" w:eastAsia="Helvetica Neue" w:hAnsi="Helvetica Neue"/>
-          <w:rtl w:val="0"/>
+          <w:rFonts w:ascii="DM Sans 14pt" w:eastAsia="Helvetica Neue" w:hAnsi="DM Sans 14pt" w:cs="Helvetica Neue"/>
         </w:rPr>
         <w:t xml:space="preserve">  I consent to the publication of a short description of my trip in the form of a blog entry (“Success story”) on the CLARIAH-AT website. I confirm that I hold the rights to the text/photos handed in. I grant CLARIAH-AT the right to take only parts of my text, or summarize my report, as well as to crop or post-process the photos.</w:t>
-        <w:br w:type="textWrapping"/>
+      </w:r>
+      <w:r>
+        <w:rPr>
+          <w:rFonts w:ascii="DM Sans 14pt" w:eastAsia="Helvetica Neue" w:hAnsi="DM Sans 14pt" w:cs="Helvetica Neue"/>
+        </w:rPr>
+        <w:br/>
       </w:r>
     </w:p>
     <w:sectPr>
-      <w:headerReference r:id="rId12" w:type="default"/>
-      <w:headerReference r:id="rId13" w:type="first"/>
-      <w:headerReference r:id="rId14" w:type="even"/>
-      <w:footerReference r:id="rId15" w:type="default"/>
-      <w:footerReference r:id="rId16" w:type="first"/>
-      <w:footerReference r:id="rId17" w:type="even"/>
-      <w:pgSz w:h="16838" w:w="11906" w:orient="portrait"/>
-      <w:pgMar w:bottom="1133" w:top="1133" w:left="1133" w:right="1133" w:header="720" w:footer="720"/>
+      <w:headerReference w:type="even" r:id="rId17"/>
+      <w:headerReference w:type="default" r:id="rId18"/>
+      <w:footerReference w:type="even" r:id="rId19"/>
+      <w:footerReference w:type="default" r:id="rId20"/>
+      <w:headerReference w:type="first" r:id="rId21"/>
+      <w:footerReference w:type="first" r:id="rId22"/>
+      <w:pgSz w:w="11906" w:h="16838"/>
+      <w:pgMar w:top="1133" w:right="1133" w:bottom="1133" w:left="1133" w:header="720" w:footer="720" w:gutter="0"/>
       <w:pgNumType w:start="1"/>
+      <w:cols w:space="720"/>
     </w:sectPr>
   </w:body>
 </w:document>
 </file>
 
+<file path=word/endnotes.xml><?xml version="1.0" encoding="utf-8"?>
+<w:endnotes xmlns:wpc="http://schemas.microsoft.com/office/word/2010/wordprocessingCanvas" xmlns:cx="http://schemas.microsoft.com/office/drawing/2014/chartex" xmlns:cx1="http://schemas.microsoft.com/office/drawing/2015/9/8/chartex" xmlns:cx2="http://schemas.microsoft.com/office/drawing/2015/10/21/chartex" xmlns:cx3="http://schemas.microsoft.com/office/drawing/2016/5/9/chartex" xmlns:cx4="http://schemas.microsoft.com/office/drawing/2016/5/10/chartex" xmlns:cx5="http://schemas.microsoft.com/office/drawing/2016/5/11/chartex" xmlns:cx6="http://schemas.microsoft.com/office/drawing/2016/5/12/chartex" xmlns:cx7="http://schemas.microsoft.com/office/drawing/2016/5/13/chartex" xmlns:cx8="http://schemas.microsoft.com/office/drawing/2016/5/14/chartex" xmlns:mc="http://schemas.openxmlformats.org/markup-compatibility/2006" xmlns:aink="http://schemas.microsoft.com/office/drawing/2016/ink" xmlns:am3d="http://schemas.microsoft.com/office/drawing/2017/model3d" xmlns:o="urn:schemas-microsoft-com:office:office" xmlns:oel="http://schemas.microsoft.com/office/2019/extlst" xmlns:r="http://schemas.openxmlformats.org/officeDocument/2006/relationships" xmlns:m="http://schemas.openxmlformats.org/officeDocument/2006/math" xmlns:v="urn:schemas-microsoft-com:vml" xmlns:wp14="http://schemas.microsoft.com/office/word/2010/wordprocessingDrawing" xmlns:wp="http://schemas.openxmlformats.org/drawingml/2006/wordprocessingDrawing" xmlns:w10="urn:schemas-microsoft-com:office:word" xmlns:w="http://schemas.openxmlformats.org/wordprocessingml/2006/main" xmlns:w14="http://schemas.microsoft.com/office/word/2010/wordml" xmlns:w15="http://schemas.microsoft.com/office/word/2012/wordml" xmlns:w16cex="http://schemas.microsoft.com/office/word/2018/wordml/cex" xmlns:w16cid="http://schemas.microsoft.com/office/word/2016/wordml/cid" xmlns:w16="http://schemas.microsoft.com/office/word/2018/wordml" xmlns:w16du="http://schemas.microsoft.com/office/word/2023/wordml/word16du" xmlns:w16sdtdh="http://schemas.microsoft.com/office/word/2020/wordml/sdtdatahash" xmlns:w16sdtfl="http://schemas.microsoft.com/office/word/2024/wordml/sdtformatlock" xmlns:w16se="http://schemas.microsoft.com/office/word/2015/wordml/symex" xmlns:wpg="http://schemas.microsoft.com/office/word/2010/wordprocessingGroup" xmlns:wpi="http://schemas.microsoft.com/office/word/2010/wordprocessingInk" xmlns:wne="http://schemas.microsoft.com/office/word/2006/wordml" xmlns:wps="http://schemas.microsoft.com/office/word/2010/wordprocessingShape" mc:Ignorable="w14 w15 w16se w16cid w16 w16cex w16sdtdh w16sdtfl w16du wp14">
+  <w:endnote w:type="separator" w:id="-1">
+    <w:p>
+      <w:pPr>
+        <w:spacing w:line="240" w:lineRule="auto"/>
+      </w:pPr>
+      <w:r>
+        <w:separator/>
+      </w:r>
+    </w:p>
+  </w:endnote>
+  <w:endnote w:type="continuationSeparator" w:id="0">
+    <w:p>
+      <w:pPr>
+        <w:spacing w:line="240" w:lineRule="auto"/>
+      </w:pPr>
+      <w:r>
+        <w:continuationSeparator/>
+      </w:r>
+    </w:p>
+  </w:endnote>
+</w:endnotes>
+</file>
+
 <file path=word/footer1.xml><?xml version="1.0" encoding="utf-8"?>
-<w:ftr xmlns:mc="http://schemas.openxmlformats.org/markup-compatibility/2006" xmlns:o="urn:schemas-microsoft-com:office:office" xmlns:r="http://schemas.openxmlformats.org/officeDocument/2006/relationships" xmlns:m="http://schemas.openxmlformats.org/officeDocument/2006/math" xmlns:v="urn:schemas-microsoft-com:vml" xmlns:wp="http://schemas.openxmlformats.org/drawingml/2006/wordprocessingDrawing" xmlns:w10="urn:schemas-microsoft-com:office:word" xmlns:w="http://schemas.openxmlformats.org/wordprocessingml/2006/main" xmlns:wne="http://schemas.microsoft.com/office/word/2006/wordml" xmlns:sl="http://schemas.openxmlformats.org/schemaLibrary/2006/main" xmlns:a="http://schemas.openxmlformats.org/drawingml/2006/main" xmlns:pic="http://schemas.openxmlformats.org/drawingml/2006/picture" xmlns:c="http://schemas.openxmlformats.org/drawingml/2006/chart" xmlns:lc="http://schemas.openxmlformats.org/drawingml/2006/lockedCanvas" xmlns:dgm="http://schemas.openxmlformats.org/drawingml/2006/diagram" xmlns:wps="http://schemas.microsoft.com/office/word/2010/wordprocessingShape" xmlns:wpg="http://schemas.microsoft.com/office/word/2010/wordprocessingGroup" xmlns:w14="http://schemas.microsoft.com/office/word/2010/wordml" xmlns:w15="http://schemas.microsoft.com/office/word/2012/wordml" xmlns:w16="http://schemas.microsoft.com/office/word/2018/wordml" xmlns:w16cex="http://schemas.microsoft.com/office/word/2018/wordml/cex" xmlns:w16cid="http://schemas.microsoft.com/office/word/2016/wordml/cid" xmlns="http://schemas.microsoft.com/office/tasks/2019/documenttasks" xmlns:cr="http://schemas.microsoft.com/office/comments/2020/reactions">
+<w:ftr xmlns:wpc="http://schemas.microsoft.com/office/word/2010/wordprocessingCanvas" xmlns:cx="http://schemas.microsoft.com/office/drawing/2014/chartex" xmlns:cx1="http://schemas.microsoft.com/office/drawing/2015/9/8/chartex" xmlns:cx2="http://schemas.microsoft.com/office/drawing/2015/10/21/chartex" xmlns:cx3="http://schemas.microsoft.com/office/drawing/2016/5/9/chartex" xmlns:cx4="http://schemas.microsoft.com/office/drawing/2016/5/10/chartex" xmlns:cx5="http://schemas.microsoft.com/office/drawing/2016/5/11/chartex" xmlns:cx6="http://schemas.microsoft.com/office/drawing/2016/5/12/chartex" xmlns:cx7="http://schemas.microsoft.com/office/drawing/2016/5/13/chartex" xmlns:cx8="http://schemas.microsoft.com/office/drawing/2016/5/14/chartex" xmlns:mc="http://schemas.openxmlformats.org/markup-compatibility/2006" xmlns:aink="http://schemas.microsoft.com/office/drawing/2016/ink" xmlns:am3d="http://schemas.microsoft.com/office/drawing/2017/model3d" xmlns:o="urn:schemas-microsoft-com:office:office" xmlns:oel="http://schemas.microsoft.com/office/2019/extlst" xmlns:r="http://schemas.openxmlformats.org/officeDocument/2006/relationships" xmlns:m="http://schemas.openxmlformats.org/officeDocument/2006/math" xmlns:v="urn:schemas-microsoft-com:vml" xmlns:wp14="http://schemas.microsoft.com/office/word/2010/wordprocessingDrawing" xmlns:wp="http://schemas.openxmlformats.org/drawingml/2006/wordprocessingDrawing" xmlns:w10="urn:schemas-microsoft-com:office:word" xmlns:w="http://schemas.openxmlformats.org/wordprocessingml/2006/main" xmlns:w14="http://schemas.microsoft.com/office/word/2010/wordml" xmlns:w15="http://schemas.microsoft.com/office/word/2012/wordml" xmlns:w16cex="http://schemas.microsoft.com/office/word/2018/wordml/cex" xmlns:w16cid="http://schemas.microsoft.com/office/word/2016/wordml/cid" xmlns:w16="http://schemas.microsoft.com/office/word/2018/wordml" xmlns:w16du="http://schemas.microsoft.com/office/word/2023/wordml/word16du" xmlns:w16sdtdh="http://schemas.microsoft.com/office/word/2020/wordml/sdtdatahash" xmlns:w16sdtfl="http://schemas.microsoft.com/office/word/2024/wordml/sdtformatlock" xmlns:w16se="http://schemas.microsoft.com/office/word/2015/wordml/symex" xmlns:wpg="http://schemas.microsoft.com/office/word/2010/wordprocessingGroup" xmlns:wpi="http://schemas.microsoft.com/office/word/2010/wordprocessingInk" xmlns:wne="http://schemas.microsoft.com/office/word/2006/wordml" xmlns:wps="http://schemas.microsoft.com/office/word/2010/wordprocessingShape" mc:Ignorable="w14 w15 w16se w16cid w16 w16cex w16sdtdh w16sdtfl w16du wp14">
   <w:p>
     <w:pPr>
-      <w:keepNext w:val="0"/>
-      <w:keepLines w:val="0"/>
-      <w:pageBreakBefore w:val="0"/>
-      <w:widowControl w:val="1"/>
       <w:pBdr>
-        <w:top w:space="0" w:sz="0" w:val="nil"/>
-        <w:left w:space="0" w:sz="0" w:val="nil"/>
-        <w:bottom w:space="0" w:sz="0" w:val="nil"/>
-        <w:right w:space="0" w:sz="0" w:val="nil"/>
-        <w:between w:space="0" w:sz="0" w:val="nil"/>
+        <w:top w:val="nil"/>
+        <w:left w:val="nil"/>
+        <w:bottom w:val="nil"/>
+        <w:right w:val="nil"/>
+        <w:between w:val="nil"/>
       </w:pBdr>
-      <w:shd w:fill="auto" w:val="clear"/>
       <w:tabs>
-        <w:tab w:val="center" w:leader="none" w:pos="4536"/>
-        <w:tab w:val="right" w:leader="none" w:pos="9072"/>
+        <w:tab w:val="center" w:pos="4536"/>
+        <w:tab w:val="right" w:pos="9072"/>
       </w:tabs>
-      <w:spacing w:after="0" w:before="0" w:line="240" w:lineRule="auto"/>
-      <w:ind w:left="0" w:right="0" w:firstLine="0"/>
-      <w:jc w:val="left"/>
+      <w:spacing w:line="240" w:lineRule="auto"/>
       <w:rPr>
-        <w:rFonts w:ascii="Arial" w:cs="Arial" w:eastAsia="Arial" w:hAnsi="Arial"/>
-        <w:b w:val="0"/>
-        <w:bCs w:val="0"/>
-        <w:i w:val="0"/>
-        <w:iCs w:val="0"/>
-        <w:smallCaps w:val="0"/>
-        <w:strike w:val="0"/>
         <w:color w:val="000000"/>
-        <w:sz w:val="22"/>
-        <w:szCs w:val="22"/>
-        <w:u w:val="none"/>
-        <w:shd w:fill="auto" w:val="clear"/>
-        <w:vertAlign w:val="baseline"/>
+        <w:lang w:val="de-AT"/>
       </w:rPr>
     </w:pPr>
-    <w:r>
-      <w:rPr>
-        <w:rtl w:val="0"/>
-      </w:rPr>
-    </w:r>
   </w:p>
 </w:ftr>
 </file>
 
 <file path=word/footer2.xml><?xml version="1.0" encoding="utf-8"?>
-<w:ftr xmlns:mc="http://schemas.openxmlformats.org/markup-compatibility/2006" xmlns:o="urn:schemas-microsoft-com:office:office" xmlns:r="http://schemas.openxmlformats.org/officeDocument/2006/relationships" xmlns:m="http://schemas.openxmlformats.org/officeDocument/2006/math" xmlns:v="urn:schemas-microsoft-com:vml" xmlns:wp="http://schemas.openxmlformats.org/drawingml/2006/wordprocessingDrawing" xmlns:w10="urn:schemas-microsoft-com:office:word" xmlns:w="http://schemas.openxmlformats.org/wordprocessingml/2006/main" xmlns:wne="http://schemas.microsoft.com/office/word/2006/wordml" xmlns:sl="http://schemas.openxmlformats.org/schemaLibrary/2006/main" xmlns:a="http://schemas.openxmlformats.org/drawingml/2006/main" xmlns:pic="http://schemas.openxmlformats.org/drawingml/2006/picture" xmlns:c="http://schemas.openxmlformats.org/drawingml/2006/chart" xmlns:lc="http://schemas.openxmlformats.org/drawingml/2006/lockedCanvas" xmlns:dgm="http://schemas.openxmlformats.org/drawingml/2006/diagram" xmlns:wps="http://schemas.microsoft.com/office/word/2010/wordprocessingShape" xmlns:wpg="http://schemas.microsoft.com/office/word/2010/wordprocessingGroup" xmlns:w14="http://schemas.microsoft.com/office/word/2010/wordml" xmlns:w15="http://schemas.microsoft.com/office/word/2012/wordml" xmlns:w16="http://schemas.microsoft.com/office/word/2018/wordml" xmlns:w16cex="http://schemas.microsoft.com/office/word/2018/wordml/cex" xmlns:w16cid="http://schemas.microsoft.com/office/word/2016/wordml/cid" xmlns="http://schemas.microsoft.com/office/tasks/2019/documenttasks" xmlns:cr="http://schemas.microsoft.com/office/comments/2020/reactions">
+<w:ftr xmlns:wpc="http://schemas.microsoft.com/office/word/2010/wordprocessingCanvas" xmlns:cx="http://schemas.microsoft.com/office/drawing/2014/chartex" xmlns:cx1="http://schemas.microsoft.com/office/drawing/2015/9/8/chartex" xmlns:cx2="http://schemas.microsoft.com/office/drawing/2015/10/21/chartex" xmlns:cx3="http://schemas.microsoft.com/office/drawing/2016/5/9/chartex" xmlns:cx4="http://schemas.microsoft.com/office/drawing/2016/5/10/chartex" xmlns:cx5="http://schemas.microsoft.com/office/drawing/2016/5/11/chartex" xmlns:cx6="http://schemas.microsoft.com/office/drawing/2016/5/12/chartex" xmlns:cx7="http://schemas.microsoft.com/office/drawing/2016/5/13/chartex" xmlns:cx8="http://schemas.microsoft.com/office/drawing/2016/5/14/chartex" xmlns:mc="http://schemas.openxmlformats.org/markup-compatibility/2006" xmlns:aink="http://schemas.microsoft.com/office/drawing/2016/ink" xmlns:am3d="http://schemas.microsoft.com/office/drawing/2017/model3d" xmlns:o="urn:schemas-microsoft-com:office:office" xmlns:oel="http://schemas.microsoft.com/office/2019/extlst" xmlns:r="http://schemas.openxmlformats.org/officeDocument/2006/relationships" xmlns:m="http://schemas.openxmlformats.org/officeDocument/2006/math" xmlns:v="urn:schemas-microsoft-com:vml" xmlns:wp14="http://schemas.microsoft.com/office/word/2010/wordprocessingDrawing" xmlns:wp="http://schemas.openxmlformats.org/drawingml/2006/wordprocessingDrawing" xmlns:w10="urn:schemas-microsoft-com:office:word" xmlns:w="http://schemas.openxmlformats.org/wordprocessingml/2006/main" xmlns:w14="http://schemas.microsoft.com/office/word/2010/wordml" xmlns:w15="http://schemas.microsoft.com/office/word/2012/wordml" xmlns:w16cex="http://schemas.microsoft.com/office/word/2018/wordml/cex" xmlns:w16cid="http://schemas.microsoft.com/office/word/2016/wordml/cid" xmlns:w16="http://schemas.microsoft.com/office/word/2018/wordml" xmlns:w16du="http://schemas.microsoft.com/office/word/2023/wordml/word16du" xmlns:w16sdtdh="http://schemas.microsoft.com/office/word/2020/wordml/sdtdatahash" xmlns:w16sdtfl="http://schemas.microsoft.com/office/word/2024/wordml/sdtformatlock" xmlns:w16se="http://schemas.microsoft.com/office/word/2015/wordml/symex" xmlns:wpg="http://schemas.microsoft.com/office/word/2010/wordprocessingGroup" xmlns:wpi="http://schemas.microsoft.com/office/word/2010/wordprocessingInk" xmlns:wne="http://schemas.microsoft.com/office/word/2006/wordml" xmlns:wps="http://schemas.microsoft.com/office/word/2010/wordprocessingShape" mc:Ignorable="w14 w15 w16se w16cid w16 w16cex w16sdtdh w16sdtfl w16du wp14">
   <w:p>
     <w:pPr>
       <w:tabs>
-        <w:tab w:val="center" w:leader="none" w:pos="4536"/>
-        <w:tab w:val="right" w:leader="none" w:pos="9072"/>
+        <w:tab w:val="center" w:pos="4536"/>
+        <w:tab w:val="right" w:pos="9072"/>
       </w:tabs>
       <w:spacing w:after="160" w:line="259" w:lineRule="auto"/>
       <w:jc w:val="center"/>
-      <w:rPr/>
     </w:pPr>
     <w:r>
-      <w:rPr/>
       <w:fldChar w:fldCharType="begin"/>
-      <w:instrText xml:space="preserve">PAGE</w:instrText>
+    </w:r>
+    <w:r>
+      <w:instrText>PAGE</w:instrText>
+    </w:r>
+    <w:r>
       <w:fldChar w:fldCharType="separate"/>
-      <w:fldChar w:fldCharType="end"/>
     </w:r>
     <w:r>
       <w:rPr>
-        <w:rtl w:val="0"/>
+        <w:noProof/>
       </w:rPr>
+      <w:t>1</w:t>
+    </w:r>
+    <w:r>
+      <w:fldChar w:fldCharType="end"/>
     </w:r>
   </w:p>
 </w:ftr>
 </file>
 
 <file path=word/footer3.xml><?xml version="1.0" encoding="utf-8"?>
-<w:ftr xmlns:mc="http://schemas.openxmlformats.org/markup-compatibility/2006" xmlns:o="urn:schemas-microsoft-com:office:office" xmlns:r="http://schemas.openxmlformats.org/officeDocument/2006/relationships" xmlns:m="http://schemas.openxmlformats.org/officeDocument/2006/math" xmlns:v="urn:schemas-microsoft-com:vml" xmlns:wp="http://schemas.openxmlformats.org/drawingml/2006/wordprocessingDrawing" xmlns:w10="urn:schemas-microsoft-com:office:word" xmlns:w="http://schemas.openxmlformats.org/wordprocessingml/2006/main" xmlns:wne="http://schemas.microsoft.com/office/word/2006/wordml" xmlns:sl="http://schemas.openxmlformats.org/schemaLibrary/2006/main" xmlns:a="http://schemas.openxmlformats.org/drawingml/2006/main" xmlns:pic="http://schemas.openxmlformats.org/drawingml/2006/picture" xmlns:c="http://schemas.openxmlformats.org/drawingml/2006/chart" xmlns:lc="http://schemas.openxmlformats.org/drawingml/2006/lockedCanvas" xmlns:dgm="http://schemas.openxmlformats.org/drawingml/2006/diagram" xmlns:wps="http://schemas.microsoft.com/office/word/2010/wordprocessingShape" xmlns:wpg="http://schemas.microsoft.com/office/word/2010/wordprocessingGroup" xmlns:w14="http://schemas.microsoft.com/office/word/2010/wordml" xmlns:w15="http://schemas.microsoft.com/office/word/2012/wordml" xmlns:w16="http://schemas.microsoft.com/office/word/2018/wordml" xmlns:w16cex="http://schemas.microsoft.com/office/word/2018/wordml/cex" xmlns:w16cid="http://schemas.microsoft.com/office/word/2016/wordml/cid" xmlns="http://schemas.microsoft.com/office/tasks/2019/documenttasks" xmlns:cr="http://schemas.microsoft.com/office/comments/2020/reactions">
+<w:ftr xmlns:wpc="http://schemas.microsoft.com/office/word/2010/wordprocessingCanvas" xmlns:cx="http://schemas.microsoft.com/office/drawing/2014/chartex" xmlns:cx1="http://schemas.microsoft.com/office/drawing/2015/9/8/chartex" xmlns:cx2="http://schemas.microsoft.com/office/drawing/2015/10/21/chartex" xmlns:cx3="http://schemas.microsoft.com/office/drawing/2016/5/9/chartex" xmlns:cx4="http://schemas.microsoft.com/office/drawing/2016/5/10/chartex" xmlns:cx5="http://schemas.microsoft.com/office/drawing/2016/5/11/chartex" xmlns:cx6="http://schemas.microsoft.com/office/drawing/2016/5/12/chartex" xmlns:cx7="http://schemas.microsoft.com/office/drawing/2016/5/13/chartex" xmlns:cx8="http://schemas.microsoft.com/office/drawing/2016/5/14/chartex" xmlns:mc="http://schemas.openxmlformats.org/markup-compatibility/2006" xmlns:aink="http://schemas.microsoft.com/office/drawing/2016/ink" xmlns:am3d="http://schemas.microsoft.com/office/drawing/2017/model3d" xmlns:o="urn:schemas-microsoft-com:office:office" xmlns:oel="http://schemas.microsoft.com/office/2019/extlst" xmlns:r="http://schemas.openxmlformats.org/officeDocument/2006/relationships" xmlns:m="http://schemas.openxmlformats.org/officeDocument/2006/math" xmlns:v="urn:schemas-microsoft-com:vml" xmlns:wp14="http://schemas.microsoft.com/office/word/2010/wordprocessingDrawing" xmlns:wp="http://schemas.openxmlformats.org/drawingml/2006/wordprocessingDrawing" xmlns:w10="urn:schemas-microsoft-com:office:word" xmlns:w="http://schemas.openxmlformats.org/wordprocessingml/2006/main" xmlns:w14="http://schemas.microsoft.com/office/word/2010/wordml" xmlns:w15="http://schemas.microsoft.com/office/word/2012/wordml" xmlns:w16cex="http://schemas.microsoft.com/office/word/2018/wordml/cex" xmlns:w16cid="http://schemas.microsoft.com/office/word/2016/wordml/cid" xmlns:w16="http://schemas.microsoft.com/office/word/2018/wordml" xmlns:w16du="http://schemas.microsoft.com/office/word/2023/wordml/word16du" xmlns:w16sdtdh="http://schemas.microsoft.com/office/word/2020/wordml/sdtdatahash" xmlns:w16sdtfl="http://schemas.microsoft.com/office/word/2024/wordml/sdtformatlock" xmlns:w16se="http://schemas.microsoft.com/office/word/2015/wordml/symex" xmlns:wpg="http://schemas.microsoft.com/office/word/2010/wordprocessingGroup" xmlns:wpi="http://schemas.microsoft.com/office/word/2010/wordprocessingInk" xmlns:wne="http://schemas.microsoft.com/office/word/2006/wordml" xmlns:wps="http://schemas.microsoft.com/office/word/2010/wordprocessingShape" mc:Ignorable="w14 w15 w16se w16cid w16 w16cex w16sdtdh w16sdtfl w16du wp14">
   <w:p>
     <w:pPr>
-      <w:keepNext w:val="0"/>
-      <w:keepLines w:val="0"/>
-      <w:pageBreakBefore w:val="0"/>
-      <w:widowControl w:val="1"/>
       <w:pBdr>
-        <w:top w:space="0" w:sz="0" w:val="nil"/>
-        <w:left w:space="0" w:sz="0" w:val="nil"/>
-        <w:bottom w:space="0" w:sz="0" w:val="nil"/>
-        <w:right w:space="0" w:sz="0" w:val="nil"/>
-        <w:between w:space="0" w:sz="0" w:val="nil"/>
+        <w:top w:val="nil"/>
+        <w:left w:val="nil"/>
+        <w:bottom w:val="nil"/>
+        <w:right w:val="nil"/>
+        <w:between w:val="nil"/>
       </w:pBdr>
-      <w:shd w:fill="auto" w:val="clear"/>
       <w:tabs>
-        <w:tab w:val="center" w:leader="none" w:pos="4536"/>
-        <w:tab w:val="right" w:leader="none" w:pos="9072"/>
+        <w:tab w:val="center" w:pos="4536"/>
+        <w:tab w:val="right" w:pos="9072"/>
       </w:tabs>
-      <w:spacing w:after="0" w:before="0" w:line="240" w:lineRule="auto"/>
-      <w:ind w:left="0" w:right="0" w:firstLine="0"/>
-      <w:jc w:val="left"/>
+      <w:spacing w:line="240" w:lineRule="auto"/>
       <w:rPr>
-        <w:rFonts w:ascii="Arial" w:cs="Arial" w:eastAsia="Arial" w:hAnsi="Arial"/>
-        <w:b w:val="0"/>
-        <w:bCs w:val="0"/>
-        <w:i w:val="0"/>
-        <w:iCs w:val="0"/>
-        <w:smallCaps w:val="0"/>
-        <w:strike w:val="0"/>
         <w:color w:val="000000"/>
-        <w:sz w:val="22"/>
-        <w:szCs w:val="22"/>
-        <w:u w:val="none"/>
-        <w:shd w:fill="auto" w:val="clear"/>
-        <w:vertAlign w:val="baseline"/>
       </w:rPr>
     </w:pPr>
-    <w:r>
-      <w:rPr>
-        <w:rtl w:val="0"/>
-      </w:rPr>
-    </w:r>
   </w:p>
 </w:ftr>
 </file>
 
+<file path=word/footnotes.xml><?xml version="1.0" encoding="utf-8"?>
+<w:footnotes xmlns:wpc="http://schemas.microsoft.com/office/word/2010/wordprocessingCanvas" xmlns:cx="http://schemas.microsoft.com/office/drawing/2014/chartex" xmlns:cx1="http://schemas.microsoft.com/office/drawing/2015/9/8/chartex" xmlns:cx2="http://schemas.microsoft.com/office/drawing/2015/10/21/chartex" xmlns:cx3="http://schemas.microsoft.com/office/drawing/2016/5/9/chartex" xmlns:cx4="http://schemas.microsoft.com/office/drawing/2016/5/10/chartex" xmlns:cx5="http://schemas.microsoft.com/office/drawing/2016/5/11/chartex" xmlns:cx6="http://schemas.microsoft.com/office/drawing/2016/5/12/chartex" xmlns:cx7="http://schemas.microsoft.com/office/drawing/2016/5/13/chartex" xmlns:cx8="http://schemas.microsoft.com/office/drawing/2016/5/14/chartex" xmlns:mc="http://schemas.openxmlformats.org/markup-compatibility/2006" xmlns:aink="http://schemas.microsoft.com/office/drawing/2016/ink" xmlns:am3d="http://schemas.microsoft.com/office/drawing/2017/model3d" xmlns:o="urn:schemas-microsoft-com:office:office" xmlns:oel="http://schemas.microsoft.com/office/2019/extlst" xmlns:r="http://schemas.openxmlformats.org/officeDocument/2006/relationships" xmlns:m="http://schemas.openxmlformats.org/officeDocument/2006/math" xmlns:v="urn:schemas-microsoft-com:vml" xmlns:wp14="http://schemas.microsoft.com/office/word/2010/wordprocessingDrawing" xmlns:wp="http://schemas.openxmlformats.org/drawingml/2006/wordprocessingDrawing" xmlns:w10="urn:schemas-microsoft-com:office:word" xmlns:w="http://schemas.openxmlformats.org/wordprocessingml/2006/main" xmlns:w14="http://schemas.microsoft.com/office/word/2010/wordml" xmlns:w15="http://schemas.microsoft.com/office/word/2012/wordml" xmlns:w16cex="http://schemas.microsoft.com/office/word/2018/wordml/cex" xmlns:w16cid="http://schemas.microsoft.com/office/word/2016/wordml/cid" xmlns:w16="http://schemas.microsoft.com/office/word/2018/wordml" xmlns:w16du="http://schemas.microsoft.com/office/word/2023/wordml/word16du" xmlns:w16sdtdh="http://schemas.microsoft.com/office/word/2020/wordml/sdtdatahash" xmlns:w16sdtfl="http://schemas.microsoft.com/office/word/2024/wordml/sdtformatlock" xmlns:w16se="http://schemas.microsoft.com/office/word/2015/wordml/symex" xmlns:wpg="http://schemas.microsoft.com/office/word/2010/wordprocessingGroup" xmlns:wpi="http://schemas.microsoft.com/office/word/2010/wordprocessingInk" xmlns:wne="http://schemas.microsoft.com/office/word/2006/wordml" xmlns:wps="http://schemas.microsoft.com/office/word/2010/wordprocessingShape" mc:Ignorable="w14 w15 w16se w16cid w16 w16cex w16sdtdh w16sdtfl w16du wp14">
+  <w:footnote w:type="separator" w:id="-1">
+    <w:p>
+      <w:pPr>
+        <w:spacing w:line="240" w:lineRule="auto"/>
+      </w:pPr>
+      <w:r>
+        <w:separator/>
+      </w:r>
+    </w:p>
+  </w:footnote>
+  <w:footnote w:type="continuationSeparator" w:id="0">
+    <w:p>
+      <w:pPr>
+        <w:spacing w:line="240" w:lineRule="auto"/>
+      </w:pPr>
+      <w:r>
+        <w:continuationSeparator/>
+      </w:r>
+    </w:p>
+  </w:footnote>
+</w:footnotes>
+</file>
+
 <file path=word/header1.xml><?xml version="1.0" encoding="utf-8"?>
-<w:hdr xmlns:mc="http://schemas.openxmlformats.org/markup-compatibility/2006" xmlns:o="urn:schemas-microsoft-com:office:office" xmlns:r="http://schemas.openxmlformats.org/officeDocument/2006/relationships" xmlns:m="http://schemas.openxmlformats.org/officeDocument/2006/math" xmlns:v="urn:schemas-microsoft-com:vml" xmlns:wp="http://schemas.openxmlformats.org/drawingml/2006/wordprocessingDrawing" xmlns:w10="urn:schemas-microsoft-com:office:word" xmlns:w="http://schemas.openxmlformats.org/wordprocessingml/2006/main" xmlns:wne="http://schemas.microsoft.com/office/word/2006/wordml" xmlns:sl="http://schemas.openxmlformats.org/schemaLibrary/2006/main" xmlns:a="http://schemas.openxmlformats.org/drawingml/2006/main" xmlns:pic="http://schemas.openxmlformats.org/drawingml/2006/picture" xmlns:c="http://schemas.openxmlformats.org/drawingml/2006/chart" xmlns:lc="http://schemas.openxmlformats.org/drawingml/2006/lockedCanvas" xmlns:dgm="http://schemas.openxmlformats.org/drawingml/2006/diagram" xmlns:wps="http://schemas.microsoft.com/office/word/2010/wordprocessingShape" xmlns:wpg="http://schemas.microsoft.com/office/word/2010/wordprocessingGroup" xmlns:w14="http://schemas.microsoft.com/office/word/2010/wordml" xmlns:w15="http://schemas.microsoft.com/office/word/2012/wordml" xmlns:w16="http://schemas.microsoft.com/office/word/2018/wordml" xmlns:w16cex="http://schemas.microsoft.com/office/word/2018/wordml/cex" xmlns:w16cid="http://schemas.microsoft.com/office/word/2016/wordml/cid" xmlns="http://schemas.microsoft.com/office/tasks/2019/documenttasks" xmlns:cr="http://schemas.microsoft.com/office/comments/2020/reactions">
+<w:hdr xmlns:wpc="http://schemas.microsoft.com/office/word/2010/wordprocessingCanvas" xmlns:cx="http://schemas.microsoft.com/office/drawing/2014/chartex" xmlns:cx1="http://schemas.microsoft.com/office/drawing/2015/9/8/chartex" xmlns:cx2="http://schemas.microsoft.com/office/drawing/2015/10/21/chartex" xmlns:cx3="http://schemas.microsoft.com/office/drawing/2016/5/9/chartex" xmlns:cx4="http://schemas.microsoft.com/office/drawing/2016/5/10/chartex" xmlns:cx5="http://schemas.microsoft.com/office/drawing/2016/5/11/chartex" xmlns:cx6="http://schemas.microsoft.com/office/drawing/2016/5/12/chartex" xmlns:cx7="http://schemas.microsoft.com/office/drawing/2016/5/13/chartex" xmlns:cx8="http://schemas.microsoft.com/office/drawing/2016/5/14/chartex" xmlns:mc="http://schemas.openxmlformats.org/markup-compatibility/2006" xmlns:aink="http://schemas.microsoft.com/office/drawing/2016/ink" xmlns:am3d="http://schemas.microsoft.com/office/drawing/2017/model3d" xmlns:o="urn:schemas-microsoft-com:office:office" xmlns:oel="http://schemas.microsoft.com/office/2019/extlst" xmlns:r="http://schemas.openxmlformats.org/officeDocument/2006/relationships" xmlns:m="http://schemas.openxmlformats.org/officeDocument/2006/math" xmlns:v="urn:schemas-microsoft-com:vml" xmlns:wp14="http://schemas.microsoft.com/office/word/2010/wordprocessingDrawing" xmlns:wp="http://schemas.openxmlformats.org/drawingml/2006/wordprocessingDrawing" xmlns:w10="urn:schemas-microsoft-com:office:word" xmlns:w="http://schemas.openxmlformats.org/wordprocessingml/2006/main" xmlns:w14="http://schemas.microsoft.com/office/word/2010/wordml" xmlns:w15="http://schemas.microsoft.com/office/word/2012/wordml" xmlns:w16cex="http://schemas.microsoft.com/office/word/2018/wordml/cex" xmlns:w16cid="http://schemas.microsoft.com/office/word/2016/wordml/cid" xmlns:w16="http://schemas.microsoft.com/office/word/2018/wordml" xmlns:w16du="http://schemas.microsoft.com/office/word/2023/wordml/word16du" xmlns:w16sdtdh="http://schemas.microsoft.com/office/word/2020/wordml/sdtdatahash" xmlns:w16sdtfl="http://schemas.microsoft.com/office/word/2024/wordml/sdtformatlock" xmlns:w16se="http://schemas.microsoft.com/office/word/2015/wordml/symex" xmlns:wpg="http://schemas.microsoft.com/office/word/2010/wordprocessingGroup" xmlns:wpi="http://schemas.microsoft.com/office/word/2010/wordprocessingInk" xmlns:wne="http://schemas.microsoft.com/office/word/2006/wordml" xmlns:wps="http://schemas.microsoft.com/office/word/2010/wordprocessingShape" mc:Ignorable="w14 w15 w16se w16cid w16 w16cex w16sdtdh w16sdtfl w16du wp14">
   <w:p>
     <w:pPr>
-      <w:keepNext w:val="0"/>
-      <w:keepLines w:val="0"/>
-      <w:pageBreakBefore w:val="0"/>
-      <w:widowControl w:val="1"/>
       <w:pBdr>
-        <w:top w:space="0" w:sz="0" w:val="nil"/>
-        <w:left w:space="0" w:sz="0" w:val="nil"/>
-        <w:bottom w:space="0" w:sz="0" w:val="nil"/>
-        <w:right w:space="0" w:sz="0" w:val="nil"/>
-        <w:between w:space="0" w:sz="0" w:val="nil"/>
+        <w:top w:val="nil"/>
+        <w:left w:val="nil"/>
+        <w:bottom w:val="nil"/>
+        <w:right w:val="nil"/>
+        <w:between w:val="nil"/>
       </w:pBdr>
-      <w:shd w:fill="auto" w:val="clear"/>
       <w:tabs>
-        <w:tab w:val="center" w:leader="none" w:pos="4536"/>
-        <w:tab w:val="right" w:leader="none" w:pos="9072"/>
+        <w:tab w:val="center" w:pos="4536"/>
+        <w:tab w:val="right" w:pos="9072"/>
       </w:tabs>
-      <w:spacing w:after="0" w:before="0" w:line="240" w:lineRule="auto"/>
-      <w:ind w:left="0" w:right="0" w:firstLine="0"/>
-      <w:jc w:val="left"/>
+      <w:spacing w:line="240" w:lineRule="auto"/>
       <w:rPr>
-        <w:rFonts w:ascii="Arial" w:cs="Arial" w:eastAsia="Arial" w:hAnsi="Arial"/>
-        <w:b w:val="0"/>
-        <w:bCs w:val="0"/>
-        <w:i w:val="0"/>
-        <w:iCs w:val="0"/>
-        <w:smallCaps w:val="0"/>
-        <w:strike w:val="0"/>
         <w:color w:val="000000"/>
-        <w:sz w:val="22"/>
-        <w:szCs w:val="22"/>
-        <w:u w:val="none"/>
-        <w:shd w:fill="auto" w:val="clear"/>
-        <w:vertAlign w:val="baseline"/>
       </w:rPr>
     </w:pPr>
-    <w:r>
-      <w:rPr>
-        <w:rtl w:val="0"/>
-      </w:rPr>
-    </w:r>
   </w:p>
 </w:hdr>
 </file>
 
 <file path=word/header2.xml><?xml version="1.0" encoding="utf-8"?>
-<w:hdr xmlns:mc="http://schemas.openxmlformats.org/markup-compatibility/2006" xmlns:o="urn:schemas-microsoft-com:office:office" xmlns:r="http://schemas.openxmlformats.org/officeDocument/2006/relationships" xmlns:m="http://schemas.openxmlformats.org/officeDocument/2006/math" xmlns:v="urn:schemas-microsoft-com:vml" xmlns:wp="http://schemas.openxmlformats.org/drawingml/2006/wordprocessingDrawing" xmlns:w10="urn:schemas-microsoft-com:office:word" xmlns:w="http://schemas.openxmlformats.org/wordprocessingml/2006/main" xmlns:wne="http://schemas.microsoft.com/office/word/2006/wordml" xmlns:sl="http://schemas.openxmlformats.org/schemaLibrary/2006/main" xmlns:a="http://schemas.openxmlformats.org/drawingml/2006/main" xmlns:pic="http://schemas.openxmlformats.org/drawingml/2006/picture" xmlns:c="http://schemas.openxmlformats.org/drawingml/2006/chart" xmlns:lc="http://schemas.openxmlformats.org/drawingml/2006/lockedCanvas" xmlns:dgm="http://schemas.openxmlformats.org/drawingml/2006/diagram" xmlns:wps="http://schemas.microsoft.com/office/word/2010/wordprocessingShape" xmlns:wpg="http://schemas.microsoft.com/office/word/2010/wordprocessingGroup" xmlns:w14="http://schemas.microsoft.com/office/word/2010/wordml" xmlns:w15="http://schemas.microsoft.com/office/word/2012/wordml" xmlns:w16="http://schemas.microsoft.com/office/word/2018/wordml" xmlns:w16cex="http://schemas.microsoft.com/office/word/2018/wordml/cex" xmlns:w16cid="http://schemas.microsoft.com/office/word/2016/wordml/cid" xmlns="http://schemas.microsoft.com/office/tasks/2019/documenttasks" xmlns:cr="http://schemas.microsoft.com/office/comments/2020/reactions">
+<w:hdr xmlns:wpc="http://schemas.microsoft.com/office/word/2010/wordprocessingCanvas" xmlns:cx="http://schemas.microsoft.com/office/drawing/2014/chartex" xmlns:cx1="http://schemas.microsoft.com/office/drawing/2015/9/8/chartex" xmlns:cx2="http://schemas.microsoft.com/office/drawing/2015/10/21/chartex" xmlns:cx3="http://schemas.microsoft.com/office/drawing/2016/5/9/chartex" xmlns:cx4="http://schemas.microsoft.com/office/drawing/2016/5/10/chartex" xmlns:cx5="http://schemas.microsoft.com/office/drawing/2016/5/11/chartex" xmlns:cx6="http://schemas.microsoft.com/office/drawing/2016/5/12/chartex" xmlns:cx7="http://schemas.microsoft.com/office/drawing/2016/5/13/chartex" xmlns:cx8="http://schemas.microsoft.com/office/drawing/2016/5/14/chartex" xmlns:mc="http://schemas.openxmlformats.org/markup-compatibility/2006" xmlns:aink="http://schemas.microsoft.com/office/drawing/2016/ink" xmlns:am3d="http://schemas.microsoft.com/office/drawing/2017/model3d" xmlns:o="urn:schemas-microsoft-com:office:office" xmlns:oel="http://schemas.microsoft.com/office/2019/extlst" xmlns:r="http://schemas.openxmlformats.org/officeDocument/2006/relationships" xmlns:m="http://schemas.openxmlformats.org/officeDocument/2006/math" xmlns:v="urn:schemas-microsoft-com:vml" xmlns:wp14="http://schemas.microsoft.com/office/word/2010/wordprocessingDrawing" xmlns:wp="http://schemas.openxmlformats.org/drawingml/2006/wordprocessingDrawing" xmlns:w10="urn:schemas-microsoft-com:office:word" xmlns:w="http://schemas.openxmlformats.org/wordprocessingml/2006/main" xmlns:w14="http://schemas.microsoft.com/office/word/2010/wordml" xmlns:w15="http://schemas.microsoft.com/office/word/2012/wordml" xmlns:w16cex="http://schemas.microsoft.com/office/word/2018/wordml/cex" xmlns:w16cid="http://schemas.microsoft.com/office/word/2016/wordml/cid" xmlns:w16="http://schemas.microsoft.com/office/word/2018/wordml" xmlns:w16du="http://schemas.microsoft.com/office/word/2023/wordml/word16du" xmlns:w16sdtdh="http://schemas.microsoft.com/office/word/2020/wordml/sdtdatahash" xmlns:w16sdtfl="http://schemas.microsoft.com/office/word/2024/wordml/sdtformatlock" xmlns:w16se="http://schemas.microsoft.com/office/word/2015/wordml/symex" xmlns:wpg="http://schemas.microsoft.com/office/word/2010/wordprocessingGroup" xmlns:wpi="http://schemas.microsoft.com/office/word/2010/wordprocessingInk" xmlns:wne="http://schemas.microsoft.com/office/word/2006/wordml" xmlns:wps="http://schemas.microsoft.com/office/word/2010/wordprocessingShape" mc:Ignorable="w14 w15 w16se w16cid w16 w16cex w16sdtdh w16sdtfl w16du wp14">
   <w:p>
     <w:pPr>
       <w:spacing w:after="160" w:line="259" w:lineRule="auto"/>
       <w:jc w:val="right"/>
       <w:rPr>
+        <w:rFonts w:ascii="DM Sans 14pt" w:hAnsi="DM Sans 14pt"/>
         <w:color w:val="666666"/>
       </w:rPr>
     </w:pPr>
     <w:r>
       <w:rPr>
-        <w:rFonts w:ascii="Helvetica Neue Light" w:cs="Helvetica Neue Light" w:eastAsia="Helvetica Neue Light" w:hAnsi="Helvetica Neue Light"/>
+        <w:rFonts w:ascii="DM Sans 14pt" w:eastAsia="Helvetica Neue Light" w:hAnsi="DM Sans 14pt" w:cs="Helvetica Neue Light"/>
+        <w:noProof/>
         <w:sz w:val="18"/>
         <w:szCs w:val="18"/>
-        <w:rtl w:val="0"/>
       </w:rPr>
-      <w:tab/>
-      <w:tab/>
-      <w:t xml:space="preserve">Valid from January 2026 until further notice.</w:t>
+      <w:drawing>
+        <wp:anchor distT="0" distB="0" distL="114300" distR="114300" simplePos="0" relativeHeight="251660288" behindDoc="0" locked="0" layoutInCell="1" allowOverlap="1" wp14:anchorId="2FEC8C54" wp14:editId="6333232D">
+          <wp:simplePos x="0" y="0"/>
+          <wp:positionH relativeFrom="column">
+            <wp:posOffset>0</wp:posOffset>
+          </wp:positionH>
+          <wp:positionV relativeFrom="paragraph">
+            <wp:posOffset>-135544</wp:posOffset>
+          </wp:positionV>
+          <wp:extent cx="1711105" cy="340518"/>
+          <wp:effectExtent l="0" t="0" r="3810" b="2540"/>
+          <wp:wrapNone/>
+          <wp:docPr id="1027709240" name="Grafik 1"/>
+          <wp:cNvGraphicFramePr>
+            <a:graphicFrameLocks xmlns:a="http://schemas.openxmlformats.org/drawingml/2006/main" noChangeAspect="1"/>
+          </wp:cNvGraphicFramePr>
+          <a:graphic xmlns:a="http://schemas.openxmlformats.org/drawingml/2006/main">
+            <a:graphicData uri="http://schemas.openxmlformats.org/drawingml/2006/picture">
+              <pic:pic xmlns:pic="http://schemas.openxmlformats.org/drawingml/2006/picture">
+                <pic:nvPicPr>
+                  <pic:cNvPr id="1027709240" name="Grafik 1"/>
+                  <pic:cNvPicPr/>
+                </pic:nvPicPr>
+                <pic:blipFill>
+                  <a:blip r:embed="rId1">
+                    <a:extLst>
+                      <a:ext uri="{28A0092B-C50C-407E-A947-70E740481C1C}">
+                        <a14:useLocalDpi xmlns:a14="http://schemas.microsoft.com/office/drawing/2010/main" val="0"/>
+                      </a:ext>
+                    </a:extLst>
+                  </a:blip>
+                  <a:stretch>
+                    <a:fillRect/>
+                  </a:stretch>
+                </pic:blipFill>
+                <pic:spPr>
+                  <a:xfrm>
+                    <a:off x="0" y="0"/>
+                    <a:ext cx="1711105" cy="340518"/>
+                  </a:xfrm>
+                  <a:prstGeom prst="rect">
+                    <a:avLst/>
+                  </a:prstGeom>
+                </pic:spPr>
+              </pic:pic>
+            </a:graphicData>
+          </a:graphic>
+          <wp14:sizeRelH relativeFrom="page">
+            <wp14:pctWidth>0</wp14:pctWidth>
+          </wp14:sizeRelH>
+          <wp14:sizeRelV relativeFrom="page">
+            <wp14:pctHeight>0</wp14:pctHeight>
+          </wp14:sizeRelV>
+        </wp:anchor>
+      </w:drawing>
     </w:r>
     <w:r>
       <w:rPr>
-        <w:rtl w:val="0"/>
+        <w:rFonts w:ascii="DM Sans 14pt" w:eastAsia="Helvetica Neue Light" w:hAnsi="DM Sans 14pt" w:cs="Helvetica Neue Light"/>
+        <w:sz w:val="18"/>
+        <w:szCs w:val="18"/>
       </w:rPr>
+      <w:tab/>
+    </w:r>
+    <w:r>
+      <w:rPr>
+        <w:rFonts w:ascii="DM Sans 14pt" w:eastAsia="Helvetica Neue Light" w:hAnsi="DM Sans 14pt" w:cs="Helvetica Neue Light"/>
+        <w:sz w:val="18"/>
+        <w:szCs w:val="18"/>
+      </w:rPr>
+      <w:tab/>
+      <w:t>Valid from January 2026 until further notice.</w:t>
     </w:r>
   </w:p>
 </w:hdr>
 </file>
 
 <file path=word/header3.xml><?xml version="1.0" encoding="utf-8"?>
-<w:hdr xmlns:mc="http://schemas.openxmlformats.org/markup-compatibility/2006" xmlns:o="urn:schemas-microsoft-com:office:office" xmlns:r="http://schemas.openxmlformats.org/officeDocument/2006/relationships" xmlns:m="http://schemas.openxmlformats.org/officeDocument/2006/math" xmlns:v="urn:schemas-microsoft-com:vml" xmlns:wp="http://schemas.openxmlformats.org/drawingml/2006/wordprocessingDrawing" xmlns:w10="urn:schemas-microsoft-com:office:word" xmlns:w="http://schemas.openxmlformats.org/wordprocessingml/2006/main" xmlns:wne="http://schemas.microsoft.com/office/word/2006/wordml" xmlns:sl="http://schemas.openxmlformats.org/schemaLibrary/2006/main" xmlns:a="http://schemas.openxmlformats.org/drawingml/2006/main" xmlns:pic="http://schemas.openxmlformats.org/drawingml/2006/picture" xmlns:c="http://schemas.openxmlformats.org/drawingml/2006/chart" xmlns:lc="http://schemas.openxmlformats.org/drawingml/2006/lockedCanvas" xmlns:dgm="http://schemas.openxmlformats.org/drawingml/2006/diagram" xmlns:wps="http://schemas.microsoft.com/office/word/2010/wordprocessingShape" xmlns:wpg="http://schemas.microsoft.com/office/word/2010/wordprocessingGroup" xmlns:w14="http://schemas.microsoft.com/office/word/2010/wordml" xmlns:w15="http://schemas.microsoft.com/office/word/2012/wordml" xmlns:w16="http://schemas.microsoft.com/office/word/2018/wordml" xmlns:w16cex="http://schemas.microsoft.com/office/word/2018/wordml/cex" xmlns:w16cid="http://schemas.microsoft.com/office/word/2016/wordml/cid" xmlns="http://schemas.microsoft.com/office/tasks/2019/documenttasks" xmlns:cr="http://schemas.microsoft.com/office/comments/2020/reactions">
+<w:hdr xmlns:wpc="http://schemas.microsoft.com/office/word/2010/wordprocessingCanvas" xmlns:cx="http://schemas.microsoft.com/office/drawing/2014/chartex" xmlns:cx1="http://schemas.microsoft.com/office/drawing/2015/9/8/chartex" xmlns:cx2="http://schemas.microsoft.com/office/drawing/2015/10/21/chartex" xmlns:cx3="http://schemas.microsoft.com/office/drawing/2016/5/9/chartex" xmlns:cx4="http://schemas.microsoft.com/office/drawing/2016/5/10/chartex" xmlns:cx5="http://schemas.microsoft.com/office/drawing/2016/5/11/chartex" xmlns:cx6="http://schemas.microsoft.com/office/drawing/2016/5/12/chartex" xmlns:cx7="http://schemas.microsoft.com/office/drawing/2016/5/13/chartex" xmlns:cx8="http://schemas.microsoft.com/office/drawing/2016/5/14/chartex" xmlns:mc="http://schemas.openxmlformats.org/markup-compatibility/2006" xmlns:aink="http://schemas.microsoft.com/office/drawing/2016/ink" xmlns:am3d="http://schemas.microsoft.com/office/drawing/2017/model3d" xmlns:o="urn:schemas-microsoft-com:office:office" xmlns:oel="http://schemas.microsoft.com/office/2019/extlst" xmlns:r="http://schemas.openxmlformats.org/officeDocument/2006/relationships" xmlns:m="http://schemas.openxmlformats.org/officeDocument/2006/math" xmlns:v="urn:schemas-microsoft-com:vml" xmlns:wp14="http://schemas.microsoft.com/office/word/2010/wordprocessingDrawing" xmlns:wp="http://schemas.openxmlformats.org/drawingml/2006/wordprocessingDrawing" xmlns:w10="urn:schemas-microsoft-com:office:word" xmlns:w="http://schemas.openxmlformats.org/wordprocessingml/2006/main" xmlns:w14="http://schemas.microsoft.com/office/word/2010/wordml" xmlns:w15="http://schemas.microsoft.com/office/word/2012/wordml" xmlns:w16cex="http://schemas.microsoft.com/office/word/2018/wordml/cex" xmlns:w16cid="http://schemas.microsoft.com/office/word/2016/wordml/cid" xmlns:w16="http://schemas.microsoft.com/office/word/2018/wordml" xmlns:w16du="http://schemas.microsoft.com/office/word/2023/wordml/word16du" xmlns:w16sdtdh="http://schemas.microsoft.com/office/word/2020/wordml/sdtdatahash" xmlns:w16sdtfl="http://schemas.microsoft.com/office/word/2024/wordml/sdtformatlock" xmlns:w16se="http://schemas.microsoft.com/office/word/2015/wordml/symex" xmlns:wpg="http://schemas.microsoft.com/office/word/2010/wordprocessingGroup" xmlns:wpi="http://schemas.microsoft.com/office/word/2010/wordprocessingInk" xmlns:wne="http://schemas.microsoft.com/office/word/2006/wordml" xmlns:wps="http://schemas.microsoft.com/office/word/2010/wordprocessingShape" mc:Ignorable="w14 w15 w16se w16cid w16 w16cex w16sdtdh w16sdtfl w16du wp14">
   <w:p>
     <w:pPr>
-      <w:keepNext w:val="0"/>
-      <w:keepLines w:val="0"/>
-      <w:pageBreakBefore w:val="0"/>
-      <w:widowControl w:val="1"/>
       <w:pBdr>
-        <w:top w:space="0" w:sz="0" w:val="nil"/>
-        <w:left w:space="0" w:sz="0" w:val="nil"/>
-        <w:bottom w:space="0" w:sz="0" w:val="nil"/>
-        <w:right w:space="0" w:sz="0" w:val="nil"/>
-        <w:between w:space="0" w:sz="0" w:val="nil"/>
+        <w:top w:val="nil"/>
+        <w:left w:val="nil"/>
+        <w:bottom w:val="nil"/>
+        <w:right w:val="nil"/>
+        <w:between w:val="nil"/>
       </w:pBdr>
-      <w:shd w:fill="auto" w:val="clear"/>
       <w:tabs>
-        <w:tab w:val="center" w:leader="none" w:pos="4536"/>
-        <w:tab w:val="right" w:leader="none" w:pos="9072"/>
+        <w:tab w:val="center" w:pos="4536"/>
+        <w:tab w:val="right" w:pos="9072"/>
       </w:tabs>
-      <w:spacing w:after="0" w:before="0" w:line="240" w:lineRule="auto"/>
-      <w:ind w:left="0" w:right="0" w:firstLine="0"/>
-      <w:jc w:val="left"/>
+      <w:spacing w:line="240" w:lineRule="auto"/>
       <w:rPr>
-        <w:rFonts w:ascii="Arial" w:cs="Arial" w:eastAsia="Arial" w:hAnsi="Arial"/>
-        <w:b w:val="0"/>
-        <w:bCs w:val="0"/>
-        <w:i w:val="0"/>
-        <w:iCs w:val="0"/>
-        <w:smallCaps w:val="0"/>
-        <w:strike w:val="0"/>
         <w:color w:val="000000"/>
-        <w:sz w:val="22"/>
-        <w:szCs w:val="22"/>
-        <w:u w:val="none"/>
-        <w:shd w:fill="auto" w:val="clear"/>
-        <w:vertAlign w:val="baseline"/>
       </w:rPr>
     </w:pPr>
-    <w:r>
-      <w:rPr>
-        <w:rtl w:val="0"/>
-      </w:rPr>
-    </w:r>
   </w:p>
 </w:hdr>
 </file>
 
 <file path=word/numbering.xml><?xml version="1.0" encoding="utf-8"?>
-<w:numbering xmlns:mc="http://schemas.openxmlformats.org/markup-compatibility/2006" xmlns:o="urn:schemas-microsoft-com:office:office" xmlns:r="http://schemas.openxmlformats.org/officeDocument/2006/relationships" xmlns:m="http://schemas.openxmlformats.org/officeDocument/2006/math" xmlns:v="urn:schemas-microsoft-com:vml" xmlns:wp="http://schemas.openxmlformats.org/drawingml/2006/wordprocessingDrawing" xmlns:w10="urn:schemas-microsoft-com:office:word" xmlns:w="http://schemas.openxmlformats.org/wordprocessingml/2006/main" xmlns:wne="http://schemas.microsoft.com/office/word/2006/wordml" xmlns:sl="http://schemas.openxmlformats.org/schemaLibrary/2006/main" xmlns:a="http://schemas.openxmlformats.org/drawingml/2006/main" xmlns:pic="http://schemas.openxmlformats.org/drawingml/2006/picture" xmlns:c="http://schemas.openxmlformats.org/drawingml/2006/chart" xmlns:lc="http://schemas.openxmlformats.org/drawingml/2006/lockedCanvas" xmlns:dgm="http://schemas.openxmlformats.org/drawingml/2006/diagram" xmlns:wps="http://schemas.microsoft.com/office/word/2010/wordprocessingShape" xmlns:wpg="http://schemas.microsoft.com/office/word/2010/wordprocessingGroup" xmlns:w14="http://schemas.microsoft.com/office/word/2010/wordml" xmlns:w15="http://schemas.microsoft.com/office/word/2012/wordml" xmlns:w16="http://schemas.microsoft.com/office/word/2018/wordml" xmlns:w16cex="http://schemas.microsoft.com/office/word/2018/wordml/cex" xmlns:w16cid="http://schemas.microsoft.com/office/word/2016/wordml/cid" xmlns="http://schemas.microsoft.com/office/tasks/2019/documenttasks" xmlns:cr="http://schemas.microsoft.com/office/comments/2020/reactions">
-  <w:abstractNum w:abstractNumId="1">
+<w:numbering xmlns:wpc="http://schemas.microsoft.com/office/word/2010/wordprocessingCanvas" xmlns:cx="http://schemas.microsoft.com/office/drawing/2014/chartex" xmlns:cx1="http://schemas.microsoft.com/office/drawing/2015/9/8/chartex" xmlns:cx2="http://schemas.microsoft.com/office/drawing/2015/10/21/chartex" xmlns:cx3="http://schemas.microsoft.com/office/drawing/2016/5/9/chartex" xmlns:cx4="http://schemas.microsoft.com/office/drawing/2016/5/10/chartex" xmlns:cx5="http://schemas.microsoft.com/office/drawing/2016/5/11/chartex" xmlns:cx6="http://schemas.microsoft.com/office/drawing/2016/5/12/chartex" xmlns:cx7="http://schemas.microsoft.com/office/drawing/2016/5/13/chartex" xmlns:cx8="http://schemas.microsoft.com/office/drawing/2016/5/14/chartex" xmlns:mc="http://schemas.openxmlformats.org/markup-compatibility/2006" xmlns:aink="http://schemas.microsoft.com/office/drawing/2016/ink" xmlns:am3d="http://schemas.microsoft.com/office/drawing/2017/model3d" xmlns:o="urn:schemas-microsoft-com:office:office" xmlns:oel="http://schemas.microsoft.com/office/2019/extlst" xmlns:r="http://schemas.openxmlformats.org/officeDocument/2006/relationships" xmlns:m="http://schemas.openxmlformats.org/officeDocument/2006/math" xmlns:v="urn:schemas-microsoft-com:vml" xmlns:wp14="http://schemas.microsoft.com/office/word/2010/wordprocessingDrawing" xmlns:wp="http://schemas.openxmlformats.org/drawingml/2006/wordprocessingDrawing" xmlns:w10="urn:schemas-microsoft-com:office:word" xmlns:w="http://schemas.openxmlformats.org/wordprocessingml/2006/main" xmlns:w14="http://schemas.microsoft.com/office/word/2010/wordml" xmlns:w15="http://schemas.microsoft.com/office/word/2012/wordml" xmlns:w16cex="http://schemas.microsoft.com/office/word/2018/wordml/cex" xmlns:w16cid="http://schemas.microsoft.com/office/word/2016/wordml/cid" xmlns:w16="http://schemas.microsoft.com/office/word/2018/wordml" xmlns:w16du="http://schemas.microsoft.com/office/word/2023/wordml/word16du" xmlns:w16sdtdh="http://schemas.microsoft.com/office/word/2020/wordml/sdtdatahash" xmlns:w16sdtfl="http://schemas.microsoft.com/office/word/2024/wordml/sdtformatlock" xmlns:w16se="http://schemas.microsoft.com/office/word/2015/wordml/symex" xmlns:wpg="http://schemas.microsoft.com/office/word/2010/wordprocessingGroup" xmlns:wpi="http://schemas.microsoft.com/office/word/2010/wordprocessingInk" xmlns:wne="http://schemas.microsoft.com/office/word/2006/wordml" xmlns:wps="http://schemas.microsoft.com/office/word/2010/wordprocessingShape" mc:Ignorable="w14 w15 w16se w16cid w16 w16cex w16sdtdh w16sdtfl w16du wp14">
+  <w:abstractNum w:abstractNumId="0" w15:restartNumberingAfterBreak="0">
+    <w:nsid w:val="6563525A"/>
+    <w:multiLevelType w:val="multilevel"/>
+    <w:tmpl w:val="0DB063F2"/>
     <w:lvl w:ilvl="0">
       <w:start w:val="1"/>
       <w:numFmt w:val="bullet"/>
@@ -2017,7 +2213,10 @@
       </w:rPr>
     </w:lvl>
   </w:abstractNum>
-  <w:abstractNum w:abstractNumId="2">
+  <w:abstractNum w:abstractNumId="1" w15:restartNumberingAfterBreak="0">
+    <w:nsid w:val="75FB6F03"/>
+    <w:multiLevelType w:val="multilevel"/>
+    <w:tmpl w:val="3CE8FC36"/>
     <w:lvl w:ilvl="0">
       <w:start w:val="1"/>
       <w:numFmt w:val="bullet"/>
@@ -2127,24 +2326,24 @@
       </w:rPr>
     </w:lvl>
   </w:abstractNum>
-  <w:num w:numId="1">
+  <w:num w:numId="1" w16cid:durableId="1941789131">
     <w:abstractNumId w:val="1"/>
   </w:num>
-  <w:num w:numId="2">
-    <w:abstractNumId w:val="2"/>
+  <w:num w:numId="2" w16cid:durableId="14889217">
+    <w:abstractNumId w:val="0"/>
   </w:num>
 </w:numbering>
 </file>
 
 <file path=word/styles.xml><?xml version="1.0" encoding="utf-8"?>
-<w:styles xmlns:mc="http://schemas.openxmlformats.org/markup-compatibility/2006" xmlns:o="urn:schemas-microsoft-com:office:office" xmlns:r="http://schemas.openxmlformats.org/officeDocument/2006/relationships" xmlns:m="http://schemas.openxmlformats.org/officeDocument/2006/math" xmlns:v="urn:schemas-microsoft-com:vml" xmlns:wp="http://schemas.openxmlformats.org/drawingml/2006/wordprocessingDrawing" xmlns:w10="urn:schemas-microsoft-com:office:word" xmlns:w="http://schemas.openxmlformats.org/wordprocessingml/2006/main" xmlns:wne="http://schemas.microsoft.com/office/word/2006/wordml" xmlns:sl="http://schemas.openxmlformats.org/schemaLibrary/2006/main" xmlns:a="http://schemas.openxmlformats.org/drawingml/2006/main" xmlns:pic="http://schemas.openxmlformats.org/drawingml/2006/picture" xmlns:c="http://schemas.openxmlformats.org/drawingml/2006/chart" xmlns:lc="http://schemas.openxmlformats.org/drawingml/2006/lockedCanvas" xmlns:dgm="http://schemas.openxmlformats.org/drawingml/2006/diagram" xmlns:wps="http://schemas.microsoft.com/office/word/2010/wordprocessingShape" xmlns:wpg="http://schemas.microsoft.com/office/word/2010/wordprocessingGroup" xmlns:w14="http://schemas.microsoft.com/office/word/2010/wordml" xmlns:w15="http://schemas.microsoft.com/office/word/2012/wordml" xmlns:w16="http://schemas.microsoft.com/office/word/2018/wordml" xmlns:w16cex="http://schemas.microsoft.com/office/word/2018/wordml/cex" xmlns:w16cid="http://schemas.microsoft.com/office/word/2016/wordml/cid" xmlns="http://schemas.microsoft.com/office/tasks/2019/documenttasks" xmlns:cr="http://schemas.microsoft.com/office/comments/2020/reactions">
+<w:styles xmlns:mc="http://schemas.openxmlformats.org/markup-compatibility/2006" xmlns:r="http://schemas.openxmlformats.org/officeDocument/2006/relationships" xmlns:w="http://schemas.openxmlformats.org/wordprocessingml/2006/main" xmlns:w14="http://schemas.microsoft.com/office/word/2010/wordml" xmlns:w15="http://schemas.microsoft.com/office/word/2012/wordml" xmlns:w16cex="http://schemas.microsoft.com/office/word/2018/wordml/cex" xmlns:w16cid="http://schemas.microsoft.com/office/word/2016/wordml/cid" xmlns:w16="http://schemas.microsoft.com/office/word/2018/wordml" xmlns:w16du="http://schemas.microsoft.com/office/word/2023/wordml/word16du" xmlns:w16sdtdh="http://schemas.microsoft.com/office/word/2020/wordml/sdtdatahash" xmlns:w16sdtfl="http://schemas.microsoft.com/office/word/2024/wordml/sdtformatlock" xmlns:w16se="http://schemas.microsoft.com/office/word/2015/wordml/symex" mc:Ignorable="w14 w15 w16se w16cid w16 w16cex w16sdtdh w16sdtfl w16du">
   <w:docDefaults>
     <w:rPrDefault>
       <w:rPr>
-        <w:rFonts w:ascii="Arial" w:cs="Arial" w:eastAsia="Arial" w:hAnsi="Arial"/>
+        <w:rFonts w:ascii="Arial" w:eastAsia="Arial" w:hAnsi="Arial" w:cs="Arial"/>
         <w:sz w:val="22"/>
         <w:szCs w:val="22"/>
-        <w:lang w:val="en_GB"/>
+        <w:lang w:val="en-GB" w:eastAsia="de-DE" w:bidi="ar-SA"/>
       </w:rPr>
     </w:rPrDefault>
     <w:pPrDefault>
@@ -2153,57 +2352,436 @@
       </w:pPr>
     </w:pPrDefault>
   </w:docDefaults>
-  <w:style w:type="table" w:styleId="TableNormal" w:default="1">
-    <w:name w:val="TableNormal"/>
-    <w:tblPr>
-      <w:tblCellMar>
-        <w:top w:w="100.0" w:type="dxa"/>
-        <w:left w:w="100.0" w:type="dxa"/>
-        <w:bottom w:w="100.0" w:type="dxa"/>
-        <w:right w:w="100.0" w:type="dxa"/>
-      </w:tblCellMar>
-    </w:tblPr>
+  <w:latentStyles w:defLockedState="0" w:defUIPriority="99" w:defSemiHidden="0" w:defUnhideWhenUsed="0" w:defQFormat="0" w:count="376">
+    <w:lsdException w:name="Normal" w:uiPriority="0" w:qFormat="1"/>
+    <w:lsdException w:name="heading 1" w:uiPriority="9" w:qFormat="1"/>
+    <w:lsdException w:name="heading 2" w:semiHidden="1" w:uiPriority="9" w:unhideWhenUsed="1" w:qFormat="1"/>
+    <w:lsdException w:name="heading 3" w:semiHidden="1" w:uiPriority="9" w:unhideWhenUsed="1" w:qFormat="1"/>
+    <w:lsdException w:name="heading 4" w:semiHidden="1" w:uiPriority="9" w:unhideWhenUsed="1" w:qFormat="1"/>
+    <w:lsdException w:name="heading 5" w:semiHidden="1" w:uiPriority="9" w:unhideWhenUsed="1" w:qFormat="1"/>
+    <w:lsdException w:name="heading 6" w:semiHidden="1" w:uiPriority="9" w:unhideWhenUsed="1" w:qFormat="1"/>
+    <w:lsdException w:name="heading 7" w:semiHidden="1" w:uiPriority="9" w:unhideWhenUsed="1" w:qFormat="1"/>
+    <w:lsdException w:name="heading 8" w:semiHidden="1" w:uiPriority="9" w:unhideWhenUsed="1" w:qFormat="1"/>
+    <w:lsdException w:name="heading 9" w:semiHidden="1" w:uiPriority="9" w:unhideWhenUsed="1" w:qFormat="1"/>
+    <w:lsdException w:name="index 1" w:semiHidden="1" w:unhideWhenUsed="1"/>
+    <w:lsdException w:name="index 2" w:semiHidden="1" w:unhideWhenUsed="1"/>
+    <w:lsdException w:name="index 3" w:semiHidden="1" w:unhideWhenUsed="1"/>
+    <w:lsdException w:name="index 4" w:semiHidden="1" w:unhideWhenUsed="1"/>
+    <w:lsdException w:name="index 5" w:semiHidden="1" w:unhideWhenUsed="1"/>
+    <w:lsdException w:name="index 6" w:semiHidden="1" w:unhideWhenUsed="1"/>
+    <w:lsdException w:name="index 7" w:semiHidden="1" w:unhideWhenUsed="1"/>
+    <w:lsdException w:name="index 8" w:semiHidden="1" w:unhideWhenUsed="1"/>
+    <w:lsdException w:name="index 9" w:semiHidden="1" w:unhideWhenUsed="1"/>
+    <w:lsdException w:name="toc 1" w:semiHidden="1" w:uiPriority="39" w:unhideWhenUsed="1"/>
+    <w:lsdException w:name="toc 2" w:semiHidden="1" w:uiPriority="39" w:unhideWhenUsed="1"/>
+    <w:lsdException w:name="toc 3" w:semiHidden="1" w:uiPriority="39" w:unhideWhenUsed="1"/>
+    <w:lsdException w:name="toc 4" w:semiHidden="1" w:uiPriority="39" w:unhideWhenUsed="1"/>
+    <w:lsdException w:name="toc 5" w:semiHidden="1" w:uiPriority="39" w:unhideWhenUsed="1"/>
+    <w:lsdException w:name="toc 6" w:semiHidden="1" w:uiPriority="39" w:unhideWhenUsed="1"/>
+    <w:lsdException w:name="toc 7" w:semiHidden="1" w:uiPriority="39" w:unhideWhenUsed="1"/>
+    <w:lsdException w:name="toc 8" w:semiHidden="1" w:uiPriority="39" w:unhideWhenUsed="1"/>
+    <w:lsdException w:name="toc 9" w:semiHidden="1" w:uiPriority="39" w:unhideWhenUsed="1"/>
+    <w:lsdException w:name="Normal Indent" w:semiHidden="1" w:unhideWhenUsed="1"/>
+    <w:lsdException w:name="footnote text" w:semiHidden="1" w:unhideWhenUsed="1"/>
+    <w:lsdException w:name="annotation text" w:semiHidden="1" w:unhideWhenUsed="1"/>
+    <w:lsdException w:name="header" w:semiHidden="1" w:unhideWhenUsed="1"/>
+    <w:lsdException w:name="footer" w:semiHidden="1" w:unhideWhenUsed="1"/>
+    <w:lsdException w:name="index heading" w:semiHidden="1" w:unhideWhenUsed="1"/>
+    <w:lsdException w:name="caption" w:semiHidden="1" w:uiPriority="35" w:unhideWhenUsed="1" w:qFormat="1"/>
+    <w:lsdException w:name="table of figures" w:semiHidden="1" w:unhideWhenUsed="1"/>
+    <w:lsdException w:name="envelope address" w:semiHidden="1" w:unhideWhenUsed="1"/>
+    <w:lsdException w:name="envelope return" w:semiHidden="1" w:unhideWhenUsed="1"/>
+    <w:lsdException w:name="footnote reference" w:semiHidden="1" w:unhideWhenUsed="1"/>
+    <w:lsdException w:name="annotation reference" w:semiHidden="1" w:unhideWhenUsed="1"/>
+    <w:lsdException w:name="line number" w:semiHidden="1" w:unhideWhenUsed="1"/>
+    <w:lsdException w:name="page number" w:semiHidden="1" w:unhideWhenUsed="1"/>
+    <w:lsdException w:name="endnote reference" w:semiHidden="1" w:unhideWhenUsed="1"/>
+    <w:lsdException w:name="endnote text" w:semiHidden="1" w:unhideWhenUsed="1"/>
+    <w:lsdException w:name="table of authorities" w:semiHidden="1" w:unhideWhenUsed="1"/>
+    <w:lsdException w:name="macro" w:semiHidden="1" w:unhideWhenUsed="1"/>
+    <w:lsdException w:name="toa heading" w:semiHidden="1" w:unhideWhenUsed="1"/>
+    <w:lsdException w:name="List" w:semiHidden="1" w:unhideWhenUsed="1"/>
+    <w:lsdException w:name="List Bullet" w:semiHidden="1" w:unhideWhenUsed="1"/>
+    <w:lsdException w:name="List Number" w:semiHidden="1" w:unhideWhenUsed="1"/>
+    <w:lsdException w:name="List 2" w:semiHidden="1" w:unhideWhenUsed="1"/>
+    <w:lsdException w:name="List 3" w:semiHidden="1" w:unhideWhenUsed="1"/>
+    <w:lsdException w:name="List 4" w:semiHidden="1" w:unhideWhenUsed="1"/>
+    <w:lsdException w:name="List 5" w:semiHidden="1" w:unhideWhenUsed="1"/>
+    <w:lsdException w:name="List Bullet 2" w:semiHidden="1" w:unhideWhenUsed="1"/>
+    <w:lsdException w:name="List Bullet 3" w:semiHidden="1" w:unhideWhenUsed="1"/>
+    <w:lsdException w:name="List Bullet 4" w:semiHidden="1" w:unhideWhenUsed="1"/>
+    <w:lsdException w:name="List Bullet 5" w:semiHidden="1" w:unhideWhenUsed="1"/>
+    <w:lsdException w:name="List Number 2" w:semiHidden="1" w:unhideWhenUsed="1"/>
+    <w:lsdException w:name="List Number 3" w:semiHidden="1" w:unhideWhenUsed="1"/>
+    <w:lsdException w:name="List Number 4" w:semiHidden="1" w:unhideWhenUsed="1"/>
+    <w:lsdException w:name="List Number 5" w:semiHidden="1" w:unhideWhenUsed="1"/>
+    <w:lsdException w:name="Title" w:uiPriority="10" w:qFormat="1"/>
+    <w:lsdException w:name="Closing" w:semiHidden="1" w:unhideWhenUsed="1"/>
+    <w:lsdException w:name="Signature" w:semiHidden="1" w:unhideWhenUsed="1"/>
+    <w:lsdException w:name="Default Paragraph Font" w:semiHidden="1" w:uiPriority="1" w:unhideWhenUsed="1"/>
+    <w:lsdException w:name="Body Text" w:semiHidden="1" w:unhideWhenUsed="1"/>
+    <w:lsdException w:name="Body Text Indent" w:semiHidden="1" w:unhideWhenUsed="1"/>
+    <w:lsdException w:name="List Continue" w:semiHidden="1" w:unhideWhenUsed="1"/>
+    <w:lsdException w:name="List Continue 2" w:semiHidden="1" w:unhideWhenUsed="1"/>
+    <w:lsdException w:name="List Continue 3" w:semiHidden="1" w:unhideWhenUsed="1"/>
+    <w:lsdException w:name="List Continue 4" w:semiHidden="1" w:unhideWhenUsed="1"/>
+    <w:lsdException w:name="List Continue 5" w:semiHidden="1" w:unhideWhenUsed="1"/>
+    <w:lsdException w:name="Message Header" w:semiHidden="1" w:unhideWhenUsed="1"/>
+    <w:lsdException w:name="Subtitle" w:uiPriority="11" w:qFormat="1"/>
+    <w:lsdException w:name="Salutation" w:semiHidden="1" w:unhideWhenUsed="1"/>
+    <w:lsdException w:name="Date" w:semiHidden="1" w:unhideWhenUsed="1"/>
+    <w:lsdException w:name="Body Text First Indent" w:semiHidden="1" w:unhideWhenUsed="1"/>
+    <w:lsdException w:name="Body Text First Indent 2" w:semiHidden="1" w:unhideWhenUsed="1"/>
+    <w:lsdException w:name="Note Heading" w:semiHidden="1" w:unhideWhenUsed="1"/>
+    <w:lsdException w:name="Body Text 2" w:semiHidden="1" w:unhideWhenUsed="1"/>
+    <w:lsdException w:name="Body Text 3" w:semiHidden="1" w:unhideWhenUsed="1"/>
+    <w:lsdException w:name="Body Text Indent 2" w:semiHidden="1" w:unhideWhenUsed="1"/>
+    <w:lsdException w:name="Body Text Indent 3" w:semiHidden="1" w:unhideWhenUsed="1"/>
+    <w:lsdException w:name="Block Text" w:semiHidden="1" w:unhideWhenUsed="1"/>
+    <w:lsdException w:name="Hyperlink" w:semiHidden="1" w:unhideWhenUsed="1"/>
+    <w:lsdException w:name="FollowedHyperlink" w:semiHidden="1" w:unhideWhenUsed="1"/>
+    <w:lsdException w:name="Strong" w:uiPriority="22" w:qFormat="1"/>
+    <w:lsdException w:name="Emphasis" w:uiPriority="20" w:qFormat="1"/>
+    <w:lsdException w:name="Document Map" w:semiHidden="1" w:unhideWhenUsed="1"/>
+    <w:lsdException w:name="Plain Text" w:semiHidden="1" w:unhideWhenUsed="1"/>
+    <w:lsdException w:name="E-mail Signature" w:semiHidden="1" w:unhideWhenUsed="1"/>
+    <w:lsdException w:name="HTML Top of Form" w:semiHidden="1" w:unhideWhenUsed="1"/>
+    <w:lsdException w:name="HTML Bottom of Form" w:semiHidden="1" w:unhideWhenUsed="1"/>
+    <w:lsdException w:name="Normal (Web)" w:semiHidden="1" w:unhideWhenUsed="1"/>
+    <w:lsdException w:name="HTML Acronym" w:semiHidden="1" w:unhideWhenUsed="1"/>
+    <w:lsdException w:name="HTML Address" w:semiHidden="1" w:unhideWhenUsed="1"/>
+    <w:lsdException w:name="HTML Cite" w:semiHidden="1" w:unhideWhenUsed="1"/>
+    <w:lsdException w:name="HTML Code" w:semiHidden="1" w:unhideWhenUsed="1"/>
+    <w:lsdException w:name="HTML Definition" w:semiHidden="1" w:unhideWhenUsed="1"/>
+    <w:lsdException w:name="HTML Keyboard" w:semiHidden="1" w:unhideWhenUsed="1"/>
+    <w:lsdException w:name="HTML Preformatted" w:semiHidden="1" w:unhideWhenUsed="1"/>
+    <w:lsdException w:name="HTML Sample" w:semiHidden="1" w:unhideWhenUsed="1"/>
+    <w:lsdException w:name="HTML Typewriter" w:semiHidden="1" w:unhideWhenUsed="1"/>
+    <w:lsdException w:name="HTML Variable" w:semiHidden="1" w:unhideWhenUsed="1"/>
+    <w:lsdException w:name="Normal Table" w:semiHidden="1" w:unhideWhenUsed="1"/>
+    <w:lsdException w:name="annotation subject" w:semiHidden="1" w:unhideWhenUsed="1"/>
+    <w:lsdException w:name="No List" w:semiHidden="1" w:unhideWhenUsed="1"/>
+    <w:lsdException w:name="Outline List 1" w:semiHidden="1" w:unhideWhenUsed="1"/>
+    <w:lsdException w:name="Outline List 2" w:semiHidden="1" w:unhideWhenUsed="1"/>
+    <w:lsdException w:name="Outline List 3" w:semiHidden="1" w:unhideWhenUsed="1"/>
+    <w:lsdException w:name="Table Simple 1" w:semiHidden="1" w:unhideWhenUsed="1"/>
+    <w:lsdException w:name="Table Simple 2" w:semiHidden="1" w:unhideWhenUsed="1"/>
+    <w:lsdException w:name="Table Simple 3" w:semiHidden="1" w:unhideWhenUsed="1"/>
+    <w:lsdException w:name="Table Classic 1" w:semiHidden="1" w:unhideWhenUsed="1"/>
+    <w:lsdException w:name="Table Classic 2" w:semiHidden="1" w:unhideWhenUsed="1"/>
+    <w:lsdException w:name="Table Classic 3" w:semiHidden="1" w:unhideWhenUsed="1"/>
+    <w:lsdException w:name="Table Classic 4" w:semiHidden="1" w:unhideWhenUsed="1"/>
+    <w:lsdException w:name="Table Colorful 1" w:semiHidden="1" w:unhideWhenUsed="1"/>
+    <w:lsdException w:name="Table Colorful 2" w:semiHidden="1" w:unhideWhenUsed="1"/>
+    <w:lsdException w:name="Table Colorful 3" w:semiHidden="1" w:unhideWhenUsed="1"/>
+    <w:lsdException w:name="Table Columns 1" w:semiHidden="1" w:unhideWhenUsed="1"/>
+    <w:lsdException w:name="Table Columns 2" w:semiHidden="1" w:unhideWhenUsed="1"/>
+    <w:lsdException w:name="Table Columns 3" w:semiHidden="1" w:unhideWhenUsed="1"/>
+    <w:lsdException w:name="Table Columns 4" w:semiHidden="1" w:unhideWhenUsed="1"/>
+    <w:lsdException w:name="Table Columns 5" w:semiHidden="1" w:unhideWhenUsed="1"/>
+    <w:lsdException w:name="Table Grid 1" w:semiHidden="1" w:unhideWhenUsed="1"/>
+    <w:lsdException w:name="Table Grid 2" w:semiHidden="1" w:unhideWhenUsed="1"/>
+    <w:lsdException w:name="Table Grid 3" w:semiHidden="1" w:unhideWhenUsed="1"/>
+    <w:lsdException w:name="Table Grid 4" w:semiHidden="1" w:unhideWhenUsed="1"/>
+    <w:lsdException w:name="Table Grid 5" w:semiHidden="1" w:unhideWhenUsed="1"/>
+    <w:lsdException w:name="Table Grid 6" w:semiHidden="1" w:unhideWhenUsed="1"/>
+    <w:lsdException w:name="Table Grid 7" w:semiHidden="1" w:unhideWhenUsed="1"/>
+    <w:lsdException w:name="Table Grid 8" w:semiHidden="1" w:unhideWhenUsed="1"/>
+    <w:lsdException w:name="Table List 1" w:semiHidden="1" w:unhideWhenUsed="1"/>
+    <w:lsdException w:name="Table List 2" w:semiHidden="1" w:unhideWhenUsed="1"/>
+    <w:lsdException w:name="Table List 3" w:semiHidden="1" w:unhideWhenUsed="1"/>
+    <w:lsdException w:name="Table List 4" w:semiHidden="1" w:unhideWhenUsed="1"/>
+    <w:lsdException w:name="Table List 5" w:semiHidden="1" w:unhideWhenUsed="1"/>
+    <w:lsdException w:name="Table List 6" w:semiHidden="1" w:unhideWhenUsed="1"/>
+    <w:lsdException w:name="Table List 7" w:semiHidden="1" w:unhideWhenUsed="1"/>
+    <w:lsdException w:name="Table List 8" w:semiHidden="1" w:unhideWhenUsed="1"/>
+    <w:lsdException w:name="Table 3D effects 1" w:semiHidden="1" w:unhideWhenUsed="1"/>
+    <w:lsdException w:name="Table 3D effects 2" w:semiHidden="1" w:unhideWhenUsed="1"/>
+    <w:lsdException w:name="Table 3D effects 3" w:semiHidden="1" w:unhideWhenUsed="1"/>
+    <w:lsdException w:name="Table Contemporary" w:semiHidden="1" w:unhideWhenUsed="1"/>
+    <w:lsdException w:name="Table Elegant" w:semiHidden="1" w:unhideWhenUsed="1"/>
+    <w:lsdException w:name="Table Professional" w:semiHidden="1" w:unhideWhenUsed="1"/>
+    <w:lsdException w:name="Table Subtle 1" w:semiHidden="1" w:unhideWhenUsed="1"/>
+    <w:lsdException w:name="Table Subtle 2" w:semiHidden="1" w:unhideWhenUsed="1"/>
+    <w:lsdException w:name="Table Web 1" w:semiHidden="1" w:unhideWhenUsed="1"/>
+    <w:lsdException w:name="Table Web 2" w:semiHidden="1" w:unhideWhenUsed="1"/>
+    <w:lsdException w:name="Table Web 3" w:semiHidden="1" w:unhideWhenUsed="1"/>
+    <w:lsdException w:name="Balloon Text" w:semiHidden="1" w:unhideWhenUsed="1"/>
+    <w:lsdException w:name="Table Grid" w:uiPriority="39"/>
+    <w:lsdException w:name="Table Theme" w:semiHidden="1" w:unhideWhenUsed="1"/>
+    <w:lsdException w:name="Placeholder Text" w:semiHidden="1"/>
+    <w:lsdException w:name="No Spacing" w:uiPriority="1" w:qFormat="1"/>
+    <w:lsdException w:name="Light Shading" w:uiPriority="60"/>
+    <w:lsdException w:name="Light List" w:uiPriority="61"/>
+    <w:lsdException w:name="Light Grid" w:uiPriority="62"/>
+    <w:lsdException w:name="Medium Shading 1" w:uiPriority="63"/>
+    <w:lsdException w:name="Medium Shading 2" w:uiPriority="64"/>
+    <w:lsdException w:name="Medium List 1" w:uiPriority="65"/>
+    <w:lsdException w:name="Medium List 2" w:uiPriority="66"/>
+    <w:lsdException w:name="Medium Grid 1" w:uiPriority="67"/>
+    <w:lsdException w:name="Medium Grid 2" w:uiPriority="68"/>
+    <w:lsdException w:name="Medium Grid 3" w:uiPriority="69"/>
+    <w:lsdException w:name="Dark List" w:uiPriority="70"/>
+    <w:lsdException w:name="Colorful Shading" w:uiPriority="71"/>
+    <w:lsdException w:name="Colorful List" w:uiPriority="72"/>
+    <w:lsdException w:name="Colorful Grid" w:uiPriority="73"/>
+    <w:lsdException w:name="Light Shading Accent 1" w:uiPriority="60"/>
+    <w:lsdException w:name="Light List Accent 1" w:uiPriority="61"/>
+    <w:lsdException w:name="Light Grid Accent 1" w:uiPriority="62"/>
+    <w:lsdException w:name="Medium Shading 1 Accent 1" w:uiPriority="63"/>
+    <w:lsdException w:name="Medium Shading 2 Accent 1" w:uiPriority="64"/>
+    <w:lsdException w:name="Medium List 1 Accent 1" w:uiPriority="65"/>
+    <w:lsdException w:name="Revision" w:semiHidden="1"/>
+    <w:lsdException w:name="List Paragraph" w:uiPriority="34" w:qFormat="1"/>
+    <w:lsdException w:name="Quote" w:uiPriority="29" w:qFormat="1"/>
+    <w:lsdException w:name="Intense Quote" w:uiPriority="30" w:qFormat="1"/>
+    <w:lsdException w:name="Medium List 2 Accent 1" w:uiPriority="66"/>
+    <w:lsdException w:name="Medium Grid 1 Accent 1" w:uiPriority="67"/>
+    <w:lsdException w:name="Medium Grid 2 Accent 1" w:uiPriority="68"/>
+    <w:lsdException w:name="Medium Grid 3 Accent 1" w:uiPriority="69"/>
+    <w:lsdException w:name="Dark List Accent 1" w:uiPriority="70"/>
+    <w:lsdException w:name="Colorful Shading Accent 1" w:uiPriority="71"/>
+    <w:lsdException w:name="Colorful List Accent 1" w:uiPriority="72"/>
+    <w:lsdException w:name="Colorful Grid Accent 1" w:uiPriority="73"/>
+    <w:lsdException w:name="Light Shading Accent 2" w:uiPriority="60"/>
+    <w:lsdException w:name="Light List Accent 2" w:uiPriority="61"/>
+    <w:lsdException w:name="Light Grid Accent 2" w:uiPriority="62"/>
+    <w:lsdException w:name="Medium Shading 1 Accent 2" w:uiPriority="63"/>
+    <w:lsdException w:name="Medium Shading 2 Accent 2" w:uiPriority="64"/>
+    <w:lsdException w:name="Medium List 1 Accent 2" w:uiPriority="65"/>
+    <w:lsdException w:name="Medium List 2 Accent 2" w:uiPriority="66"/>
+    <w:lsdException w:name="Medium Grid 1 Accent 2" w:uiPriority="67"/>
+    <w:lsdException w:name="Medium Grid 2 Accent 2" w:uiPriority="68"/>
+    <w:lsdException w:name="Medium Grid 3 Accent 2" w:uiPriority="69"/>
+    <w:lsdException w:name="Dark List Accent 2" w:uiPriority="70"/>
+    <w:lsdException w:name="Colorful Shading Accent 2" w:uiPriority="71"/>
+    <w:lsdException w:name="Colorful List Accent 2" w:uiPriority="72"/>
+    <w:lsdException w:name="Colorful Grid Accent 2" w:uiPriority="73"/>
+    <w:lsdException w:name="Light Shading Accent 3" w:uiPriority="60"/>
+    <w:lsdException w:name="Light List Accent 3" w:uiPriority="61"/>
+    <w:lsdException w:name="Light Grid Accent 3" w:uiPriority="62"/>
+    <w:lsdException w:name="Medium Shading 1 Accent 3" w:uiPriority="63"/>
+    <w:lsdException w:name="Medium Shading 2 Accent 3" w:uiPriority="64"/>
+    <w:lsdException w:name="Medium List 1 Accent 3" w:uiPriority="65"/>
+    <w:lsdException w:name="Medium List 2 Accent 3" w:uiPriority="66"/>
+    <w:lsdException w:name="Medium Grid 1 Accent 3" w:uiPriority="67"/>
+    <w:lsdException w:name="Medium Grid 2 Accent 3" w:uiPriority="68"/>
+    <w:lsdException w:name="Medium Grid 3 Accent 3" w:uiPriority="69"/>
+    <w:lsdException w:name="Dark List Accent 3" w:uiPriority="70"/>
+    <w:lsdException w:name="Colorful Shading Accent 3" w:uiPriority="71"/>
+    <w:lsdException w:name="Colorful List Accent 3" w:uiPriority="72"/>
+    <w:lsdException w:name="Colorful Grid Accent 3" w:uiPriority="73"/>
+    <w:lsdException w:name="Light Shading Accent 4" w:uiPriority="60"/>
+    <w:lsdException w:name="Light List Accent 4" w:uiPriority="61"/>
+    <w:lsdException w:name="Light Grid Accent 4" w:uiPriority="62"/>
+    <w:lsdException w:name="Medium Shading 1 Accent 4" w:uiPriority="63"/>
+    <w:lsdException w:name="Medium Shading 2 Accent 4" w:uiPriority="64"/>
+    <w:lsdException w:name="Medium List 1 Accent 4" w:uiPriority="65"/>
+    <w:lsdException w:name="Medium List 2 Accent 4" w:uiPriority="66"/>
+    <w:lsdException w:name="Medium Grid 1 Accent 4" w:uiPriority="67"/>
+    <w:lsdException w:name="Medium Grid 2 Accent 4" w:uiPriority="68"/>
+    <w:lsdException w:name="Medium Grid 3 Accent 4" w:uiPriority="69"/>
+    <w:lsdException w:name="Dark List Accent 4" w:uiPriority="70"/>
+    <w:lsdException w:name="Colorful Shading Accent 4" w:uiPriority="71"/>
+    <w:lsdException w:name="Colorful List Accent 4" w:uiPriority="72"/>
+    <w:lsdException w:name="Colorful Grid Accent 4" w:uiPriority="73"/>
+    <w:lsdException w:name="Light Shading Accent 5" w:uiPriority="60"/>
+    <w:lsdException w:name="Light List Accent 5" w:uiPriority="61"/>
+    <w:lsdException w:name="Light Grid Accent 5" w:uiPriority="62"/>
+    <w:lsdException w:name="Medium Shading 1 Accent 5" w:uiPriority="63"/>
+    <w:lsdException w:name="Medium Shading 2 Accent 5" w:uiPriority="64"/>
+    <w:lsdException w:name="Medium List 1 Accent 5" w:uiPriority="65"/>
+    <w:lsdException w:name="Medium List 2 Accent 5" w:uiPriority="66"/>
+    <w:lsdException w:name="Medium Grid 1 Accent 5" w:uiPriority="67"/>
+    <w:lsdException w:name="Medium Grid 2 Accent 5" w:uiPriority="68"/>
+    <w:lsdException w:name="Medium Grid 3 Accent 5" w:uiPriority="69"/>
+    <w:lsdException w:name="Dark List Accent 5" w:uiPriority="70"/>
+    <w:lsdException w:name="Colorful Shading Accent 5" w:uiPriority="71"/>
+    <w:lsdException w:name="Colorful List Accent 5" w:uiPriority="72"/>
+    <w:lsdException w:name="Colorful Grid Accent 5" w:uiPriority="73"/>
+    <w:lsdException w:name="Light Shading Accent 6" w:uiPriority="60"/>
+    <w:lsdException w:name="Light List Accent 6" w:uiPriority="61"/>
+    <w:lsdException w:name="Light Grid Accent 6" w:uiPriority="62"/>
+    <w:lsdException w:name="Medium Shading 1 Accent 6" w:uiPriority="63"/>
+    <w:lsdException w:name="Medium Shading 2 Accent 6" w:uiPriority="64"/>
+    <w:lsdException w:name="Medium List 1 Accent 6" w:uiPriority="65"/>
+    <w:lsdException w:name="Medium List 2 Accent 6" w:uiPriority="66"/>
+    <w:lsdException w:name="Medium Grid 1 Accent 6" w:uiPriority="67"/>
+    <w:lsdException w:name="Medium Grid 2 Accent 6" w:uiPriority="68"/>
+    <w:lsdException w:name="Medium Grid 3 Accent 6" w:uiPriority="69"/>
+    <w:lsdException w:name="Dark List Accent 6" w:uiPriority="70"/>
+    <w:lsdException w:name="Colorful Shading Accent 6" w:uiPriority="71"/>
+    <w:lsdException w:name="Colorful List Accent 6" w:uiPriority="72"/>
+    <w:lsdException w:name="Colorful Grid Accent 6" w:uiPriority="73"/>
+    <w:lsdException w:name="Subtle Emphasis" w:uiPriority="19" w:qFormat="1"/>
+    <w:lsdException w:name="Intense Emphasis" w:uiPriority="21" w:qFormat="1"/>
+    <w:lsdException w:name="Subtle Reference" w:uiPriority="31" w:qFormat="1"/>
+    <w:lsdException w:name="Intense Reference" w:uiPriority="32" w:qFormat="1"/>
+    <w:lsdException w:name="Book Title" w:uiPriority="33" w:qFormat="1"/>
+    <w:lsdException w:name="Bibliography" w:semiHidden="1" w:uiPriority="37" w:unhideWhenUsed="1"/>
+    <w:lsdException w:name="TOC Heading" w:semiHidden="1" w:uiPriority="39" w:unhideWhenUsed="1" w:qFormat="1"/>
+    <w:lsdException w:name="Plain Table 1" w:uiPriority="41"/>
+    <w:lsdException w:name="Plain Table 2" w:uiPriority="42"/>
+    <w:lsdException w:name="Plain Table 3" w:uiPriority="43"/>
+    <w:lsdException w:name="Plain Table 4" w:uiPriority="44"/>
+    <w:lsdException w:name="Plain Table 5" w:uiPriority="45"/>
+    <w:lsdException w:name="Grid Table Light" w:uiPriority="40"/>
+    <w:lsdException w:name="Grid Table 1 Light" w:uiPriority="46"/>
+    <w:lsdException w:name="Grid Table 2" w:uiPriority="47"/>
+    <w:lsdException w:name="Grid Table 3" w:uiPriority="48"/>
+    <w:lsdException w:name="Grid Table 4" w:uiPriority="49"/>
+    <w:lsdException w:name="Grid Table 5 Dark" w:uiPriority="50"/>
+    <w:lsdException w:name="Grid Table 6 Colorful" w:uiPriority="51"/>
+    <w:lsdException w:name="Grid Table 7 Colorful" w:uiPriority="52"/>
+    <w:lsdException w:name="Grid Table 1 Light Accent 1" w:uiPriority="46"/>
+    <w:lsdException w:name="Grid Table 2 Accent 1" w:uiPriority="47"/>
+    <w:lsdException w:name="Grid Table 3 Accent 1" w:uiPriority="48"/>
+    <w:lsdException w:name="Grid Table 4 Accent 1" w:uiPriority="49"/>
+    <w:lsdException w:name="Grid Table 5 Dark Accent 1" w:uiPriority="50"/>
+    <w:lsdException w:name="Grid Table 6 Colorful Accent 1" w:uiPriority="51"/>
+    <w:lsdException w:name="Grid Table 7 Colorful Accent 1" w:uiPriority="52"/>
+    <w:lsdException w:name="Grid Table 1 Light Accent 2" w:uiPriority="46"/>
+    <w:lsdException w:name="Grid Table 2 Accent 2" w:uiPriority="47"/>
+    <w:lsdException w:name="Grid Table 3 Accent 2" w:uiPriority="48"/>
+    <w:lsdException w:name="Grid Table 4 Accent 2" w:uiPriority="49"/>
+    <w:lsdException w:name="Grid Table 5 Dark Accent 2" w:uiPriority="50"/>
+    <w:lsdException w:name="Grid Table 6 Colorful Accent 2" w:uiPriority="51"/>
+    <w:lsdException w:name="Grid Table 7 Colorful Accent 2" w:uiPriority="52"/>
+    <w:lsdException w:name="Grid Table 1 Light Accent 3" w:uiPriority="46"/>
+    <w:lsdException w:name="Grid Table 2 Accent 3" w:uiPriority="47"/>
+    <w:lsdException w:name="Grid Table 3 Accent 3" w:uiPriority="48"/>
+    <w:lsdException w:name="Grid Table 4 Accent 3" w:uiPriority="49"/>
+    <w:lsdException w:name="Grid Table 5 Dark Accent 3" w:uiPriority="50"/>
+    <w:lsdException w:name="Grid Table 6 Colorful Accent 3" w:uiPriority="51"/>
+    <w:lsdException w:name="Grid Table 7 Colorful Accent 3" w:uiPriority="52"/>
+    <w:lsdException w:name="Grid Table 1 Light Accent 4" w:uiPriority="46"/>
+    <w:lsdException w:name="Grid Table 2 Accent 4" w:uiPriority="47"/>
+    <w:lsdException w:name="Grid Table 3 Accent 4" w:uiPriority="48"/>
+    <w:lsdException w:name="Grid Table 4 Accent 4" w:uiPriority="49"/>
+    <w:lsdException w:name="Grid Table 5 Dark Accent 4" w:uiPriority="50"/>
+    <w:lsdException w:name="Grid Table 6 Colorful Accent 4" w:uiPriority="51"/>
+    <w:lsdException w:name="Grid Table 7 Colorful Accent 4" w:uiPriority="52"/>
+    <w:lsdException w:name="Grid Table 1 Light Accent 5" w:uiPriority="46"/>
+    <w:lsdException w:name="Grid Table 2 Accent 5" w:uiPriority="47"/>
+    <w:lsdException w:name="Grid Table 3 Accent 5" w:uiPriority="48"/>
+    <w:lsdException w:name="Grid Table 4 Accent 5" w:uiPriority="49"/>
+    <w:lsdException w:name="Grid Table 5 Dark Accent 5" w:uiPriority="50"/>
+    <w:lsdException w:name="Grid Table 6 Colorful Accent 5" w:uiPriority="51"/>
+    <w:lsdException w:name="Grid Table 7 Colorful Accent 5" w:uiPriority="52"/>
+    <w:lsdException w:name="Grid Table 1 Light Accent 6" w:uiPriority="46"/>
+    <w:lsdException w:name="Grid Table 2 Accent 6" w:uiPriority="47"/>
+    <w:lsdException w:name="Grid Table 3 Accent 6" w:uiPriority="48"/>
+    <w:lsdException w:name="Grid Table 4 Accent 6" w:uiPriority="49"/>
+    <w:lsdException w:name="Grid Table 5 Dark Accent 6" w:uiPriority="50"/>
+    <w:lsdException w:name="Grid Table 6 Colorful Accent 6" w:uiPriority="51"/>
+    <w:lsdException w:name="Grid Table 7 Colorful Accent 6" w:uiPriority="52"/>
+    <w:lsdException w:name="List Table 1 Light" w:uiPriority="46"/>
+    <w:lsdException w:name="List Table 2" w:uiPriority="47"/>
+    <w:lsdException w:name="List Table 3" w:uiPriority="48"/>
+    <w:lsdException w:name="List Table 4" w:uiPriority="49"/>
+    <w:lsdException w:name="List Table 5 Dark" w:uiPriority="50"/>
+    <w:lsdException w:name="List Table 6 Colorful" w:uiPriority="51"/>
+    <w:lsdException w:name="List Table 7 Colorful" w:uiPriority="52"/>
+    <w:lsdException w:name="List Table 1 Light Accent 1" w:uiPriority="46"/>
+    <w:lsdException w:name="List Table 2 Accent 1" w:uiPriority="47"/>
+    <w:lsdException w:name="List Table 3 Accent 1" w:uiPriority="48"/>
+    <w:lsdException w:name="List Table 4 Accent 1" w:uiPriority="49"/>
+    <w:lsdException w:name="List Table 5 Dark Accent 1" w:uiPriority="50"/>
+    <w:lsdException w:name="List Table 6 Colorful Accent 1" w:uiPriority="51"/>
+    <w:lsdException w:name="List Table 7 Colorful Accent 1" w:uiPriority="52"/>
+    <w:lsdException w:name="List Table 1 Light Accent 2" w:uiPriority="46"/>
+    <w:lsdException w:name="List Table 2 Accent 2" w:uiPriority="47"/>
+    <w:lsdException w:name="List Table 3 Accent 2" w:uiPriority="48"/>
+    <w:lsdException w:name="List Table 4 Accent 2" w:uiPriority="49"/>
+    <w:lsdException w:name="List Table 5 Dark Accent 2" w:uiPriority="50"/>
+    <w:lsdException w:name="List Table 6 Colorful Accent 2" w:uiPriority="51"/>
+    <w:lsdException w:name="List Table 7 Colorful Accent 2" w:uiPriority="52"/>
+    <w:lsdException w:name="List Table 1 Light Accent 3" w:uiPriority="46"/>
+    <w:lsdException w:name="List Table 2 Accent 3" w:uiPriority="47"/>
+    <w:lsdException w:name="List Table 3 Accent 3" w:uiPriority="48"/>
+    <w:lsdException w:name="List Table 4 Accent 3" w:uiPriority="49"/>
+    <w:lsdException w:name="List Table 5 Dark Accent 3" w:uiPriority="50"/>
+    <w:lsdException w:name="List Table 6 Colorful Accent 3" w:uiPriority="51"/>
+    <w:lsdException w:name="List Table 7 Colorful Accent 3" w:uiPriority="52"/>
+    <w:lsdException w:name="List Table 1 Light Accent 4" w:uiPriority="46"/>
+    <w:lsdException w:name="List Table 2 Accent 4" w:uiPriority="47"/>
+    <w:lsdException w:name="List Table 3 Accent 4" w:uiPriority="48"/>
+    <w:lsdException w:name="List Table 4 Accent 4" w:uiPriority="49"/>
+    <w:lsdException w:name="List Table 5 Dark Accent 4" w:uiPriority="50"/>
+    <w:lsdException w:name="List Table 6 Colorful Accent 4" w:uiPriority="51"/>
+    <w:lsdException w:name="List Table 7 Colorful Accent 4" w:uiPriority="52"/>
+    <w:lsdException w:name="List Table 1 Light Accent 5" w:uiPriority="46"/>
+    <w:lsdException w:name="List Table 2 Accent 5" w:uiPriority="47"/>
+    <w:lsdException w:name="List Table 3 Accent 5" w:uiPriority="48"/>
+    <w:lsdException w:name="List Table 4 Accent 5" w:uiPriority="49"/>
+    <w:lsdException w:name="List Table 5 Dark Accent 5" w:uiPriority="50"/>
+    <w:lsdException w:name="List Table 6 Colorful Accent 5" w:uiPriority="51"/>
+    <w:lsdException w:name="List Table 7 Colorful Accent 5" w:uiPriority="52"/>
+    <w:lsdException w:name="List Table 1 Light Accent 6" w:uiPriority="46"/>
+    <w:lsdException w:name="List Table 2 Accent 6" w:uiPriority="47"/>
+    <w:lsdException w:name="List Table 3 Accent 6" w:uiPriority="48"/>
+    <w:lsdException w:name="List Table 4 Accent 6" w:uiPriority="49"/>
+    <w:lsdException w:name="List Table 5 Dark Accent 6" w:uiPriority="50"/>
+    <w:lsdException w:name="List Table 6 Colorful Accent 6" w:uiPriority="51"/>
+    <w:lsdException w:name="List Table 7 Colorful Accent 6" w:uiPriority="52"/>
+    <w:lsdException w:name="Mention" w:semiHidden="1" w:unhideWhenUsed="1"/>
+    <w:lsdException w:name="Smart Hyperlink" w:semiHidden="1" w:unhideWhenUsed="1"/>
+    <w:lsdException w:name="Hashtag" w:semiHidden="1" w:unhideWhenUsed="1"/>
+    <w:lsdException w:name="Unresolved Mention" w:semiHidden="1" w:unhideWhenUsed="1"/>
+    <w:lsdException w:name="Smart Link" w:semiHidden="1" w:unhideWhenUsed="1"/>
+  </w:latentStyles>
+  <w:style w:type="paragraph" w:default="1" w:styleId="Standard">
+    <w:name w:val="Normal"/>
+    <w:qFormat/>
   </w:style>
-  <w:style w:type="paragraph" w:styleId="Normal" w:default="1">
-    <w:name w:val="normal"/>
-  </w:style>
-  <w:style w:type="paragraph" w:styleId="Heading1">
+  <w:style w:type="paragraph" w:styleId="berschrift1">
     <w:name w:val="heading 1"/>
-    <w:basedOn w:val="Normal"/>
-    <w:next w:val="Normal"/>
+    <w:basedOn w:val="Standard"/>
+    <w:next w:val="Standard"/>
+    <w:uiPriority w:val="9"/>
+    <w:qFormat/>
     <w:pPr>
-      <w:keepNext w:val="1"/>
-      <w:keepLines w:val="1"/>
-      <w:spacing w:after="120" w:before="400" w:lineRule="auto"/>
+      <w:keepNext/>
+      <w:keepLines/>
+      <w:spacing w:before="400" w:after="120"/>
+      <w:outlineLvl w:val="0"/>
     </w:pPr>
     <w:rPr>
       <w:sz w:val="40"/>
       <w:szCs w:val="40"/>
     </w:rPr>
   </w:style>
-  <w:style w:type="paragraph" w:styleId="Heading2">
+  <w:style w:type="paragraph" w:styleId="berschrift2">
     <w:name w:val="heading 2"/>
-    <w:basedOn w:val="Normal"/>
-    <w:next w:val="Normal"/>
+    <w:basedOn w:val="Standard"/>
+    <w:next w:val="Standard"/>
+    <w:uiPriority w:val="9"/>
+    <w:unhideWhenUsed/>
+    <w:qFormat/>
     <w:pPr>
-      <w:keepNext w:val="1"/>
-      <w:keepLines w:val="1"/>
-      <w:spacing w:after="120" w:before="360" w:lineRule="auto"/>
+      <w:keepNext/>
+      <w:keepLines/>
+      <w:spacing w:before="360" w:after="120"/>
+      <w:outlineLvl w:val="1"/>
     </w:pPr>
     <w:rPr>
       <w:sz w:val="32"/>
       <w:szCs w:val="32"/>
     </w:rPr>
   </w:style>
-  <w:style w:type="paragraph" w:styleId="Heading3">
+  <w:style w:type="paragraph" w:styleId="berschrift3">
     <w:name w:val="heading 3"/>
-    <w:basedOn w:val="Normal"/>
-    <w:next w:val="Normal"/>
+    <w:basedOn w:val="Standard"/>
+    <w:next w:val="Standard"/>
+    <w:uiPriority w:val="9"/>
+    <w:unhideWhenUsed/>
+    <w:qFormat/>
     <w:pPr>
-      <w:keepNext w:val="1"/>
-      <w:keepLines w:val="1"/>
-      <w:spacing w:after="80" w:before="320" w:line="480" w:lineRule="auto"/>
+      <w:keepNext/>
+      <w:keepLines/>
+      <w:spacing w:before="320" w:after="80" w:line="480" w:lineRule="auto"/>
       <w:jc w:val="center"/>
+      <w:outlineLvl w:val="2"/>
     </w:pPr>
     <w:rPr>
       <w:color w:val="434343"/>
@@ -2211,14 +2789,19 @@
       <w:szCs w:val="28"/>
     </w:rPr>
   </w:style>
-  <w:style w:type="paragraph" w:styleId="Heading4">
+  <w:style w:type="paragraph" w:styleId="berschrift4">
     <w:name w:val="heading 4"/>
-    <w:basedOn w:val="Normal"/>
-    <w:next w:val="Normal"/>
+    <w:basedOn w:val="Standard"/>
+    <w:next w:val="Standard"/>
+    <w:uiPriority w:val="9"/>
+    <w:semiHidden/>
+    <w:unhideWhenUsed/>
+    <w:qFormat/>
     <w:pPr>
-      <w:keepNext w:val="1"/>
-      <w:keepLines w:val="1"/>
-      <w:spacing w:after="80" w:before="280" w:lineRule="auto"/>
+      <w:keepNext/>
+      <w:keepLines/>
+      <w:spacing w:before="280" w:after="80"/>
+      <w:outlineLvl w:val="3"/>
     </w:pPr>
     <w:rPr>
       <w:color w:val="666666"/>
@@ -2226,83 +2809,106 @@
       <w:szCs w:val="24"/>
     </w:rPr>
   </w:style>
-  <w:style w:type="paragraph" w:styleId="Heading5">
+  <w:style w:type="paragraph" w:styleId="berschrift5">
     <w:name w:val="heading 5"/>
-    <w:basedOn w:val="Normal"/>
-    <w:next w:val="Normal"/>
+    <w:basedOn w:val="Standard"/>
+    <w:next w:val="Standard"/>
+    <w:uiPriority w:val="9"/>
+    <w:semiHidden/>
+    <w:unhideWhenUsed/>
+    <w:qFormat/>
     <w:pPr>
-      <w:keepNext w:val="1"/>
-      <w:keepLines w:val="1"/>
-      <w:spacing w:after="80" w:before="240" w:lineRule="auto"/>
+      <w:keepNext/>
+      <w:keepLines/>
+      <w:spacing w:before="240" w:after="80"/>
+      <w:outlineLvl w:val="4"/>
     </w:pPr>
     <w:rPr>
       <w:color w:val="666666"/>
     </w:rPr>
   </w:style>
-  <w:style w:type="paragraph" w:styleId="Heading6">
+  <w:style w:type="paragraph" w:styleId="berschrift6">
     <w:name w:val="heading 6"/>
-    <w:basedOn w:val="Normal"/>
-    <w:next w:val="Normal"/>
+    <w:basedOn w:val="Standard"/>
+    <w:next w:val="Standard"/>
+    <w:uiPriority w:val="9"/>
+    <w:semiHidden/>
+    <w:unhideWhenUsed/>
+    <w:qFormat/>
     <w:pPr>
-      <w:keepNext w:val="1"/>
-      <w:keepLines w:val="1"/>
-      <w:spacing w:after="80" w:before="240" w:lineRule="auto"/>
+      <w:keepNext/>
+      <w:keepLines/>
+      <w:spacing w:before="240" w:after="80"/>
+      <w:outlineLvl w:val="5"/>
     </w:pPr>
     <w:rPr>
-      <w:i w:val="1"/>
-      <w:iCs w:val="1"/>
+      <w:i/>
+      <w:iCs/>
       <w:color w:val="666666"/>
     </w:rPr>
   </w:style>
-  <w:style w:type="paragraph" w:styleId="Title">
+  <w:style w:type="character" w:default="1" w:styleId="Absatz-Standardschriftart">
+    <w:name w:val="Default Paragraph Font"/>
+    <w:uiPriority w:val="1"/>
+    <w:semiHidden/>
+    <w:unhideWhenUsed/>
+  </w:style>
+  <w:style w:type="table" w:default="1" w:styleId="NormaleTabelle">
+    <w:name w:val="Normal Table"/>
+    <w:uiPriority w:val="99"/>
+    <w:semiHidden/>
+    <w:unhideWhenUsed/>
+    <w:tblPr>
+      <w:tblInd w:w="0" w:type="dxa"/>
+      <w:tblCellMar>
+        <w:top w:w="0" w:type="dxa"/>
+        <w:left w:w="108" w:type="dxa"/>
+        <w:bottom w:w="0" w:type="dxa"/>
+        <w:right w:w="108" w:type="dxa"/>
+      </w:tblCellMar>
+    </w:tblPr>
+  </w:style>
+  <w:style w:type="numbering" w:default="1" w:styleId="KeineListe">
+    <w:name w:val="No List"/>
+    <w:uiPriority w:val="99"/>
+    <w:semiHidden/>
+    <w:unhideWhenUsed/>
+  </w:style>
+  <w:style w:type="table" w:customStyle="1" w:styleId="TableNormal">
+    <w:name w:val="TableNormal"/>
+    <w:tblPr>
+      <w:tblCellMar>
+        <w:top w:w="100" w:type="dxa"/>
+        <w:left w:w="100" w:type="dxa"/>
+        <w:bottom w:w="100" w:type="dxa"/>
+        <w:right w:w="100" w:type="dxa"/>
+      </w:tblCellMar>
+    </w:tblPr>
+  </w:style>
+  <w:style w:type="paragraph" w:styleId="Titel">
     <w:name w:val="Title"/>
-    <w:basedOn w:val="Normal"/>
-    <w:next w:val="Normal"/>
+    <w:basedOn w:val="Standard"/>
+    <w:next w:val="Standard"/>
+    <w:uiPriority w:val="10"/>
+    <w:qFormat/>
     <w:pPr>
-      <w:keepNext w:val="1"/>
-      <w:keepLines w:val="1"/>
-      <w:spacing w:after="60" w:lineRule="auto"/>
+      <w:keepNext/>
+      <w:keepLines/>
+      <w:spacing w:after="60"/>
     </w:pPr>
     <w:rPr>
       <w:sz w:val="52"/>
       <w:szCs w:val="52"/>
     </w:rPr>
   </w:style>
-  <w:style w:type="character" w:styleId="Absatz-Standardschriftart" w:default="1">
-    <w:name w:val="Default Paragraph Font"/>
-    <w:uiPriority w:val="1"/>
-    <w:semiHidden w:val="1"/>
-    <w:unhideWhenUsed w:val="1"/>
-  </w:style>
-  <w:style w:type="table" w:styleId="NormaleTabelle" w:default="1">
-    <w:name w:val="Normal Table"/>
-    <w:uiPriority w:val="99"/>
-    <w:semiHidden w:val="1"/>
-    <w:unhideWhenUsed w:val="1"/>
-    <w:tblPr>
-      <w:tblInd w:w="0.0" w:type="dxa"/>
-      <w:tblCellMar>
-        <w:top w:w="0.0" w:type="dxa"/>
-        <w:left w:w="108.0" w:type="dxa"/>
-        <w:bottom w:w="0.0" w:type="dxa"/>
-        <w:right w:w="108.0" w:type="dxa"/>
-      </w:tblCellMar>
-    </w:tblPr>
-  </w:style>
-  <w:style w:type="numbering" w:styleId="KeineListe" w:default="1">
-    <w:name w:val="No List"/>
-    <w:uiPriority w:val="99"/>
-    <w:semiHidden w:val="1"/>
-    <w:unhideWhenUsed w:val="1"/>
-  </w:style>
-  <w:style w:type="table" w:styleId="TableNormal" w:customStyle="1">
+  <w:style w:type="table" w:customStyle="1" w:styleId="TableNormal0">
     <w:name w:val="Table Normal"/>
     <w:tblPr>
       <w:tblCellMar>
-        <w:top w:w="0.0" w:type="dxa"/>
-        <w:left w:w="0.0" w:type="dxa"/>
-        <w:bottom w:w="0.0" w:type="dxa"/>
-        <w:right w:w="0.0" w:type="dxa"/>
+        <w:top w:w="0" w:type="dxa"/>
+        <w:left w:w="0" w:type="dxa"/>
+        <w:bottom w:w="0" w:type="dxa"/>
+        <w:right w:w="0" w:type="dxa"/>
       </w:tblCellMar>
     </w:tblPr>
   </w:style>
@@ -2310,7 +2916,7 @@
     <w:name w:val="Placeholder Text"/>
     <w:basedOn w:val="Absatz-Standardschriftart"/>
     <w:uiPriority w:val="99"/>
-    <w:semiHidden w:val="1"/>
+    <w:semiHidden/>
     <w:rsid w:val="003A3B6D"/>
     <w:rPr>
       <w:color w:val="808080"/>
@@ -2326,12 +2932,12 @@
     </w:pPr>
     <w:tblPr>
       <w:tblBorders>
-        <w:top w:color="auto" w:space="0" w:sz="4" w:val="single"/>
-        <w:left w:color="auto" w:space="0" w:sz="4" w:val="single"/>
-        <w:bottom w:color="auto" w:space="0" w:sz="4" w:val="single"/>
-        <w:right w:color="auto" w:space="0" w:sz="4" w:val="single"/>
-        <w:insideH w:color="auto" w:space="0" w:sz="4" w:val="single"/>
-        <w:insideV w:color="auto" w:space="0" w:sz="4" w:val="single"/>
+        <w:top w:val="single" w:sz="4" w:space="0" w:color="auto"/>
+        <w:left w:val="single" w:sz="4" w:space="0" w:color="auto"/>
+        <w:bottom w:val="single" w:sz="4" w:space="0" w:color="auto"/>
+        <w:right w:val="single" w:sz="4" w:space="0" w:color="auto"/>
+        <w:insideH w:val="single" w:sz="4" w:space="0" w:color="auto"/>
+        <w:insideV w:val="single" w:sz="4" w:space="0" w:color="auto"/>
       </w:tblBorders>
     </w:tblPr>
   </w:style>
@@ -2339,19 +2945,18 @@
     <w:name w:val="Hyperlink"/>
     <w:basedOn w:val="Absatz-Standardschriftart"/>
     <w:uiPriority w:val="99"/>
-    <w:unhideWhenUsed w:val="1"/>
+    <w:unhideWhenUsed/>
     <w:rsid w:val="003557D2"/>
     <w:rPr>
-      <w:color w:val="0000ff" w:themeColor="hyperlink"/>
+      <w:color w:val="0000FF" w:themeColor="hyperlink"/>
       <w:u w:val="single"/>
     </w:rPr>
   </w:style>
   <w:style w:type="paragraph" w:styleId="Kopfzeile">
     <w:name w:val="header"/>
-    <w:basedOn w:val="Standard"/>
     <w:link w:val="KopfzeileZchn"/>
     <w:uiPriority w:val="99"/>
-    <w:unhideWhenUsed w:val="1"/>
+    <w:unhideWhenUsed/>
     <w:rsid w:val="00DA6D17"/>
     <w:pPr>
       <w:tabs>
@@ -2361,7 +2966,7 @@
       <w:spacing w:line="240" w:lineRule="auto"/>
     </w:pPr>
   </w:style>
-  <w:style w:type="character" w:styleId="KopfzeileZchn" w:customStyle="1">
+  <w:style w:type="character" w:customStyle="1" w:styleId="KopfzeileZchn">
     <w:name w:val="Kopfzeile Zchn"/>
     <w:basedOn w:val="Absatz-Standardschriftart"/>
     <w:link w:val="Kopfzeile"/>
@@ -2370,10 +2975,9 @@
   </w:style>
   <w:style w:type="paragraph" w:styleId="Fuzeile">
     <w:name w:val="footer"/>
-    <w:basedOn w:val="Standard"/>
     <w:link w:val="FuzeileZchn"/>
     <w:uiPriority w:val="99"/>
-    <w:unhideWhenUsed w:val="1"/>
+    <w:unhideWhenUsed/>
     <w:rsid w:val="00DA6D17"/>
     <w:pPr>
       <w:tabs>
@@ -2383,7 +2987,7 @@
       <w:spacing w:line="240" w:lineRule="auto"/>
     </w:pPr>
   </w:style>
-  <w:style w:type="character" w:styleId="FuzeileZchn" w:customStyle="1">
+  <w:style w:type="character" w:customStyle="1" w:styleId="FuzeileZchn">
     <w:name w:val="Fußzeile Zchn"/>
     <w:basedOn w:val="Absatz-Standardschriftart"/>
     <w:link w:val="Fuzeile"/>
@@ -2394,8 +2998,8 @@
     <w:name w:val="FollowedHyperlink"/>
     <w:basedOn w:val="Absatz-Standardschriftart"/>
     <w:uiPriority w:val="99"/>
-    <w:semiHidden w:val="1"/>
-    <w:unhideWhenUsed w:val="1"/>
+    <w:semiHidden/>
+    <w:unhideWhenUsed/>
     <w:rsid w:val="00DA6D17"/>
     <w:rPr>
       <w:color w:val="800080" w:themeColor="followedHyperlink"/>
@@ -2406,22 +3010,24 @@
     <w:name w:val="Unresolved Mention"/>
     <w:basedOn w:val="Absatz-Standardschriftart"/>
     <w:uiPriority w:val="99"/>
-    <w:semiHidden w:val="1"/>
-    <w:unhideWhenUsed w:val="1"/>
+    <w:semiHidden/>
+    <w:unhideWhenUsed/>
     <w:rsid w:val="00DA6D17"/>
     <w:rPr>
-      <w:color w:val="605e5c"/>
-      <w:shd w:color="auto" w:fill="e1dfdd" w:val="clear"/>
+      <w:color w:val="605E5C"/>
+      <w:shd w:val="clear" w:color="auto" w:fill="E1DFDD"/>
     </w:rPr>
   </w:style>
-  <w:style w:type="paragraph" w:styleId="Subtitle">
+  <w:style w:type="paragraph" w:styleId="Untertitel">
     <w:name w:val="Subtitle"/>
-    <w:basedOn w:val="Normal"/>
-    <w:next w:val="Normal"/>
+    <w:basedOn w:val="Standard"/>
+    <w:next w:val="Standard"/>
+    <w:uiPriority w:val="11"/>
+    <w:qFormat/>
     <w:pPr>
-      <w:keepNext w:val="1"/>
-      <w:keepLines w:val="1"/>
-      <w:spacing w:after="320" w:lineRule="auto"/>
+      <w:keepNext/>
+      <w:keepLines/>
+      <w:spacing w:after="320"/>
     </w:pPr>
     <w:rPr>
       <w:color w:val="666666"/>
@@ -2429,8 +3035,8 @@
       <w:szCs w:val="30"/>
     </w:rPr>
   </w:style>
-  <w:style w:type="table" w:styleId="Table1">
-    <w:basedOn w:val="TableNormal"/>
+  <w:style w:type="table" w:customStyle="1" w:styleId="a">
+    <w:basedOn w:val="TableNormal0"/>
     <w:pPr>
       <w:spacing w:line="240" w:lineRule="auto"/>
     </w:pPr>
@@ -2438,15 +3044,13 @@
       <w:tblStyleRowBandSize w:val="1"/>
       <w:tblStyleColBandSize w:val="1"/>
       <w:tblCellMar>
-        <w:top w:w="0.0" w:type="dxa"/>
-        <w:left w:w="108.0" w:type="dxa"/>
-        <w:bottom w:w="0.0" w:type="dxa"/>
-        <w:right w:w="108.0" w:type="dxa"/>
+        <w:left w:w="108" w:type="dxa"/>
+        <w:right w:w="108" w:type="dxa"/>
       </w:tblCellMar>
     </w:tblPr>
   </w:style>
-  <w:style w:type="table" w:styleId="Table2">
-    <w:basedOn w:val="TableNormal"/>
+  <w:style w:type="table" w:customStyle="1" w:styleId="a0">
+    <w:basedOn w:val="TableNormal0"/>
     <w:pPr>
       <w:spacing w:line="240" w:lineRule="auto"/>
     </w:pPr>
@@ -2454,15 +3058,13 @@
       <w:tblStyleRowBandSize w:val="1"/>
       <w:tblStyleColBandSize w:val="1"/>
       <w:tblCellMar>
-        <w:top w:w="0.0" w:type="dxa"/>
-        <w:left w:w="108.0" w:type="dxa"/>
-        <w:bottom w:w="0.0" w:type="dxa"/>
-        <w:right w:w="108.0" w:type="dxa"/>
+        <w:left w:w="108" w:type="dxa"/>
+        <w:right w:w="108" w:type="dxa"/>
       </w:tblCellMar>
     </w:tblPr>
   </w:style>
-  <w:style w:type="table" w:styleId="Table3">
-    <w:basedOn w:val="TableNormal"/>
+  <w:style w:type="table" w:customStyle="1" w:styleId="a1">
+    <w:basedOn w:val="TableNormal0"/>
     <w:pPr>
       <w:spacing w:line="240" w:lineRule="auto"/>
     </w:pPr>
@@ -2470,15 +3072,13 @@
       <w:tblStyleRowBandSize w:val="1"/>
       <w:tblStyleColBandSize w:val="1"/>
       <w:tblCellMar>
-        <w:top w:w="0.0" w:type="dxa"/>
-        <w:left w:w="108.0" w:type="dxa"/>
-        <w:bottom w:w="0.0" w:type="dxa"/>
-        <w:right w:w="108.0" w:type="dxa"/>
+        <w:left w:w="108" w:type="dxa"/>
+        <w:right w:w="108" w:type="dxa"/>
       </w:tblCellMar>
     </w:tblPr>
   </w:style>
-  <w:style w:type="table" w:styleId="Table4">
-    <w:basedOn w:val="TableNormal"/>
+  <w:style w:type="table" w:customStyle="1" w:styleId="a2">
+    <w:basedOn w:val="TableNormal0"/>
     <w:pPr>
       <w:spacing w:line="240" w:lineRule="auto"/>
     </w:pPr>
@@ -2486,15 +3086,13 @@
       <w:tblStyleRowBandSize w:val="1"/>
       <w:tblStyleColBandSize w:val="1"/>
       <w:tblCellMar>
-        <w:top w:w="0.0" w:type="dxa"/>
-        <w:left w:w="108.0" w:type="dxa"/>
-        <w:bottom w:w="0.0" w:type="dxa"/>
-        <w:right w:w="108.0" w:type="dxa"/>
+        <w:left w:w="108" w:type="dxa"/>
+        <w:right w:w="108" w:type="dxa"/>
       </w:tblCellMar>
     </w:tblPr>
   </w:style>
-  <w:style w:type="table" w:styleId="Table5">
-    <w:basedOn w:val="TableNormal"/>
+  <w:style w:type="table" w:customStyle="1" w:styleId="a3">
+    <w:basedOn w:val="TableNormal0"/>
     <w:pPr>
       <w:spacing w:line="240" w:lineRule="auto"/>
     </w:pPr>
@@ -2502,15 +3100,13 @@
       <w:tblStyleRowBandSize w:val="1"/>
       <w:tblStyleColBandSize w:val="1"/>
       <w:tblCellMar>
-        <w:top w:w="0.0" w:type="dxa"/>
-        <w:left w:w="108.0" w:type="dxa"/>
-        <w:bottom w:w="0.0" w:type="dxa"/>
-        <w:right w:w="108.0" w:type="dxa"/>
+        <w:left w:w="108" w:type="dxa"/>
+        <w:right w:w="108" w:type="dxa"/>
       </w:tblCellMar>
     </w:tblPr>
   </w:style>
-  <w:style w:type="table" w:styleId="Table6">
-    <w:basedOn w:val="TableNormal"/>
+  <w:style w:type="table" w:customStyle="1" w:styleId="a4">
+    <w:basedOn w:val="TableNormal0"/>
     <w:pPr>
       <w:spacing w:line="240" w:lineRule="auto"/>
     </w:pPr>
@@ -2518,15 +3114,13 @@
       <w:tblStyleRowBandSize w:val="1"/>
       <w:tblStyleColBandSize w:val="1"/>
       <w:tblCellMar>
-        <w:top w:w="0.0" w:type="dxa"/>
-        <w:left w:w="108.0" w:type="dxa"/>
-        <w:bottom w:w="0.0" w:type="dxa"/>
-        <w:right w:w="108.0" w:type="dxa"/>
+        <w:left w:w="108" w:type="dxa"/>
+        <w:right w:w="108" w:type="dxa"/>
       </w:tblCellMar>
     </w:tblPr>
   </w:style>
-  <w:style w:type="table" w:styleId="Table7">
-    <w:basedOn w:val="TableNormal"/>
+  <w:style w:type="table" w:customStyle="1" w:styleId="a5">
+    <w:basedOn w:val="TableNormal0"/>
     <w:pPr>
       <w:spacing w:line="240" w:lineRule="auto"/>
     </w:pPr>
@@ -2534,15 +3128,13 @@
       <w:tblStyleRowBandSize w:val="1"/>
       <w:tblStyleColBandSize w:val="1"/>
       <w:tblCellMar>
-        <w:top w:w="0.0" w:type="dxa"/>
-        <w:left w:w="108.0" w:type="dxa"/>
-        <w:bottom w:w="0.0" w:type="dxa"/>
-        <w:right w:w="108.0" w:type="dxa"/>
+        <w:left w:w="108" w:type="dxa"/>
+        <w:right w:w="108" w:type="dxa"/>
       </w:tblCellMar>
     </w:tblPr>
   </w:style>
-  <w:style w:type="table" w:styleId="Table8">
-    <w:basedOn w:val="TableNormal"/>
+  <w:style w:type="table" w:customStyle="1" w:styleId="a6">
+    <w:basedOn w:val="TableNormal0"/>
     <w:pPr>
       <w:spacing w:line="240" w:lineRule="auto"/>
     </w:pPr>
@@ -2550,15 +3142,13 @@
       <w:tblStyleRowBandSize w:val="1"/>
       <w:tblStyleColBandSize w:val="1"/>
       <w:tblCellMar>
-        <w:top w:w="0.0" w:type="dxa"/>
-        <w:left w:w="108.0" w:type="dxa"/>
-        <w:bottom w:w="0.0" w:type="dxa"/>
-        <w:right w:w="108.0" w:type="dxa"/>
+        <w:left w:w="108" w:type="dxa"/>
+        <w:right w:w="108" w:type="dxa"/>
       </w:tblCellMar>
     </w:tblPr>
   </w:style>
-  <w:style w:type="table" w:styleId="Table9">
-    <w:basedOn w:val="TableNormal"/>
+  <w:style w:type="table" w:customStyle="1" w:styleId="a7">
+    <w:basedOn w:val="TableNormal0"/>
     <w:pPr>
       <w:spacing w:line="240" w:lineRule="auto"/>
     </w:pPr>
@@ -2566,10 +3156,8 @@
       <w:tblStyleRowBandSize w:val="1"/>
       <w:tblStyleColBandSize w:val="1"/>
       <w:tblCellMar>
-        <w:top w:w="0.0" w:type="dxa"/>
-        <w:left w:w="108.0" w:type="dxa"/>
-        <w:bottom w:w="0.0" w:type="dxa"/>
-        <w:right w:w="108.0" w:type="dxa"/>
+        <w:left w:w="108" w:type="dxa"/>
+        <w:right w:w="108" w:type="dxa"/>
       </w:tblCellMar>
     </w:tblPr>
   </w:style>
@@ -2896,17 +3484,17 @@
 </a:theme>
 </file>
 
-<file path=customXML/item1.xml><?xml version="1.0" encoding="utf-8"?>
+<file path=customXml/item1.xml><?xml version="1.0" encoding="utf-8"?>
 <go:gDocsCustomXmlDataStorage xmlns:go="http://customooxmlschemas.google.com/" xmlns:r="http://schemas.openxmlformats.org/officeDocument/2006/relationships" uri="GoogleDocsCustomDataVersion2">
   <go:docsCustomData xmlns:go="http://customooxmlschemas.google.com/" roundtripDataSignature="AMtx7mgaBm1S32GgN/VYPcNA/x4s+EceCg==">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</go:docsCustomData>
 </go:gDocsCustomXmlDataStorage>
 </file>
 
-<file path=customXML/itemProps1.xml><?xml version="1.0" encoding="utf-8"?>
+<file path=customXml/itemProps1.xml><?xml version="1.0" encoding="utf-8"?>
 <ds:datastoreItem xmlns:ds="http://schemas.openxmlformats.org/officeDocument/2006/customXml" ds:itemID="{11111111-1234-1234-1234-123412341234}">
   <ds:schemaRefs>
+    <ds:schemaRef ds:uri="http://customooxmlschemas.google.com/"/>
     <ds:schemaRef ds:uri="http://schemas.openxmlformats.org/officeDocument/2006/relationships"/>
-    <ds:schemaRef ds:uri="http://customooxmlschemas.google.com/"/>
   </ds:schemaRefs>
 </ds:datastoreItem>
 </file>